--- a/tien_do_cong_viec/plan/plan.docx
+++ b/tien_do_cong_viec/plan/plan.docx
@@ -935,7 +935,15 @@
           <w:sz w:val="28"/>
           <w:szCs w:val="28"/>
         </w:rPr>
-        <w:t xml:space="preserve"> Thiết kế giao diện Web (Frontend) đơn giản, hỗ trợ upload ảnh và hiển thị kết quả nhận diện trực quan bằng Bounding Box.</w:t>
+        <w:t xml:space="preserve"> </w:t>
+      </w:r>
+      <w:r>
+        <w:rPr>
+          <w:rFonts w:ascii="Times New Roman" w:hAnsi="Times New Roman" w:cs="Times New Roman"/>
+          <w:sz w:val="28"/>
+          <w:szCs w:val="28"/>
+        </w:rPr>
+        <w:t>Thiết kế giao diện Web (Frontend) đơn giản, hỗ trợ upload ảnh, hiển thị kết quả nhận diện trực quan bằng Bounding Box và phát thông báo bằng giọng nói tương ứng với biển báo được nhận diện.</w:t>
       </w:r>
     </w:p>
     <w:p>
@@ -1105,23 +1113,7 @@
           <w:sz w:val="28"/>
           <w:szCs w:val="28"/>
         </w:rPr>
-        <w:t>Một hệ thống</w:t>
-      </w:r>
-      <w:r>
-        <w:rPr>
-          <w:rFonts w:ascii="Times New Roman" w:hAnsi="Times New Roman" w:cs="Times New Roman"/>
-          <w:sz w:val="28"/>
-          <w:szCs w:val="28"/>
-        </w:rPr>
-        <w:t xml:space="preserve"> (web)</w:t>
-      </w:r>
-      <w:r>
-        <w:rPr>
-          <w:rFonts w:ascii="Times New Roman" w:hAnsi="Times New Roman" w:cs="Times New Roman"/>
-          <w:sz w:val="28"/>
-          <w:szCs w:val="28"/>
-        </w:rPr>
-        <w:t xml:space="preserve"> nhận diện biển báo hoạt động ổn định với pipeline hoàn chỉnh từ đầu vào là ảnh thô đến đầu ra là nhãn biển báo.</w:t>
+        <w:t>Một hệ thống (web) nhận diện biển báo hoạt động ổn định với pipeline hoàn chỉnh từ đầu vào là ảnh thô đến đầu ra là nhãn biển báo.</w:t>
       </w:r>
     </w:p>
     <w:p>
@@ -1339,6 +1331,7 @@
           <w:sz w:val="28"/>
           <w:szCs w:val="28"/>
         </w:rPr>
+        <w:lastRenderedPageBreak/>
         <w:t>YOLOv8n:</w:t>
       </w:r>
       <w:r>
@@ -1371,7 +1364,6 @@
           <w:sz w:val="28"/>
           <w:szCs w:val="28"/>
         </w:rPr>
-        <w:lastRenderedPageBreak/>
         <w:t>CNN (Convolutional Neural Network):</w:t>
       </w:r>
       <w:r>

--- a/tien_do_cong_viec/plan/plan.docx
+++ b/tien_do_cong_viec/plan/plan.docx
@@ -4,454 +4,638 @@
   <w:body>
     <w:p>
       <w:pPr>
-        <w:spacing w:line="360" w:lineRule="auto"/>
-        <w:jc w:val="center"/>
         <w:rPr>
-          <w:rFonts w:ascii="Times New Roman" w:hAnsi="Times New Roman" w:cs="Times New Roman"/>
           <w:b/>
           <w:bCs/>
-          <w:sz w:val="28"/>
-          <w:szCs w:val="28"/>
         </w:rPr>
       </w:pPr>
       <w:r>
         <w:rPr>
-          <w:rFonts w:ascii="Times New Roman" w:hAnsi="Times New Roman" w:cs="Times New Roman"/>
           <w:b/>
           <w:bCs/>
-          <w:sz w:val="28"/>
-          <w:szCs w:val="28"/>
         </w:rPr>
         <w:t>ĐỀ CƯƠNG NGHIÊN CỨU</w:t>
       </w:r>
     </w:p>
     <w:p>
       <w:pPr>
-        <w:spacing w:line="360" w:lineRule="auto"/>
-        <w:jc w:val="center"/>
         <w:rPr>
-          <w:rFonts w:ascii="Times New Roman" w:hAnsi="Times New Roman" w:cs="Times New Roman"/>
           <w:b/>
           <w:bCs/>
-          <w:sz w:val="28"/>
-          <w:szCs w:val="28"/>
         </w:rPr>
       </w:pPr>
       <w:r>
         <w:rPr>
-          <w:rFonts w:ascii="Times New Roman" w:hAnsi="Times New Roman" w:cs="Times New Roman"/>
           <w:b/>
           <w:bCs/>
-          <w:sz w:val="28"/>
-          <w:szCs w:val="28"/>
         </w:rPr>
-        <w:t>ĐỀ TÀI:</w:t>
-      </w:r>
-      <w:r>
+        <w:t>ĐỀ TÀI: XÂY DỰNG HỆ THỐNG NHẬN DIỆN VÀ PHÂN LOẠI BIỂN BÁO GIAO THÔNG VIỆT NAM SỬ DỤNG DEEP LEARNING</w:t>
+      </w:r>
+    </w:p>
+    <w:p>
+      <w:r>
+        <w:t>Họ và tên: Phan Đức An</w:t>
+      </w:r>
+      <w:r>
+        <w:br/>
+        <w:t>MSSV: 6351071001</w:t>
+      </w:r>
+    </w:p>
+    <w:p/>
+    <w:p>
+      <w:pPr>
         <w:rPr>
-          <w:rFonts w:ascii="Times New Roman" w:hAnsi="Times New Roman" w:cs="Times New Roman"/>
           <w:b/>
           <w:bCs/>
-          <w:sz w:val="28"/>
-          <w:szCs w:val="28"/>
         </w:rPr>
-        <w:t xml:space="preserve"> </w:t>
-      </w:r>
+      </w:pPr>
       <w:r>
         <w:rPr>
-          <w:rFonts w:ascii="Times New Roman" w:hAnsi="Times New Roman" w:cs="Times New Roman"/>
           <w:b/>
           <w:bCs/>
-          <w:sz w:val="28"/>
-          <w:szCs w:val="28"/>
         </w:rPr>
-        <w:t>X</w:t>
-      </w:r>
-      <w:r>
+        <w:t>1. Mục đích</w:t>
+      </w:r>
+    </w:p>
+    <w:p>
+      <w:pPr>
+        <w:numPr>
+          <w:ilvl w:val="0"/>
+          <w:numId w:val="1"/>
+        </w:numPr>
+      </w:pPr>
+      <w:r>
+        <w:t>Phát triển hệ thống AI có khả năng nhận diện và phân loại chính xác các loại biển báo giao thông phổ biến tại Việt Nam.</w:t>
+      </w:r>
+    </w:p>
+    <w:p>
+      <w:pPr>
+        <w:numPr>
+          <w:ilvl w:val="0"/>
+          <w:numId w:val="1"/>
+        </w:numPr>
+      </w:pPr>
+      <w:r>
+        <w:t>Xây dựng và đánh giá hai hướng tiếp cận khác nhau cho bài toán nhận diện biển báo giao thông:</w:t>
+      </w:r>
+    </w:p>
+    <w:p>
+      <w:pPr>
+        <w:numPr>
+          <w:ilvl w:val="1"/>
+          <w:numId w:val="1"/>
+        </w:numPr>
+      </w:pPr>
+      <w:r>
+        <w:t xml:space="preserve">Hướng tiếp cận thứ nhất sử dụng </w:t>
+      </w:r>
+      <w:r>
+        <w:t>YOLO</w:t>
+      </w:r>
+      <w:r>
+        <w:t xml:space="preserve"> theo mô hình end-to-end, trong đó mô hình đồng thời thực hiện phát hiện vị trí và phân loại biển báo.</w:t>
+      </w:r>
+    </w:p>
+    <w:p>
+      <w:pPr>
+        <w:numPr>
+          <w:ilvl w:val="1"/>
+          <w:numId w:val="1"/>
+        </w:numPr>
+      </w:pPr>
+      <w:r>
+        <w:t xml:space="preserve">Hướng tiếp cận thứ hai sử dụng </w:t>
+      </w:r>
+      <w:r>
+        <w:t>YOLO</w:t>
+      </w:r>
+      <w:r>
+        <w:t xml:space="preserve"> để phát hiện vùng biển báo kết hợp với mạng CNN để thực hiện phân loại trên ảnh đã được cắt (crop).</w:t>
+      </w:r>
+    </w:p>
+    <w:p>
+      <w:pPr>
+        <w:numPr>
+          <w:ilvl w:val="0"/>
+          <w:numId w:val="1"/>
+        </w:numPr>
+      </w:pPr>
+      <w:r>
+        <w:t>So sánh hiệu năng giữa hai hướng tiếp cận nhằm đánh giá ưu và nhược điểm của từng phương pháp trong điều kiện thực tế.</w:t>
+      </w:r>
+    </w:p>
+    <w:p>
+      <w:pPr>
+        <w:numPr>
+          <w:ilvl w:val="0"/>
+          <w:numId w:val="1"/>
+        </w:numPr>
+      </w:pPr>
+      <w:r>
+        <w:t>Góp phần cải thiện an toàn giao thông và hỗ trợ nghiên cứu về thị giác máy tính cho giao thông thông minh tại Việt Nam.</w:t>
+      </w:r>
+    </w:p>
+    <w:p/>
+    <w:p>
+      <w:pPr>
         <w:rPr>
-          <w:rFonts w:ascii="Times New Roman" w:hAnsi="Times New Roman" w:cs="Times New Roman"/>
           <w:b/>
           <w:bCs/>
-          <w:sz w:val="28"/>
-          <w:szCs w:val="28"/>
         </w:rPr>
-        <w:t>ÂY DỰNG</w:t>
-      </w:r>
+      </w:pPr>
       <w:r>
         <w:rPr>
-          <w:rFonts w:ascii="Times New Roman" w:hAnsi="Times New Roman" w:cs="Times New Roman"/>
           <w:b/>
           <w:bCs/>
-          <w:sz w:val="28"/>
-          <w:szCs w:val="28"/>
         </w:rPr>
-        <w:t xml:space="preserve"> </w:t>
-      </w:r>
-      <w:r>
+        <w:t>2. Yêu cầu</w:t>
+      </w:r>
+    </w:p>
+    <w:p>
+      <w:pPr>
         <w:rPr>
-          <w:rFonts w:ascii="Times New Roman" w:hAnsi="Times New Roman" w:cs="Times New Roman"/>
           <w:b/>
           <w:bCs/>
-          <w:sz w:val="28"/>
-          <w:szCs w:val="28"/>
         </w:rPr>
-        <w:t>HỆ THỐNG NHẬN DIỆN</w:t>
-      </w:r>
+      </w:pPr>
       <w:r>
         <w:rPr>
-          <w:rFonts w:ascii="Times New Roman" w:hAnsi="Times New Roman" w:cs="Times New Roman"/>
           <w:b/>
           <w:bCs/>
-          <w:sz w:val="28"/>
-          <w:szCs w:val="28"/>
         </w:rPr>
-        <w:t xml:space="preserve"> </w:t>
-      </w:r>
-      <w:r>
+        <w:t>Dữ liệu</w:t>
+      </w:r>
+    </w:p>
+    <w:p>
+      <w:pPr>
+        <w:numPr>
+          <w:ilvl w:val="0"/>
+          <w:numId w:val="2"/>
+        </w:numPr>
+      </w:pPr>
+      <w:r>
+        <w:t>Xử lý bộ dữ liệu gồm 3.216 ảnh với 52 lớp biển báo giao thông khác nhau.</w:t>
+      </w:r>
+    </w:p>
+    <w:p>
+      <w:pPr>
+        <w:numPr>
+          <w:ilvl w:val="0"/>
+          <w:numId w:val="2"/>
+        </w:numPr>
+      </w:pPr>
+      <w:r>
+        <w:t>Chuẩn hóa dữ liệu theo định dạng YOLO phục vụ cho bài toán phát hiện đối tượng.</w:t>
+      </w:r>
+    </w:p>
+    <w:p>
+      <w:pPr>
+        <w:numPr>
+          <w:ilvl w:val="0"/>
+          <w:numId w:val="2"/>
+        </w:numPr>
+      </w:pPr>
+      <w:r>
+        <w:t>Xây dựng thêm tập dữ liệu classification bằng kỹ thuật crop ảnh từ bounding box để phục vụ cho mô hình CNN.</w:t>
+      </w:r>
+    </w:p>
+    <w:p>
+      <w:pPr>
         <w:rPr>
-          <w:rFonts w:ascii="Times New Roman" w:hAnsi="Times New Roman" w:cs="Times New Roman"/>
           <w:b/>
           <w:bCs/>
-          <w:sz w:val="28"/>
-          <w:szCs w:val="28"/>
         </w:rPr>
-        <w:t>VÀ PHÂN LOẠI</w:t>
-      </w:r>
+      </w:pPr>
       <w:r>
         <w:rPr>
-          <w:rFonts w:ascii="Times New Roman" w:hAnsi="Times New Roman" w:cs="Times New Roman"/>
           <w:b/>
           <w:bCs/>
-          <w:sz w:val="28"/>
-          <w:szCs w:val="28"/>
         </w:rPr>
-        <w:t xml:space="preserve"> </w:t>
-      </w:r>
-      <w:r>
+        <w:t>Hiệu năng</w:t>
+      </w:r>
+    </w:p>
+    <w:p>
+      <w:r>
+        <w:t>Mô hình cần đạt được sự cân bằng giữa:</w:t>
+      </w:r>
+    </w:p>
+    <w:p>
+      <w:pPr>
+        <w:numPr>
+          <w:ilvl w:val="0"/>
+          <w:numId w:val="3"/>
+        </w:numPr>
+      </w:pPr>
+      <w:r>
+        <w:t>Precision</w:t>
+      </w:r>
+    </w:p>
+    <w:p>
+      <w:pPr>
+        <w:numPr>
+          <w:ilvl w:val="0"/>
+          <w:numId w:val="3"/>
+        </w:numPr>
+      </w:pPr>
+      <w:r>
+        <w:lastRenderedPageBreak/>
+        <w:t>Recall</w:t>
+      </w:r>
+    </w:p>
+    <w:p>
+      <w:pPr>
+        <w:numPr>
+          <w:ilvl w:val="0"/>
+          <w:numId w:val="3"/>
+        </w:numPr>
+      </w:pPr>
+      <w:r>
+        <w:t>mAP</w:t>
+      </w:r>
+    </w:p>
+    <w:p>
+      <w:pPr>
+        <w:numPr>
+          <w:ilvl w:val="0"/>
+          <w:numId w:val="3"/>
+        </w:numPr>
+      </w:pPr>
+      <w:r>
+        <w:t>Accuracy</w:t>
+      </w:r>
+    </w:p>
+    <w:p>
+      <w:pPr>
+        <w:numPr>
+          <w:ilvl w:val="0"/>
+          <w:numId w:val="3"/>
+        </w:numPr>
+      </w:pPr>
+      <w:r>
+        <w:t>F1-score</w:t>
+      </w:r>
+    </w:p>
+    <w:p>
+      <w:pPr>
+        <w:numPr>
+          <w:ilvl w:val="0"/>
+          <w:numId w:val="3"/>
+        </w:numPr>
+      </w:pPr>
+      <w:r>
+        <w:t>Tốc độ suy luận (Inference Speed)</w:t>
+      </w:r>
+    </w:p>
+    <w:p>
+      <w:pPr>
         <w:rPr>
-          <w:rFonts w:ascii="Times New Roman" w:hAnsi="Times New Roman" w:cs="Times New Roman"/>
           <w:b/>
           <w:bCs/>
-          <w:sz w:val="28"/>
-          <w:szCs w:val="28"/>
         </w:rPr>
-        <w:t>BIỂN BÁO GIAO THÔNG</w:t>
-      </w:r>
+      </w:pPr>
       <w:r>
         <w:rPr>
-          <w:rFonts w:ascii="Times New Roman" w:hAnsi="Times New Roman" w:cs="Times New Roman"/>
           <w:b/>
           <w:bCs/>
-          <w:sz w:val="28"/>
-          <w:szCs w:val="28"/>
         </w:rPr>
-        <w:t xml:space="preserve"> V</w:t>
-      </w:r>
-      <w:r>
+        <w:t>Kỹ thuật</w:t>
+      </w:r>
+    </w:p>
+    <w:p>
+      <w:r>
+        <w:t>Hệ thống cần triển khai đầy đủ hai quy trình xử lý độc lập:</w:t>
+      </w:r>
+    </w:p>
+    <w:p>
+      <w:pPr>
         <w:rPr>
-          <w:rFonts w:ascii="Times New Roman" w:hAnsi="Times New Roman" w:cs="Times New Roman"/>
           <w:b/>
           <w:bCs/>
-          <w:sz w:val="28"/>
-          <w:szCs w:val="28"/>
         </w:rPr>
-        <w:t>IỆT NAM SỬ DỤNG DEEP LEARNING</w:t>
-      </w:r>
-    </w:p>
-    <w:p>
-      <w:pPr>
-        <w:spacing w:line="360" w:lineRule="auto"/>
+      </w:pPr>
+      <w:r>
         <w:rPr>
-          <w:rFonts w:ascii="Times New Roman" w:hAnsi="Times New Roman" w:cs="Times New Roman"/>
           <w:b/>
           <w:bCs/>
-          <w:sz w:val="28"/>
-          <w:szCs w:val="28"/>
         </w:rPr>
-      </w:pPr>
-      <w:r>
+        <w:t>Phương pháp 1: Mô hình YOLO end-to-end</w:t>
+      </w:r>
+    </w:p>
+    <w:p>
+      <w:pPr>
+        <w:numPr>
+          <w:ilvl w:val="0"/>
+          <w:numId w:val="4"/>
+        </w:numPr>
+      </w:pPr>
+      <w:r>
+        <w:t>YOLO</w:t>
+      </w:r>
+      <w:r>
+        <w:t xml:space="preserve"> thực hiện đồng thời:</w:t>
+      </w:r>
+    </w:p>
+    <w:p>
+      <w:pPr>
+        <w:numPr>
+          <w:ilvl w:val="1"/>
+          <w:numId w:val="4"/>
+        </w:numPr>
+      </w:pPr>
+      <w:r>
+        <w:t>phát hiện vị trí biển báo</w:t>
+      </w:r>
+    </w:p>
+    <w:p>
+      <w:pPr>
+        <w:numPr>
+          <w:ilvl w:val="1"/>
+          <w:numId w:val="4"/>
+        </w:numPr>
+      </w:pPr>
+      <w:r>
+        <w:t>phân loại biển báo trực tiếp trên ảnh đầu vào</w:t>
+      </w:r>
+    </w:p>
+    <w:p>
+      <w:pPr>
         <w:rPr>
-          <w:rFonts w:ascii="Times New Roman" w:hAnsi="Times New Roman" w:cs="Times New Roman"/>
           <w:b/>
           <w:bCs/>
-          <w:sz w:val="28"/>
-          <w:szCs w:val="28"/>
         </w:rPr>
-        <w:t xml:space="preserve">Họ và tên: </w:t>
-      </w:r>
+      </w:pPr>
       <w:r>
         <w:rPr>
-          <w:rFonts w:ascii="Times New Roman" w:hAnsi="Times New Roman" w:cs="Times New Roman"/>
-          <w:sz w:val="28"/>
-          <w:szCs w:val="28"/>
-        </w:rPr>
-        <w:t>Phan Đức An</w:t>
-      </w:r>
-    </w:p>
-    <w:p>
-      <w:pPr>
-        <w:spacing w:line="360" w:lineRule="auto"/>
-        <w:rPr>
-          <w:rFonts w:ascii="Times New Roman" w:hAnsi="Times New Roman" w:cs="Times New Roman"/>
           <w:b/>
           <w:bCs/>
-          <w:sz w:val="28"/>
-          <w:szCs w:val="28"/>
         </w:rPr>
-      </w:pPr>
-      <w:r>
+        <w:t>Phương pháp 2: Mô hình kết hợp YOLO và CNN</w:t>
+      </w:r>
+    </w:p>
+    <w:p>
+      <w:pPr>
+        <w:numPr>
+          <w:ilvl w:val="0"/>
+          <w:numId w:val="5"/>
+        </w:numPr>
+      </w:pPr>
+      <w:r>
+        <w:t>YOLO</w:t>
+      </w:r>
+      <w:r>
+        <w:t xml:space="preserve"> được sử dụng để phát hiện vị trí biển báo.</w:t>
+      </w:r>
+    </w:p>
+    <w:p>
+      <w:pPr>
+        <w:numPr>
+          <w:ilvl w:val="0"/>
+          <w:numId w:val="5"/>
+        </w:numPr>
+      </w:pPr>
+      <w:r>
+        <w:t>Ảnh biển báo sau khi crop sẽ được đưa vào mạng CNN để thực hiện phân loại cuối cùng.</w:t>
+      </w:r>
+    </w:p>
+    <w:p>
+      <w:r>
+        <w:t>Lưu ý:</w:t>
+      </w:r>
+    </w:p>
+    <w:p>
+      <w:pPr>
+        <w:numPr>
+          <w:ilvl w:val="0"/>
+          <w:numId w:val="6"/>
+        </w:numPr>
+      </w:pPr>
+      <w:r>
+        <w:t>Hai phương pháp cần được xây dựng và đánh giá độc lập.</w:t>
+      </w:r>
+    </w:p>
+    <w:p>
+      <w:pPr>
+        <w:numPr>
+          <w:ilvl w:val="0"/>
+          <w:numId w:val="6"/>
+        </w:numPr>
+      </w:pPr>
+      <w:r>
+        <w:t>Quy trình sử dụng YOLO end-to-end sẽ được hoàn thiện trước, sau đó mới tiếp tục phát triển phương pháp kết hợp YOLO và CNN.</w:t>
+      </w:r>
+    </w:p>
+    <w:p/>
+    <w:p>
+      <w:pPr>
         <w:rPr>
-          <w:rFonts w:ascii="Times New Roman" w:hAnsi="Times New Roman" w:cs="Times New Roman"/>
           <w:b/>
           <w:bCs/>
-          <w:sz w:val="28"/>
-          <w:szCs w:val="28"/>
         </w:rPr>
-        <w:t xml:space="preserve">MSSV: </w:t>
-      </w:r>
+      </w:pPr>
       <w:r>
         <w:rPr>
-          <w:rFonts w:ascii="Times New Roman" w:hAnsi="Times New Roman" w:cs="Times New Roman"/>
-          <w:sz w:val="28"/>
-          <w:szCs w:val="28"/>
-        </w:rPr>
-        <w:t>6351071001</w:t>
-      </w:r>
-    </w:p>
-    <w:p>
-      <w:pPr>
-        <w:spacing w:line="360" w:lineRule="auto"/>
-        <w:rPr>
-          <w:rFonts w:ascii="Times New Roman" w:hAnsi="Times New Roman" w:cs="Times New Roman"/>
           <w:b/>
           <w:bCs/>
-          <w:sz w:val="28"/>
-          <w:szCs w:val="28"/>
         </w:rPr>
-      </w:pPr>
-      <w:r>
+        <w:t>3. Kế hoạch thực hiện</w:t>
+      </w:r>
+    </w:p>
+    <w:p>
+      <w:pPr>
         <w:rPr>
-          <w:rFonts w:ascii="Times New Roman" w:hAnsi="Times New Roman" w:cs="Times New Roman"/>
           <w:b/>
           <w:bCs/>
-          <w:sz w:val="28"/>
-          <w:szCs w:val="28"/>
         </w:rPr>
-        <w:t>1. Mục đích</w:t>
-      </w:r>
-    </w:p>
-    <w:p>
-      <w:pPr>
-        <w:numPr>
-          <w:ilvl w:val="0"/>
-          <w:numId w:val="1"/>
-        </w:numPr>
-        <w:spacing w:line="360" w:lineRule="auto"/>
+      </w:pPr>
+      <w:r>
         <w:rPr>
-          <w:rFonts w:ascii="Times New Roman" w:hAnsi="Times New Roman" w:cs="Times New Roman"/>
-          <w:sz w:val="28"/>
-          <w:szCs w:val="28"/>
-        </w:rPr>
-      </w:pPr>
-      <w:r>
-        <w:rPr>
-          <w:rFonts w:ascii="Times New Roman" w:hAnsi="Times New Roman" w:cs="Times New Roman"/>
-          <w:sz w:val="28"/>
-          <w:szCs w:val="28"/>
-        </w:rPr>
-        <w:t>Phát triển một mô hình AI có khả năng nhận diện và phân loại chính xác các loại biển báo giao thông phổ biến tại Việt Nam.</w:t>
-      </w:r>
-    </w:p>
-    <w:p>
-      <w:pPr>
-        <w:numPr>
-          <w:ilvl w:val="0"/>
-          <w:numId w:val="1"/>
-        </w:numPr>
-        <w:spacing w:line="360" w:lineRule="auto"/>
-        <w:rPr>
-          <w:rFonts w:ascii="Times New Roman" w:hAnsi="Times New Roman" w:cs="Times New Roman"/>
-          <w:sz w:val="28"/>
-          <w:szCs w:val="28"/>
-        </w:rPr>
-      </w:pPr>
-      <w:r>
-        <w:rPr>
-          <w:rFonts w:ascii="Times New Roman" w:hAnsi="Times New Roman" w:cs="Times New Roman"/>
-          <w:sz w:val="28"/>
-          <w:szCs w:val="28"/>
-        </w:rPr>
-        <w:t>Góp phần cải thiện an toàn giao thông và đóng góp vào các nghiên cứu về thị giác máy tính cho giao thông thông minh tại Việt Nam.</w:t>
-      </w:r>
-    </w:p>
-    <w:p>
-      <w:pPr>
-        <w:spacing w:line="360" w:lineRule="auto"/>
-        <w:rPr>
-          <w:rFonts w:ascii="Times New Roman" w:hAnsi="Times New Roman" w:cs="Times New Roman"/>
           <w:b/>
           <w:bCs/>
-          <w:sz w:val="28"/>
-          <w:szCs w:val="28"/>
         </w:rPr>
-      </w:pPr>
-      <w:r>
+        <w:t>Giai đoạn 1: Chuẩn bị dữ liệu và xây dựng mô hình cơ sở (Tuần 1 - 4)</w:t>
+      </w:r>
+    </w:p>
+    <w:p>
+      <w:pPr>
         <w:rPr>
-          <w:rFonts w:ascii="Times New Roman" w:hAnsi="Times New Roman" w:cs="Times New Roman"/>
           <w:b/>
           <w:bCs/>
-          <w:sz w:val="28"/>
-          <w:szCs w:val="28"/>
         </w:rPr>
-        <w:t>2. Yêu cầu</w:t>
-      </w:r>
-    </w:p>
-    <w:p>
-      <w:pPr>
-        <w:numPr>
-          <w:ilvl w:val="0"/>
-          <w:numId w:val="2"/>
-        </w:numPr>
-        <w:spacing w:line="360" w:lineRule="auto"/>
+      </w:pPr>
+      <w:r>
         <w:rPr>
-          <w:rFonts w:ascii="Times New Roman" w:hAnsi="Times New Roman" w:cs="Times New Roman"/>
-          <w:sz w:val="28"/>
-          <w:szCs w:val="28"/>
-        </w:rPr>
-      </w:pPr>
-      <w:r>
-        <w:rPr>
-          <w:rFonts w:ascii="Times New Roman" w:hAnsi="Times New Roman" w:cs="Times New Roman"/>
           <w:b/>
           <w:bCs/>
-          <w:sz w:val="28"/>
-          <w:szCs w:val="28"/>
         </w:rPr>
-        <w:t>Dữ liệu:</w:t>
-      </w:r>
-      <w:r>
+        <w:t>Tuần 1</w:t>
+      </w:r>
+    </w:p>
+    <w:p>
+      <w:pPr>
+        <w:numPr>
+          <w:ilvl w:val="0"/>
+          <w:numId w:val="7"/>
+        </w:numPr>
+      </w:pPr>
+      <w:r>
+        <w:t>Nghiên cứu bộ dữ liệu và phân tích cấu trúc nhãn.</w:t>
+      </w:r>
+    </w:p>
+    <w:p>
+      <w:pPr>
+        <w:numPr>
+          <w:ilvl w:val="0"/>
+          <w:numId w:val="7"/>
+        </w:numPr>
+      </w:pPr>
+      <w:r>
+        <w:t>Thiết lập môi trường làm việc ban đầu.</w:t>
+      </w:r>
+    </w:p>
+    <w:p>
+      <w:pPr>
+        <w:numPr>
+          <w:ilvl w:val="0"/>
+          <w:numId w:val="7"/>
+        </w:numPr>
+      </w:pPr>
+      <w:r>
+        <w:t>Chuẩn hóa dữ liệu theo định dạng YOLO.</w:t>
+      </w:r>
+    </w:p>
+    <w:p>
+      <w:pPr>
         <w:rPr>
-          <w:rFonts w:ascii="Times New Roman" w:hAnsi="Times New Roman" w:cs="Times New Roman"/>
-          <w:sz w:val="28"/>
-          <w:szCs w:val="28"/>
-        </w:rPr>
-        <w:t xml:space="preserve"> Xử lý bộ dữ liệu gồm 3.216 ảnh với 52 lớp biển báo khác nhau</w:t>
-      </w:r>
-      <w:r>
-        <w:rPr>
-          <w:rFonts w:ascii="Times New Roman" w:hAnsi="Times New Roman" w:cs="Times New Roman"/>
-          <w:sz w:val="28"/>
-          <w:szCs w:val="28"/>
-        </w:rPr>
-        <w:t>.</w:t>
-      </w:r>
-    </w:p>
-    <w:p>
-      <w:pPr>
-        <w:numPr>
-          <w:ilvl w:val="0"/>
-          <w:numId w:val="2"/>
-        </w:numPr>
-        <w:spacing w:line="360" w:lineRule="auto"/>
-        <w:rPr>
-          <w:rFonts w:ascii="Times New Roman" w:hAnsi="Times New Roman" w:cs="Times New Roman"/>
-          <w:sz w:val="28"/>
-          <w:szCs w:val="28"/>
-        </w:rPr>
-      </w:pPr>
-      <w:r>
-        <w:rPr>
-          <w:rFonts w:ascii="Times New Roman" w:hAnsi="Times New Roman" w:cs="Times New Roman"/>
           <w:b/>
           <w:bCs/>
-          <w:sz w:val="28"/>
-          <w:szCs w:val="28"/>
         </w:rPr>
-        <w:t>Hiệu năng:</w:t>
-      </w:r>
+      </w:pPr>
       <w:r>
         <w:rPr>
-          <w:rFonts w:ascii="Times New Roman" w:hAnsi="Times New Roman" w:cs="Times New Roman"/>
-          <w:sz w:val="28"/>
-          <w:szCs w:val="28"/>
-        </w:rPr>
-        <w:t xml:space="preserve"> Mô hình cần đạt được sự cân bằng giữa độ chính xác (Precision, Recall, mAP) và tốc độ suy luận (Inference Speed).</w:t>
-      </w:r>
-    </w:p>
-    <w:p>
-      <w:pPr>
-        <w:numPr>
-          <w:ilvl w:val="0"/>
-          <w:numId w:val="2"/>
-        </w:numPr>
-        <w:spacing w:line="360" w:lineRule="auto"/>
-        <w:rPr>
-          <w:rFonts w:ascii="Times New Roman" w:hAnsi="Times New Roman" w:cs="Times New Roman"/>
-          <w:sz w:val="28"/>
-          <w:szCs w:val="28"/>
-        </w:rPr>
-      </w:pPr>
-      <w:r>
-        <w:rPr>
-          <w:rFonts w:ascii="Times New Roman" w:hAnsi="Times New Roman" w:cs="Times New Roman"/>
           <w:b/>
           <w:bCs/>
-          <w:sz w:val="28"/>
-          <w:szCs w:val="28"/>
         </w:rPr>
-        <w:t>Kỹ thuật:</w:t>
-      </w:r>
-      <w:r>
+        <w:t>Tuần 2</w:t>
+      </w:r>
+    </w:p>
+    <w:p>
+      <w:pPr>
+        <w:numPr>
+          <w:ilvl w:val="0"/>
+          <w:numId w:val="8"/>
+        </w:numPr>
+      </w:pPr>
+      <w:r>
+        <w:lastRenderedPageBreak/>
+        <w:t>Thiết lập Data Pipeline.</w:t>
+      </w:r>
+    </w:p>
+    <w:p>
+      <w:pPr>
+        <w:numPr>
+          <w:ilvl w:val="0"/>
+          <w:numId w:val="8"/>
+        </w:numPr>
+      </w:pPr>
+      <w:r>
+        <w:t xml:space="preserve">Nghiên cứu lý thuyết về </w:t>
+      </w:r>
+      <w:r>
+        <w:t>YOLO</w:t>
+      </w:r>
+      <w:r>
+        <w:t>.</w:t>
+      </w:r>
+    </w:p>
+    <w:p>
+      <w:pPr>
+        <w:numPr>
+          <w:ilvl w:val="0"/>
+          <w:numId w:val="8"/>
+        </w:numPr>
+      </w:pPr>
+      <w:r>
+        <w:t>Chuẩn bị file cấu hình data.yaml.</w:t>
+      </w:r>
+    </w:p>
+    <w:p>
+      <w:pPr>
+        <w:numPr>
+          <w:ilvl w:val="0"/>
+          <w:numId w:val="8"/>
+        </w:numPr>
+      </w:pPr>
+      <w:r>
+        <w:t>Xây dựng hệ thống mapping class dùng chung cho toàn bộ dự án.</w:t>
+      </w:r>
+    </w:p>
+    <w:p>
+      <w:pPr>
         <w:rPr>
-          <w:rFonts w:ascii="Times New Roman" w:hAnsi="Times New Roman" w:cs="Times New Roman"/>
-          <w:sz w:val="28"/>
-          <w:szCs w:val="28"/>
-        </w:rPr>
-        <w:t xml:space="preserve"> Xây dựng thành công Pipeline cho cả hai quy trình: huấn luyện YOLOv8n trực tiếp và huấn luyện CNN dựa trên dữ liệu đã được crop.</w:t>
-      </w:r>
-    </w:p>
-    <w:p>
-      <w:pPr>
-        <w:spacing w:line="360" w:lineRule="auto"/>
-        <w:rPr>
-          <w:rFonts w:ascii="Times New Roman" w:hAnsi="Times New Roman" w:cs="Times New Roman"/>
           <w:b/>
           <w:bCs/>
-          <w:sz w:val="28"/>
-          <w:szCs w:val="28"/>
         </w:rPr>
       </w:pPr>
       <w:r>
         <w:rPr>
-          <w:rFonts w:ascii="Times New Roman" w:hAnsi="Times New Roman" w:cs="Times New Roman"/>
           <w:b/>
           <w:bCs/>
-          <w:sz w:val="28"/>
-          <w:szCs w:val="28"/>
         </w:rPr>
-        <w:t>3. Kế hoạch thực hiện</w:t>
-      </w:r>
-    </w:p>
-    <w:p>
-      <w:pPr>
-        <w:spacing w:line="360" w:lineRule="auto"/>
+        <w:t>Tuần 3</w:t>
+      </w:r>
+    </w:p>
+    <w:p>
+      <w:pPr>
+        <w:numPr>
+          <w:ilvl w:val="0"/>
+          <w:numId w:val="9"/>
+        </w:numPr>
+      </w:pPr>
+      <w:r>
+        <w:t>Triển khai cấu trúc thư mục dự án.</w:t>
+      </w:r>
+    </w:p>
+    <w:p>
+      <w:pPr>
+        <w:numPr>
+          <w:ilvl w:val="0"/>
+          <w:numId w:val="9"/>
+        </w:numPr>
+      </w:pPr>
+      <w:r>
+        <w:t xml:space="preserve">Thực hiện huấn luyện thử nghiệm mô hình </w:t>
+      </w:r>
+      <w:r>
+        <w:t>YOLO</w:t>
+      </w:r>
+      <w:r>
+        <w:t xml:space="preserve"> theo hướng end-to-end.</w:t>
+      </w:r>
+    </w:p>
+    <w:p>
+      <w:pPr>
+        <w:numPr>
+          <w:ilvl w:val="0"/>
+          <w:numId w:val="9"/>
+        </w:numPr>
+      </w:pPr>
+      <w:r>
+        <w:t>Kiểm tra khả năng phát hiện và phân loại biển báo của mô hình.</w:t>
+      </w:r>
+    </w:p>
+    <w:p>
+      <w:pPr>
         <w:rPr>
-          <w:rFonts w:ascii="Times New Roman" w:hAnsi="Times New Roman" w:cs="Times New Roman"/>
           <w:b/>
           <w:bCs/>
-          <w:sz w:val="28"/>
-          <w:szCs w:val="28"/>
         </w:rPr>
       </w:pPr>
       <w:r>
         <w:rPr>
-          <w:rFonts w:ascii="Times New Roman" w:hAnsi="Times New Roman" w:cs="Times New Roman"/>
           <w:b/>
           <w:bCs/>
-          <w:sz w:val="28"/>
-          <w:szCs w:val="28"/>
         </w:rPr>
-        <w:t>Giai đoạn 1: Chuẩn bị &amp; Huấn luyện cơ sở (Tuần 1 - 4)</w:t>
+        <w:t>Tuần 4</w:t>
       </w:r>
     </w:p>
     <w:p>
@@ -460,1059 +644,1135 @@
           <w:ilvl w:val="0"/>
           <w:numId w:val="10"/>
         </w:numPr>
-        <w:spacing w:line="360" w:lineRule="auto"/>
+      </w:pPr>
+      <w:r>
+        <w:t>Phân tích kết quả huấn luyện ban đầu.</w:t>
+      </w:r>
+    </w:p>
+    <w:p>
+      <w:pPr>
+        <w:numPr>
+          <w:ilvl w:val="0"/>
+          <w:numId w:val="10"/>
+        </w:numPr>
+      </w:pPr>
+      <w:r>
+        <w:t>Thực hiện Data Augmentation nhằm tăng độ đa dạng cho dữ liệu.</w:t>
+      </w:r>
+    </w:p>
+    <w:p>
+      <w:pPr>
+        <w:numPr>
+          <w:ilvl w:val="0"/>
+          <w:numId w:val="10"/>
+        </w:numPr>
+      </w:pPr>
+      <w:r>
+        <w:t>Đánh giá kết quả baseline của mô hình YOLO end-to-end.</w:t>
+      </w:r>
+    </w:p>
+    <w:p/>
+    <w:p>
+      <w:pPr>
         <w:rPr>
-          <w:rFonts w:ascii="Times New Roman" w:hAnsi="Times New Roman" w:cs="Times New Roman"/>
-          <w:sz w:val="28"/>
-          <w:szCs w:val="28"/>
-        </w:rPr>
-      </w:pPr>
-      <w:r>
-        <w:rPr>
-          <w:rFonts w:ascii="Times New Roman" w:hAnsi="Times New Roman" w:cs="Times New Roman"/>
           <w:b/>
           <w:bCs/>
-          <w:sz w:val="28"/>
-          <w:szCs w:val="28"/>
         </w:rPr>
-        <w:t>Tuần 1:</w:t>
-      </w:r>
+      </w:pPr>
       <w:r>
         <w:rPr>
-          <w:rFonts w:ascii="Times New Roman" w:hAnsi="Times New Roman" w:cs="Times New Roman"/>
-          <w:sz w:val="28"/>
-          <w:szCs w:val="28"/>
-        </w:rPr>
-        <w:t xml:space="preserve"> Nghiên cứu bộ dữ liệu, phân tích cấu trúc nhãn (3.216 ảnh/labels) và thiết lập môi trường làm việc ban đầu.</w:t>
-      </w:r>
-    </w:p>
-    <w:p>
-      <w:pPr>
-        <w:numPr>
-          <w:ilvl w:val="0"/>
-          <w:numId w:val="10"/>
-        </w:numPr>
-        <w:spacing w:line="360" w:lineRule="auto"/>
-        <w:rPr>
-          <w:rFonts w:ascii="Times New Roman" w:hAnsi="Times New Roman" w:cs="Times New Roman"/>
-          <w:sz w:val="28"/>
-          <w:szCs w:val="28"/>
-        </w:rPr>
-      </w:pPr>
-      <w:r>
-        <w:rPr>
-          <w:rFonts w:ascii="Times New Roman" w:hAnsi="Times New Roman" w:cs="Times New Roman"/>
           <w:b/>
           <w:bCs/>
-          <w:sz w:val="28"/>
-          <w:szCs w:val="28"/>
         </w:rPr>
-        <w:t>Tuần 2:</w:t>
-      </w:r>
-      <w:r>
+        <w:t>Giai đoạn 2: Tối ưu mô hình YOLO và phát triển mô hình CNN (Tuần 5 - 8)</w:t>
+      </w:r>
+    </w:p>
+    <w:p>
+      <w:pPr>
         <w:rPr>
-          <w:rFonts w:ascii="Times New Roman" w:hAnsi="Times New Roman" w:cs="Times New Roman"/>
-          <w:sz w:val="28"/>
-          <w:szCs w:val="28"/>
-        </w:rPr>
-        <w:t xml:space="preserve"> Thiết lập quy trình làm việc (Data Pipeline), nghiên cứu lý thuyết về YOLOv8n và CNN, chuẩn bị file cấu hình data.yaml.</w:t>
-      </w:r>
-    </w:p>
-    <w:p>
-      <w:pPr>
-        <w:numPr>
-          <w:ilvl w:val="0"/>
-          <w:numId w:val="10"/>
-        </w:numPr>
-        <w:spacing w:line="360" w:lineRule="auto"/>
-        <w:rPr>
-          <w:rFonts w:ascii="Times New Roman" w:hAnsi="Times New Roman" w:cs="Times New Roman"/>
-          <w:sz w:val="28"/>
-          <w:szCs w:val="28"/>
-        </w:rPr>
-      </w:pPr>
-      <w:r>
-        <w:rPr>
-          <w:rFonts w:ascii="Times New Roman" w:hAnsi="Times New Roman" w:cs="Times New Roman"/>
           <w:b/>
           <w:bCs/>
-          <w:sz w:val="28"/>
-          <w:szCs w:val="28"/>
+        </w:rPr>
+      </w:pPr>
+      <w:r>
+        <w:rPr>
+          <w:b/>
+          <w:bCs/>
+        </w:rPr>
+        <w:t>Tuần 5</w:t>
+      </w:r>
+    </w:p>
+    <w:p>
+      <w:pPr>
+        <w:numPr>
+          <w:ilvl w:val="0"/>
+          <w:numId w:val="11"/>
+        </w:numPr>
+      </w:pPr>
+      <w:r>
+        <w:t xml:space="preserve">Tối ưu các hyperparameters cho </w:t>
+      </w:r>
+      <w:r>
+        <w:t>YOLO</w:t>
+      </w:r>
+      <w:r>
+        <w:t>.</w:t>
+      </w:r>
+    </w:p>
+    <w:p>
+      <w:pPr>
+        <w:numPr>
+          <w:ilvl w:val="0"/>
+          <w:numId w:val="11"/>
+        </w:numPr>
+      </w:pPr>
+      <w:r>
+        <w:t>Fine-tuning mô hình nhằm cải thiện:</w:t>
+      </w:r>
+    </w:p>
+    <w:p>
+      <w:pPr>
+        <w:numPr>
+          <w:ilvl w:val="1"/>
+          <w:numId w:val="11"/>
+        </w:numPr>
+      </w:pPr>
+      <w:r>
+        <w:t>mAP</w:t>
+      </w:r>
+    </w:p>
+    <w:p>
+      <w:pPr>
+        <w:numPr>
+          <w:ilvl w:val="1"/>
+          <w:numId w:val="11"/>
+        </w:numPr>
+      </w:pPr>
+      <w:r>
+        <w:t>Precision</w:t>
+      </w:r>
+    </w:p>
+    <w:p>
+      <w:pPr>
+        <w:numPr>
+          <w:ilvl w:val="1"/>
+          <w:numId w:val="11"/>
+        </w:numPr>
+      </w:pPr>
+      <w:r>
+        <w:t>Recall</w:t>
+      </w:r>
+    </w:p>
+    <w:p>
+      <w:pPr>
+        <w:numPr>
+          <w:ilvl w:val="1"/>
+          <w:numId w:val="11"/>
+        </w:numPr>
+      </w:pPr>
+      <w:r>
+        <w:t>tốc độ suy luận</w:t>
+      </w:r>
+    </w:p>
+    <w:p>
+      <w:pPr>
+        <w:numPr>
+          <w:ilvl w:val="0"/>
+          <w:numId w:val="11"/>
+        </w:numPr>
+      </w:pPr>
+      <w:r>
+        <w:t>Benchmark kích thước và hiệu năng mô hình.</w:t>
+      </w:r>
+    </w:p>
+    <w:p>
+      <w:pPr>
+        <w:rPr>
+          <w:b/>
+          <w:bCs/>
+        </w:rPr>
+      </w:pPr>
+      <w:r>
+        <w:rPr>
+          <w:b/>
+          <w:bCs/>
+        </w:rPr>
+        <w:t>Tuần 6</w:t>
+      </w:r>
+    </w:p>
+    <w:p>
+      <w:pPr>
+        <w:numPr>
+          <w:ilvl w:val="0"/>
+          <w:numId w:val="12"/>
+        </w:numPr>
+      </w:pPr>
+      <w:r>
+        <w:t>Hoàn thiện pipeline suy luận cho mô hình YOLO end-to-end.</w:t>
+      </w:r>
+    </w:p>
+    <w:p>
+      <w:pPr>
+        <w:numPr>
+          <w:ilvl w:val="0"/>
+          <w:numId w:val="12"/>
+        </w:numPr>
+      </w:pPr>
+      <w:r>
+        <w:t>Xây dựng script crop ảnh biển báo từ bounding box.</w:t>
+      </w:r>
+    </w:p>
+    <w:p>
+      <w:pPr>
+        <w:numPr>
+          <w:ilvl w:val="0"/>
+          <w:numId w:val="12"/>
+        </w:numPr>
+      </w:pPr>
+      <w:r>
+        <w:t>Tạo tập dữ liệu classification phục vụ cho CNN.</w:t>
+      </w:r>
+    </w:p>
+    <w:p>
+      <w:pPr>
+        <w:rPr>
+          <w:b/>
+          <w:bCs/>
+        </w:rPr>
+      </w:pPr>
+      <w:r>
+        <w:rPr>
+          <w:b/>
+          <w:bCs/>
         </w:rPr>
         <w:lastRenderedPageBreak/>
-        <w:t>Tuần 3:</w:t>
-      </w:r>
-      <w:r>
+        <w:t>Tuần 7</w:t>
+      </w:r>
+    </w:p>
+    <w:p>
+      <w:pPr>
+        <w:numPr>
+          <w:ilvl w:val="0"/>
+          <w:numId w:val="13"/>
+        </w:numPr>
+      </w:pPr>
+      <w:r>
+        <w:t>Nghiên cứu các kiến trúc CNN:</w:t>
+      </w:r>
+    </w:p>
+    <w:p>
+      <w:pPr>
+        <w:numPr>
+          <w:ilvl w:val="1"/>
+          <w:numId w:val="13"/>
+        </w:numPr>
+      </w:pPr>
+      <w:r>
+        <w:t>ResNet</w:t>
+      </w:r>
+    </w:p>
+    <w:p>
+      <w:pPr>
+        <w:numPr>
+          <w:ilvl w:val="1"/>
+          <w:numId w:val="13"/>
+        </w:numPr>
+      </w:pPr>
+      <w:r>
+        <w:t>EfficientNet</w:t>
+      </w:r>
+    </w:p>
+    <w:p>
+      <w:pPr>
+        <w:numPr>
+          <w:ilvl w:val="0"/>
+          <w:numId w:val="13"/>
+        </w:numPr>
+      </w:pPr>
+      <w:r>
+        <w:t>Thiết kế pipeline kết hợp giữa YOLO và CNN.</w:t>
+      </w:r>
+    </w:p>
+    <w:p>
+      <w:pPr>
+        <w:numPr>
+          <w:ilvl w:val="0"/>
+          <w:numId w:val="13"/>
+        </w:numPr>
+      </w:pPr>
+      <w:r>
+        <w:t>Chuẩn bị quy trình huấn luyện classifier.</w:t>
+      </w:r>
+    </w:p>
+    <w:p>
+      <w:pPr>
         <w:rPr>
-          <w:rFonts w:ascii="Times New Roman" w:hAnsi="Times New Roman" w:cs="Times New Roman"/>
-          <w:sz w:val="28"/>
-          <w:szCs w:val="28"/>
-        </w:rPr>
-        <w:t xml:space="preserve"> Triển khai cấu trúc thư mục dự án, thực hiện đợt huấn luyện thử nghiệm đầu tiên với YOLOv8n để kiểm tra môi trường.</w:t>
-      </w:r>
-    </w:p>
-    <w:p>
-      <w:pPr>
-        <w:numPr>
-          <w:ilvl w:val="0"/>
-          <w:numId w:val="10"/>
-        </w:numPr>
-        <w:spacing w:line="360" w:lineRule="auto"/>
-        <w:rPr>
-          <w:rFonts w:ascii="Times New Roman" w:hAnsi="Times New Roman" w:cs="Times New Roman"/>
-          <w:sz w:val="28"/>
-          <w:szCs w:val="28"/>
-        </w:rPr>
-      </w:pPr>
-      <w:r>
-        <w:rPr>
-          <w:rFonts w:ascii="Times New Roman" w:hAnsi="Times New Roman" w:cs="Times New Roman"/>
           <w:b/>
           <w:bCs/>
-          <w:sz w:val="28"/>
-          <w:szCs w:val="28"/>
         </w:rPr>
-        <w:t>Tuần 4:</w:t>
-      </w:r>
+      </w:pPr>
       <w:r>
         <w:rPr>
-          <w:rFonts w:ascii="Times New Roman" w:hAnsi="Times New Roman" w:cs="Times New Roman"/>
-          <w:sz w:val="28"/>
-          <w:szCs w:val="28"/>
-        </w:rPr>
-        <w:t xml:space="preserve"> Phân tích kết quả đợt train đầu tiên, thực hiện Data Augmentation (tăng cường dữ liệu) để cải thiện độ phong phú cho dataset.</w:t>
-      </w:r>
-    </w:p>
-    <w:p>
-      <w:pPr>
-        <w:spacing w:line="360" w:lineRule="auto"/>
-        <w:rPr>
-          <w:rFonts w:ascii="Times New Roman" w:hAnsi="Times New Roman" w:cs="Times New Roman"/>
           <w:b/>
           <w:bCs/>
-          <w:sz w:val="28"/>
-          <w:szCs w:val="28"/>
         </w:rPr>
-      </w:pPr>
-      <w:r>
+        <w:t>Tuần 8</w:t>
+      </w:r>
+    </w:p>
+    <w:p>
+      <w:pPr>
+        <w:numPr>
+          <w:ilvl w:val="0"/>
+          <w:numId w:val="14"/>
+        </w:numPr>
+      </w:pPr>
+      <w:r>
+        <w:t>Huấn luyện mô hình CNN trên tập dữ liệu đã crop.</w:t>
+      </w:r>
+    </w:p>
+    <w:p>
+      <w:pPr>
+        <w:numPr>
+          <w:ilvl w:val="0"/>
+          <w:numId w:val="14"/>
+        </w:numPr>
+      </w:pPr>
+      <w:r>
+        <w:t>Thực hiện fine-tuning và augmentation cho classifier.</w:t>
+      </w:r>
+    </w:p>
+    <w:p>
+      <w:pPr>
+        <w:numPr>
+          <w:ilvl w:val="0"/>
+          <w:numId w:val="14"/>
+        </w:numPr>
+      </w:pPr>
+      <w:r>
+        <w:t>Đánh giá Accuracy và F1-score của mô hình CNN.</w:t>
+      </w:r>
+    </w:p>
+    <w:p/>
+    <w:p>
+      <w:pPr>
         <w:rPr>
-          <w:rFonts w:ascii="Times New Roman" w:hAnsi="Times New Roman" w:cs="Times New Roman"/>
           <w:b/>
           <w:bCs/>
-          <w:sz w:val="28"/>
-          <w:szCs w:val="28"/>
         </w:rPr>
-        <w:t>Giai đoạn 2: Tối ưu hóa &amp; Phát triển mô hình CNN (Tuần 5 - 8)</w:t>
-      </w:r>
-    </w:p>
-    <w:p>
-      <w:pPr>
-        <w:numPr>
-          <w:ilvl w:val="0"/>
-          <w:numId w:val="11"/>
-        </w:numPr>
-        <w:spacing w:line="360" w:lineRule="auto"/>
+      </w:pPr>
+      <w:r>
         <w:rPr>
-          <w:rFonts w:ascii="Times New Roman" w:hAnsi="Times New Roman" w:cs="Times New Roman"/>
-          <w:sz w:val="28"/>
-          <w:szCs w:val="28"/>
-        </w:rPr>
-      </w:pPr>
-      <w:r>
-        <w:rPr>
-          <w:rFonts w:ascii="Times New Roman" w:hAnsi="Times New Roman" w:cs="Times New Roman"/>
           <w:b/>
           <w:bCs/>
-          <w:sz w:val="28"/>
-          <w:szCs w:val="28"/>
         </w:rPr>
-        <w:t>Tuần 5:</w:t>
-      </w:r>
-      <w:r>
+        <w:t>Giai đoạn 3: Đánh giá, so sánh và thử nghiệm thực tế (Tuần 9 - 11)</w:t>
+      </w:r>
+    </w:p>
+    <w:p>
+      <w:pPr>
         <w:rPr>
-          <w:rFonts w:ascii="Times New Roman" w:hAnsi="Times New Roman" w:cs="Times New Roman"/>
-          <w:sz w:val="28"/>
-          <w:szCs w:val="28"/>
-        </w:rPr>
-        <w:t xml:space="preserve"> Tối ưu hóa các tham số huấn luyện (hyperparameters) cho YOLOv8n để đạt mAP tốt nhất.</w:t>
-      </w:r>
-    </w:p>
-    <w:p>
-      <w:pPr>
-        <w:numPr>
-          <w:ilvl w:val="0"/>
-          <w:numId w:val="11"/>
-        </w:numPr>
-        <w:spacing w:line="360" w:lineRule="auto"/>
-        <w:rPr>
-          <w:rFonts w:ascii="Times New Roman" w:hAnsi="Times New Roman" w:cs="Times New Roman"/>
-          <w:sz w:val="28"/>
-          <w:szCs w:val="28"/>
-        </w:rPr>
-      </w:pPr>
-      <w:r>
-        <w:rPr>
-          <w:rFonts w:ascii="Times New Roman" w:hAnsi="Times New Roman" w:cs="Times New Roman"/>
           <w:b/>
           <w:bCs/>
-          <w:sz w:val="28"/>
-          <w:szCs w:val="28"/>
         </w:rPr>
-        <w:t>Tuần 6:</w:t>
-      </w:r>
+      </w:pPr>
       <w:r>
         <w:rPr>
-          <w:rFonts w:ascii="Times New Roman" w:hAnsi="Times New Roman" w:cs="Times New Roman"/>
-          <w:sz w:val="28"/>
-          <w:szCs w:val="28"/>
-        </w:rPr>
-        <w:t xml:space="preserve"> Viết script tự động hóa kỹ thuật Crop ảnh từ bounding box dựa trên file nhãn YOLO để tạo tập dữ liệu riêng cho CNN.</w:t>
-      </w:r>
-    </w:p>
-    <w:p>
-      <w:pPr>
-        <w:numPr>
-          <w:ilvl w:val="0"/>
-          <w:numId w:val="11"/>
-        </w:numPr>
-        <w:spacing w:line="360" w:lineRule="auto"/>
-        <w:rPr>
-          <w:rFonts w:ascii="Times New Roman" w:hAnsi="Times New Roman" w:cs="Times New Roman"/>
-          <w:sz w:val="28"/>
-          <w:szCs w:val="28"/>
-        </w:rPr>
-      </w:pPr>
-      <w:r>
-        <w:rPr>
-          <w:rFonts w:ascii="Times New Roman" w:hAnsi="Times New Roman" w:cs="Times New Roman"/>
           <w:b/>
           <w:bCs/>
-          <w:sz w:val="28"/>
-          <w:szCs w:val="28"/>
         </w:rPr>
-        <w:t>Tuần 7:</w:t>
-      </w:r>
-      <w:r>
+        <w:t>Tuần 9</w:t>
+      </w:r>
+    </w:p>
+    <w:p>
+      <w:pPr>
+        <w:numPr>
+          <w:ilvl w:val="0"/>
+          <w:numId w:val="15"/>
+        </w:numPr>
+      </w:pPr>
+      <w:r>
+        <w:t>Hoàn thiện pipeline kết hợp:</w:t>
+      </w:r>
+    </w:p>
+    <w:p>
+      <w:pPr>
+        <w:numPr>
+          <w:ilvl w:val="1"/>
+          <w:numId w:val="15"/>
+        </w:numPr>
+      </w:pPr>
+      <w:r>
+        <w:t>YOLO phát hiện vị trí</w:t>
+      </w:r>
+    </w:p>
+    <w:p>
+      <w:pPr>
+        <w:numPr>
+          <w:ilvl w:val="1"/>
+          <w:numId w:val="15"/>
+        </w:numPr>
+      </w:pPr>
+      <w:r>
+        <w:t>CNN thực hiện phân loại</w:t>
+      </w:r>
+    </w:p>
+    <w:p>
+      <w:pPr>
+        <w:numPr>
+          <w:ilvl w:val="0"/>
+          <w:numId w:val="15"/>
+        </w:numPr>
+      </w:pPr>
+      <w:r>
+        <w:t>Kiểm tra tính ổn định của hai phương pháp.</w:t>
+      </w:r>
+    </w:p>
+    <w:p>
+      <w:pPr>
         <w:rPr>
-          <w:rFonts w:ascii="Times New Roman" w:hAnsi="Times New Roman" w:cs="Times New Roman"/>
-          <w:sz w:val="28"/>
-          <w:szCs w:val="28"/>
-        </w:rPr>
-        <w:t xml:space="preserve"> Nghiên cứu và xây dựng kiến trúc mạng CNN (có thể sử dụng Transfer Learning với ResNet hoặc EfficientNet).</w:t>
-      </w:r>
-    </w:p>
-    <w:p>
-      <w:pPr>
-        <w:numPr>
-          <w:ilvl w:val="0"/>
-          <w:numId w:val="11"/>
-        </w:numPr>
-        <w:spacing w:line="360" w:lineRule="auto"/>
-        <w:rPr>
-          <w:rFonts w:ascii="Times New Roman" w:hAnsi="Times New Roman" w:cs="Times New Roman"/>
-          <w:sz w:val="28"/>
-          <w:szCs w:val="28"/>
-        </w:rPr>
-      </w:pPr>
-      <w:r>
-        <w:rPr>
-          <w:rFonts w:ascii="Times New Roman" w:hAnsi="Times New Roman" w:cs="Times New Roman"/>
           <w:b/>
           <w:bCs/>
-          <w:sz w:val="28"/>
-          <w:szCs w:val="28"/>
         </w:rPr>
-        <w:t>Tuần 8:</w:t>
-      </w:r>
+      </w:pPr>
       <w:r>
         <w:rPr>
-          <w:rFonts w:ascii="Times New Roman" w:hAnsi="Times New Roman" w:cs="Times New Roman"/>
-          <w:sz w:val="28"/>
-          <w:szCs w:val="28"/>
-        </w:rPr>
-        <w:t xml:space="preserve"> Huấn luyện mô hình CNN trên tập dữ liệu đã crop và thực hiện tinh chỉnh (fine-tuning).</w:t>
-      </w:r>
-    </w:p>
-    <w:p>
-      <w:pPr>
-        <w:spacing w:line="360" w:lineRule="auto"/>
-        <w:rPr>
-          <w:rFonts w:ascii="Times New Roman" w:hAnsi="Times New Roman" w:cs="Times New Roman"/>
           <w:b/>
           <w:bCs/>
-          <w:sz w:val="28"/>
-          <w:szCs w:val="28"/>
         </w:rPr>
-      </w:pPr>
-      <w:r>
+        <w:t>Tuần 10</w:t>
+      </w:r>
+    </w:p>
+    <w:p>
+      <w:pPr>
+        <w:numPr>
+          <w:ilvl w:val="0"/>
+          <w:numId w:val="16"/>
+        </w:numPr>
+      </w:pPr>
+      <w:r>
+        <w:t>Thực hiện đánh giá định lượng giữa hai hướng tiếp cận dựa trên:</w:t>
+      </w:r>
+    </w:p>
+    <w:p>
+      <w:pPr>
+        <w:numPr>
+          <w:ilvl w:val="1"/>
+          <w:numId w:val="16"/>
+        </w:numPr>
+      </w:pPr>
+      <w:r>
+        <w:t>mAP</w:t>
+      </w:r>
+    </w:p>
+    <w:p>
+      <w:pPr>
+        <w:numPr>
+          <w:ilvl w:val="1"/>
+          <w:numId w:val="16"/>
+        </w:numPr>
+      </w:pPr>
+      <w:r>
+        <w:t>Accuracy</w:t>
+      </w:r>
+    </w:p>
+    <w:p>
+      <w:pPr>
+        <w:numPr>
+          <w:ilvl w:val="1"/>
+          <w:numId w:val="16"/>
+        </w:numPr>
+      </w:pPr>
+      <w:r>
+        <w:t>Precision</w:t>
+      </w:r>
+    </w:p>
+    <w:p>
+      <w:pPr>
+        <w:numPr>
+          <w:ilvl w:val="1"/>
+          <w:numId w:val="16"/>
+        </w:numPr>
+      </w:pPr>
+      <w:r>
+        <w:t>Recall</w:t>
+      </w:r>
+    </w:p>
+    <w:p>
+      <w:pPr>
+        <w:numPr>
+          <w:ilvl w:val="1"/>
+          <w:numId w:val="16"/>
+        </w:numPr>
+      </w:pPr>
+      <w:r>
+        <w:t>F1-score</w:t>
+      </w:r>
+    </w:p>
+    <w:p>
+      <w:pPr>
+        <w:numPr>
+          <w:ilvl w:val="1"/>
+          <w:numId w:val="16"/>
+        </w:numPr>
+      </w:pPr>
+      <w:r>
+        <w:t>tốc độ suy luận</w:t>
+      </w:r>
+    </w:p>
+    <w:p>
+      <w:pPr>
+        <w:numPr>
+          <w:ilvl w:val="1"/>
+          <w:numId w:val="16"/>
+        </w:numPr>
+      </w:pPr>
+      <w:r>
+        <w:t>kích thước mô hình</w:t>
+      </w:r>
+    </w:p>
+    <w:p>
+      <w:pPr>
         <w:rPr>
-          <w:rFonts w:ascii="Times New Roman" w:hAnsi="Times New Roman" w:cs="Times New Roman"/>
           <w:b/>
           <w:bCs/>
-          <w:sz w:val="28"/>
-          <w:szCs w:val="28"/>
         </w:rPr>
-        <w:t>Giai đoạn 3: Đánh giá so sánh &amp; Thử nghiệm thực tế (Tuần 9 - 11)</w:t>
-      </w:r>
-    </w:p>
-    <w:p>
-      <w:pPr>
-        <w:numPr>
-          <w:ilvl w:val="0"/>
-          <w:numId w:val="12"/>
-        </w:numPr>
-        <w:spacing w:line="360" w:lineRule="auto"/>
+      </w:pPr>
+      <w:r>
         <w:rPr>
-          <w:rFonts w:ascii="Times New Roman" w:hAnsi="Times New Roman" w:cs="Times New Roman"/>
-          <w:sz w:val="28"/>
-          <w:szCs w:val="28"/>
-        </w:rPr>
-      </w:pPr>
-      <w:r>
-        <w:rPr>
-          <w:rFonts w:ascii="Times New Roman" w:hAnsi="Times New Roman" w:cs="Times New Roman"/>
           <w:b/>
           <w:bCs/>
-          <w:sz w:val="28"/>
-          <w:szCs w:val="28"/>
         </w:rPr>
-        <w:t>Tuần 9:</w:t>
-      </w:r>
-      <w:r>
+        <w:lastRenderedPageBreak/>
+        <w:t>Tuần 11</w:t>
+      </w:r>
+    </w:p>
+    <w:p>
+      <w:pPr>
+        <w:numPr>
+          <w:ilvl w:val="0"/>
+          <w:numId w:val="17"/>
+        </w:numPr>
+      </w:pPr>
+      <w:r>
+        <w:t>Đánh giá trên dữ liệu thực tế:</w:t>
+      </w:r>
+    </w:p>
+    <w:p>
+      <w:pPr>
+        <w:numPr>
+          <w:ilvl w:val="1"/>
+          <w:numId w:val="17"/>
+        </w:numPr>
+      </w:pPr>
+      <w:r>
+        <w:t>ảnh ngoài dataset</w:t>
+      </w:r>
+    </w:p>
+    <w:p>
+      <w:pPr>
+        <w:numPr>
+          <w:ilvl w:val="1"/>
+          <w:numId w:val="17"/>
+        </w:numPr>
+      </w:pPr>
+      <w:r>
+        <w:t>video thực tế</w:t>
+      </w:r>
+    </w:p>
+    <w:p>
+      <w:pPr>
+        <w:numPr>
+          <w:ilvl w:val="0"/>
+          <w:numId w:val="17"/>
+        </w:numPr>
+      </w:pPr>
+      <w:r>
+        <w:t>Phân tích các trường hợp nhận diện sai:</w:t>
+      </w:r>
+    </w:p>
+    <w:p>
+      <w:pPr>
+        <w:numPr>
+          <w:ilvl w:val="1"/>
+          <w:numId w:val="17"/>
+        </w:numPr>
+      </w:pPr>
+      <w:r>
+        <w:t>blur</w:t>
+      </w:r>
+    </w:p>
+    <w:p>
+      <w:pPr>
+        <w:numPr>
+          <w:ilvl w:val="1"/>
+          <w:numId w:val="17"/>
+        </w:numPr>
+      </w:pPr>
+      <w:r>
+        <w:t>thiếu sáng</w:t>
+      </w:r>
+    </w:p>
+    <w:p>
+      <w:pPr>
+        <w:numPr>
+          <w:ilvl w:val="1"/>
+          <w:numId w:val="17"/>
+        </w:numPr>
+      </w:pPr>
+      <w:r>
+        <w:t>vật thể nhỏ</w:t>
+      </w:r>
+    </w:p>
+    <w:p>
+      <w:pPr>
+        <w:numPr>
+          <w:ilvl w:val="1"/>
+          <w:numId w:val="17"/>
+        </w:numPr>
+      </w:pPr>
+      <w:r>
+        <w:t>occlusion</w:t>
+      </w:r>
+    </w:p>
+    <w:p>
+      <w:pPr>
+        <w:numPr>
+          <w:ilvl w:val="0"/>
+          <w:numId w:val="17"/>
+        </w:numPr>
+      </w:pPr>
+      <w:r>
+        <w:t>Đề xuất hướng cải thiện mô hình.</w:t>
+      </w:r>
+    </w:p>
+    <w:p/>
+    <w:p>
+      <w:pPr>
         <w:rPr>
-          <w:rFonts w:ascii="Times New Roman" w:hAnsi="Times New Roman" w:cs="Times New Roman"/>
-          <w:sz w:val="28"/>
-          <w:szCs w:val="28"/>
-        </w:rPr>
-        <w:t xml:space="preserve"> Đánh giá định lượng: So sánh hai phương pháp dựa trên các tiêu chí: mAP, Accuracy, F1-score và kích thước mô hình.</w:t>
-      </w:r>
-    </w:p>
-    <w:p>
-      <w:pPr>
-        <w:numPr>
-          <w:ilvl w:val="0"/>
-          <w:numId w:val="12"/>
-        </w:numPr>
-        <w:spacing w:line="360" w:lineRule="auto"/>
-        <w:rPr>
-          <w:rFonts w:ascii="Times New Roman" w:hAnsi="Times New Roman" w:cs="Times New Roman"/>
-          <w:sz w:val="28"/>
-          <w:szCs w:val="28"/>
-        </w:rPr>
-      </w:pPr>
-      <w:r>
-        <w:rPr>
-          <w:rFonts w:ascii="Times New Roman" w:hAnsi="Times New Roman" w:cs="Times New Roman"/>
           <w:b/>
           <w:bCs/>
-          <w:sz w:val="28"/>
-          <w:szCs w:val="28"/>
         </w:rPr>
-        <w:t>Tuần 10:</w:t>
-      </w:r>
+      </w:pPr>
       <w:r>
         <w:rPr>
-          <w:rFonts w:ascii="Times New Roman" w:hAnsi="Times New Roman" w:cs="Times New Roman"/>
-          <w:sz w:val="28"/>
-          <w:szCs w:val="28"/>
-        </w:rPr>
-        <w:t xml:space="preserve"> Đánh giá định tính: Thử nghiệm mô hình trên các dữ liệu hình ảnh/video thực tế ngoài bộ dataset mẫu để kiểm tra tính ổn định.</w:t>
-      </w:r>
-    </w:p>
-    <w:p>
-      <w:pPr>
-        <w:numPr>
-          <w:ilvl w:val="0"/>
-          <w:numId w:val="12"/>
-        </w:numPr>
-        <w:spacing w:line="360" w:lineRule="auto"/>
-        <w:rPr>
-          <w:rFonts w:ascii="Times New Roman" w:hAnsi="Times New Roman" w:cs="Times New Roman"/>
-          <w:sz w:val="28"/>
-          <w:szCs w:val="28"/>
-        </w:rPr>
-      </w:pPr>
-      <w:r>
-        <w:rPr>
-          <w:rFonts w:ascii="Times New Roman" w:hAnsi="Times New Roman" w:cs="Times New Roman"/>
           <w:b/>
           <w:bCs/>
-          <w:sz w:val="28"/>
-          <w:szCs w:val="28"/>
         </w:rPr>
-        <w:t>Tuần 11:</w:t>
-      </w:r>
-      <w:r>
+        <w:t>4. Kết quả dự kiến</w:t>
+      </w:r>
+    </w:p>
+    <w:p>
+      <w:pPr>
+        <w:numPr>
+          <w:ilvl w:val="0"/>
+          <w:numId w:val="18"/>
+        </w:numPr>
+      </w:pPr>
+      <w:r>
+        <w:t>Một hệ thống nhận diện biển báo hoạt động ổn định với hai hướng tiếp cận khác nhau:</w:t>
+      </w:r>
+    </w:p>
+    <w:p>
+      <w:pPr>
+        <w:numPr>
+          <w:ilvl w:val="1"/>
+          <w:numId w:val="18"/>
+        </w:numPr>
+      </w:pPr>
+      <w:r>
+        <w:t>mô hình YOLO end-to-end</w:t>
+      </w:r>
+    </w:p>
+    <w:p>
+      <w:pPr>
+        <w:numPr>
+          <w:ilvl w:val="1"/>
+          <w:numId w:val="18"/>
+        </w:numPr>
+      </w:pPr>
+      <w:r>
+        <w:t>mô hình kết hợp YOLO và CNN</w:t>
+      </w:r>
+    </w:p>
+    <w:p>
+      <w:pPr>
+        <w:numPr>
+          <w:ilvl w:val="0"/>
+          <w:numId w:val="18"/>
+        </w:numPr>
+      </w:pPr>
+      <w:r>
+        <w:t>Hệ thống Web hỗ trợ kiểm thử và so sánh trực tiếp hai phương pháp.</w:t>
+      </w:r>
+    </w:p>
+    <w:p>
+      <w:pPr>
+        <w:numPr>
+          <w:ilvl w:val="0"/>
+          <w:numId w:val="18"/>
+        </w:numPr>
+      </w:pPr>
+      <w:r>
+        <w:t>Bảng đánh giá chi tiết về:</w:t>
+      </w:r>
+    </w:p>
+    <w:p>
+      <w:pPr>
+        <w:numPr>
+          <w:ilvl w:val="1"/>
+          <w:numId w:val="18"/>
+        </w:numPr>
+      </w:pPr>
+      <w:r>
+        <w:t>độ chính xác</w:t>
+      </w:r>
+    </w:p>
+    <w:p>
+      <w:pPr>
+        <w:numPr>
+          <w:ilvl w:val="1"/>
+          <w:numId w:val="18"/>
+        </w:numPr>
+      </w:pPr>
+      <w:r>
+        <w:t>tốc độ xử lý</w:t>
+      </w:r>
+    </w:p>
+    <w:p>
+      <w:pPr>
+        <w:numPr>
+          <w:ilvl w:val="1"/>
+          <w:numId w:val="18"/>
+        </w:numPr>
+      </w:pPr>
+      <w:r>
+        <w:t>khả năng triển khai thực tế</w:t>
+      </w:r>
+      <w:r>
+        <w:br/>
+        <w:t>giữa hai hướng tiếp cận.</w:t>
+      </w:r>
+    </w:p>
+    <w:p/>
+    <w:p>
+      <w:pPr>
         <w:rPr>
-          <w:rFonts w:ascii="Times New Roman" w:hAnsi="Times New Roman" w:cs="Times New Roman"/>
-          <w:sz w:val="28"/>
-          <w:szCs w:val="28"/>
-        </w:rPr>
-        <w:t xml:space="preserve"> Phân tích các trường hợp mô hình nhận diện sai (Edge cases) và đề xuất hướng khắc phục.</w:t>
-      </w:r>
-    </w:p>
-    <w:p>
-      <w:pPr>
-        <w:spacing w:line="360" w:lineRule="auto"/>
-        <w:rPr>
-          <w:rFonts w:ascii="Times New Roman" w:hAnsi="Times New Roman" w:cs="Times New Roman"/>
           <w:b/>
           <w:bCs/>
-          <w:sz w:val="28"/>
-          <w:szCs w:val="28"/>
         </w:rPr>
       </w:pPr>
       <w:r>
         <w:rPr>
-          <w:rFonts w:ascii="Times New Roman" w:hAnsi="Times New Roman" w:cs="Times New Roman"/>
           <w:b/>
           <w:bCs/>
-          <w:sz w:val="28"/>
-          <w:szCs w:val="28"/>
         </w:rPr>
-        <w:t>Giai đoạn 4: Xây dựng hệ thống Web &amp; Tích hợp (Tuần 12 - 14)</w:t>
-      </w:r>
-    </w:p>
-    <w:p>
-      <w:pPr>
-        <w:numPr>
-          <w:ilvl w:val="0"/>
-          <w:numId w:val="13"/>
-        </w:numPr>
-        <w:spacing w:line="360" w:lineRule="auto"/>
+        <w:t>5. Công nghệ sử dụng</w:t>
+      </w:r>
+    </w:p>
+    <w:p>
+      <w:pPr>
+        <w:numPr>
+          <w:ilvl w:val="0"/>
+          <w:numId w:val="19"/>
+        </w:numPr>
+      </w:pPr>
+      <w:r>
+        <w:t>Ngôn ngữ lập trình: Python.</w:t>
+      </w:r>
+    </w:p>
+    <w:p>
+      <w:pPr>
+        <w:numPr>
+          <w:ilvl w:val="0"/>
+          <w:numId w:val="19"/>
+        </w:numPr>
+      </w:pPr>
+      <w:r>
+        <w:t>Framework:</w:t>
+      </w:r>
+    </w:p>
+    <w:p>
+      <w:pPr>
+        <w:numPr>
+          <w:ilvl w:val="1"/>
+          <w:numId w:val="19"/>
+        </w:numPr>
+      </w:pPr>
+      <w:r>
+        <w:t>PyTorch</w:t>
+      </w:r>
+    </w:p>
+    <w:p>
+      <w:pPr>
+        <w:numPr>
+          <w:ilvl w:val="1"/>
+          <w:numId w:val="19"/>
+        </w:numPr>
+      </w:pPr>
+      <w:r>
+        <w:lastRenderedPageBreak/>
+        <w:t>Torchvision</w:t>
+      </w:r>
+    </w:p>
+    <w:p>
+      <w:pPr>
+        <w:numPr>
+          <w:ilvl w:val="0"/>
+          <w:numId w:val="19"/>
+        </w:numPr>
+      </w:pPr>
+      <w:r>
+        <w:t>YOLO Framework:</w:t>
+      </w:r>
+    </w:p>
+    <w:p>
+      <w:pPr>
+        <w:numPr>
+          <w:ilvl w:val="1"/>
+          <w:numId w:val="19"/>
+        </w:numPr>
+      </w:pPr>
+      <w:r>
+        <w:t>Ultralytics YOLOv8</w:t>
+      </w:r>
+    </w:p>
+    <w:p>
+      <w:pPr>
+        <w:numPr>
+          <w:ilvl w:val="0"/>
+          <w:numId w:val="19"/>
+        </w:numPr>
+      </w:pPr>
+      <w:r>
+        <w:t>Công cụ quản lý dependency:</w:t>
+      </w:r>
+    </w:p>
+    <w:p>
+      <w:pPr>
+        <w:numPr>
+          <w:ilvl w:val="1"/>
+          <w:numId w:val="19"/>
+        </w:numPr>
+      </w:pPr>
+      <w:r>
+        <w:t>uv</w:t>
+      </w:r>
+    </w:p>
+    <w:p>
+      <w:pPr>
+        <w:numPr>
+          <w:ilvl w:val="0"/>
+          <w:numId w:val="19"/>
+        </w:numPr>
+      </w:pPr>
+      <w:r>
+        <w:t>Backend:</w:t>
+      </w:r>
+    </w:p>
+    <w:p>
+      <w:pPr>
+        <w:numPr>
+          <w:ilvl w:val="1"/>
+          <w:numId w:val="19"/>
+        </w:numPr>
+      </w:pPr>
+      <w:r>
+        <w:t>Flask hoặc FastAPI.</w:t>
+      </w:r>
+    </w:p>
+    <w:p/>
+    <w:p>
+      <w:pPr>
         <w:rPr>
-          <w:rFonts w:ascii="Times New Roman" w:hAnsi="Times New Roman" w:cs="Times New Roman"/>
-          <w:sz w:val="28"/>
-          <w:szCs w:val="28"/>
-        </w:rPr>
-      </w:pPr>
-      <w:r>
-        <w:rPr>
-          <w:rFonts w:ascii="Times New Roman" w:hAnsi="Times New Roman" w:cs="Times New Roman"/>
           <w:b/>
           <w:bCs/>
-          <w:sz w:val="28"/>
-          <w:szCs w:val="28"/>
         </w:rPr>
-        <w:t>Tuần 12:</w:t>
-      </w:r>
+      </w:pPr>
       <w:r>
         <w:rPr>
-          <w:rFonts w:ascii="Times New Roman" w:hAnsi="Times New Roman" w:cs="Times New Roman"/>
-          <w:sz w:val="28"/>
-          <w:szCs w:val="28"/>
-        </w:rPr>
-        <w:t xml:space="preserve"> Xây dựng Backend bằng Flask hoặc FastAPI để xử lý các yêu cầu (request) nhận diện ảnh từ phía người dùng.</w:t>
-      </w:r>
-    </w:p>
-    <w:p>
-      <w:pPr>
-        <w:numPr>
-          <w:ilvl w:val="0"/>
-          <w:numId w:val="13"/>
-        </w:numPr>
-        <w:spacing w:line="360" w:lineRule="auto"/>
-        <w:rPr>
-          <w:rFonts w:ascii="Times New Roman" w:hAnsi="Times New Roman" w:cs="Times New Roman"/>
-          <w:sz w:val="28"/>
-          <w:szCs w:val="28"/>
-        </w:rPr>
-      </w:pPr>
-      <w:r>
-        <w:rPr>
-          <w:rFonts w:ascii="Times New Roman" w:hAnsi="Times New Roman" w:cs="Times New Roman"/>
           <w:b/>
           <w:bCs/>
-          <w:sz w:val="28"/>
-          <w:szCs w:val="28"/>
         </w:rPr>
-        <w:lastRenderedPageBreak/>
-        <w:t>Tuần 13:</w:t>
-      </w:r>
-      <w:r>
+        <w:t>6. Thuật toán nghiên cứu</w:t>
+      </w:r>
+    </w:p>
+    <w:p>
+      <w:pPr>
         <w:rPr>
-          <w:rFonts w:ascii="Times New Roman" w:hAnsi="Times New Roman" w:cs="Times New Roman"/>
-          <w:sz w:val="28"/>
-          <w:szCs w:val="28"/>
-        </w:rPr>
-        <w:t xml:space="preserve"> </w:t>
-      </w:r>
-      <w:r>
-        <w:rPr>
-          <w:rFonts w:ascii="Times New Roman" w:hAnsi="Times New Roman" w:cs="Times New Roman"/>
-          <w:sz w:val="28"/>
-          <w:szCs w:val="28"/>
-        </w:rPr>
-        <w:t>Thiết kế giao diện Web (Frontend) đơn giản, hỗ trợ upload ảnh, hiển thị kết quả nhận diện trực quan bằng Bounding Box và phát thông báo bằng giọng nói tương ứng với biển báo được nhận diện.</w:t>
-      </w:r>
-    </w:p>
-    <w:p>
-      <w:pPr>
-        <w:numPr>
-          <w:ilvl w:val="0"/>
-          <w:numId w:val="13"/>
-        </w:numPr>
-        <w:spacing w:line="360" w:lineRule="auto"/>
-        <w:rPr>
-          <w:rFonts w:ascii="Times New Roman" w:hAnsi="Times New Roman" w:cs="Times New Roman"/>
-          <w:sz w:val="28"/>
-          <w:szCs w:val="28"/>
-        </w:rPr>
-      </w:pPr>
-      <w:r>
-        <w:rPr>
-          <w:rFonts w:ascii="Times New Roman" w:hAnsi="Times New Roman" w:cs="Times New Roman"/>
           <w:b/>
           <w:bCs/>
-          <w:sz w:val="28"/>
-          <w:szCs w:val="28"/>
         </w:rPr>
-        <w:t>Tuần 14:</w:t>
-      </w:r>
+      </w:pPr>
       <w:r>
         <w:rPr>
-          <w:rFonts w:ascii="Times New Roman" w:hAnsi="Times New Roman" w:cs="Times New Roman"/>
-          <w:sz w:val="28"/>
-          <w:szCs w:val="28"/>
-        </w:rPr>
-        <w:t xml:space="preserve"> Tích hợp mô hình AI đã đóng gói vào hệ thống Web; tối ưu hóa tốc độ phản hồi của hệ thống.</w:t>
-      </w:r>
-    </w:p>
-    <w:p>
-      <w:pPr>
-        <w:spacing w:line="360" w:lineRule="auto"/>
-        <w:rPr>
-          <w:rFonts w:ascii="Times New Roman" w:hAnsi="Times New Roman" w:cs="Times New Roman"/>
           <w:b/>
           <w:bCs/>
-          <w:sz w:val="28"/>
-          <w:szCs w:val="28"/>
         </w:rPr>
-      </w:pPr>
-      <w:r>
+        <w:t>YOLO</w:t>
+      </w:r>
+    </w:p>
+    <w:p>
+      <w:pPr>
+        <w:numPr>
+          <w:ilvl w:val="0"/>
+          <w:numId w:val="20"/>
+        </w:numPr>
+      </w:pPr>
+      <w:r>
+        <w:t>Được sử dụng cho bài toán phát hiện đối tượng thời gian thực.</w:t>
+      </w:r>
+    </w:p>
+    <w:p>
+      <w:pPr>
+        <w:numPr>
+          <w:ilvl w:val="0"/>
+          <w:numId w:val="20"/>
+        </w:numPr>
+      </w:pPr>
+      <w:r>
+        <w:t xml:space="preserve">Trong hướng tiếp cận thứ nhất, </w:t>
+      </w:r>
+      <w:r>
+        <w:t>YOLO</w:t>
+      </w:r>
+      <w:r>
+        <w:t xml:space="preserve"> đảm nhiệm đồng thời việc phát hiện và phân loại biển báo.</w:t>
+      </w:r>
+    </w:p>
+    <w:p>
+      <w:pPr>
+        <w:numPr>
+          <w:ilvl w:val="0"/>
+          <w:numId w:val="20"/>
+        </w:numPr>
+      </w:pPr>
+      <w:r>
+        <w:t>Nghiên cứu:</w:t>
+      </w:r>
+    </w:p>
+    <w:p>
+      <w:pPr>
+        <w:numPr>
+          <w:ilvl w:val="1"/>
+          <w:numId w:val="20"/>
+        </w:numPr>
+      </w:pPr>
+      <w:r>
+        <w:t>loss function</w:t>
+      </w:r>
+    </w:p>
+    <w:p>
+      <w:pPr>
+        <w:numPr>
+          <w:ilvl w:val="1"/>
+          <w:numId w:val="20"/>
+        </w:numPr>
+      </w:pPr>
+      <w:r>
+        <w:t>augmentation</w:t>
+      </w:r>
+    </w:p>
+    <w:p>
+      <w:pPr>
+        <w:numPr>
+          <w:ilvl w:val="1"/>
+          <w:numId w:val="20"/>
+        </w:numPr>
+      </w:pPr>
+      <w:r>
+        <w:t>inference optimization</w:t>
+      </w:r>
+    </w:p>
+    <w:p>
+      <w:pPr>
         <w:rPr>
-          <w:rFonts w:ascii="Times New Roman" w:hAnsi="Times New Roman" w:cs="Times New Roman"/>
           <w:b/>
           <w:bCs/>
-          <w:sz w:val="28"/>
-          <w:szCs w:val="28"/>
         </w:rPr>
-        <w:t>Giai đoạn 5: Hoàn thiện báo cáo &amp; Bảo vệ (Tuần 15 - 16)</w:t>
-      </w:r>
-    </w:p>
-    <w:p>
-      <w:pPr>
-        <w:numPr>
-          <w:ilvl w:val="0"/>
-          <w:numId w:val="14"/>
-        </w:numPr>
-        <w:spacing w:line="360" w:lineRule="auto"/>
+      </w:pPr>
+      <w:r>
         <w:rPr>
-          <w:rFonts w:ascii="Times New Roman" w:hAnsi="Times New Roman" w:cs="Times New Roman"/>
-          <w:sz w:val="28"/>
-          <w:szCs w:val="28"/>
-        </w:rPr>
-      </w:pPr>
-      <w:r>
-        <w:rPr>
-          <w:rFonts w:ascii="Times New Roman" w:hAnsi="Times New Roman" w:cs="Times New Roman"/>
           <w:b/>
           <w:bCs/>
-          <w:sz w:val="28"/>
-          <w:szCs w:val="28"/>
         </w:rPr>
-        <w:t>Tuần 15:</w:t>
-      </w:r>
-      <w:r>
+        <w:t>CNN (Convolutional Neural Network)</w:t>
+      </w:r>
+    </w:p>
+    <w:p>
+      <w:pPr>
+        <w:numPr>
+          <w:ilvl w:val="0"/>
+          <w:numId w:val="21"/>
+        </w:numPr>
+      </w:pPr>
+      <w:r>
+        <w:t>Được sử dụng trong hướng tiếp cận kết hợp YOLO và CNN.</w:t>
+      </w:r>
+    </w:p>
+    <w:p>
+      <w:pPr>
+        <w:numPr>
+          <w:ilvl w:val="0"/>
+          <w:numId w:val="21"/>
+        </w:numPr>
+      </w:pPr>
+      <w:r>
+        <w:t>CNN thực hiện phân loại trên ảnh biển báo đã được crop từ bounding box.</w:t>
+      </w:r>
+    </w:p>
+    <w:p>
+      <w:pPr>
+        <w:numPr>
+          <w:ilvl w:val="0"/>
+          <w:numId w:val="21"/>
+        </w:numPr>
+      </w:pPr>
+      <w:r>
+        <w:t>Nghiên cứu Transfer Learning và fine-tuning với các kiến trúc:</w:t>
+      </w:r>
+    </w:p>
+    <w:p>
+      <w:pPr>
+        <w:numPr>
+          <w:ilvl w:val="1"/>
+          <w:numId w:val="21"/>
+        </w:numPr>
+      </w:pPr>
+      <w:r>
+        <w:t>ResNet</w:t>
+      </w:r>
+    </w:p>
+    <w:p>
+      <w:pPr>
+        <w:numPr>
+          <w:ilvl w:val="1"/>
+          <w:numId w:val="21"/>
+        </w:numPr>
+      </w:pPr>
+      <w:r>
+        <w:t>EfficientNet</w:t>
+      </w:r>
+    </w:p>
+    <w:p>
+      <w:pPr>
         <w:rPr>
-          <w:rFonts w:ascii="Times New Roman" w:hAnsi="Times New Roman" w:cs="Times New Roman"/>
-          <w:sz w:val="28"/>
-          <w:szCs w:val="28"/>
-        </w:rPr>
-        <w:t xml:space="preserve"> Tổng hợp toàn bộ dữ liệu thực nghiệm, viết báo cáo khóa luận chi tiết</w:t>
-      </w:r>
-      <w:r>
-        <w:rPr>
-          <w:rFonts w:ascii="Times New Roman" w:hAnsi="Times New Roman" w:cs="Times New Roman"/>
-          <w:sz w:val="28"/>
-          <w:szCs w:val="28"/>
-        </w:rPr>
-        <w:t>.</w:t>
-      </w:r>
-    </w:p>
-    <w:p>
-      <w:pPr>
-        <w:numPr>
-          <w:ilvl w:val="0"/>
-          <w:numId w:val="14"/>
-        </w:numPr>
-        <w:spacing w:line="360" w:lineRule="auto"/>
-        <w:rPr>
-          <w:rFonts w:ascii="Times New Roman" w:hAnsi="Times New Roman" w:cs="Times New Roman"/>
-          <w:sz w:val="28"/>
-          <w:szCs w:val="28"/>
-        </w:rPr>
-      </w:pPr>
-      <w:r>
-        <w:rPr>
-          <w:rFonts w:ascii="Times New Roman" w:hAnsi="Times New Roman" w:cs="Times New Roman"/>
           <w:b/>
           <w:bCs/>
-          <w:sz w:val="28"/>
-          <w:szCs w:val="28"/>
         </w:rPr>
-        <w:t>Tuần 16:</w:t>
-      </w:r>
+      </w:pPr>
       <w:r>
         <w:rPr>
-          <w:rFonts w:ascii="Times New Roman" w:hAnsi="Times New Roman" w:cs="Times New Roman"/>
-          <w:sz w:val="28"/>
-          <w:szCs w:val="28"/>
-        </w:rPr>
-        <w:t xml:space="preserve"> Hoàn thiện báo cáo, thiết kế slide thuyết trình và chuẩn bị demo sản phẩm để bảo vệ đồ án.</w:t>
-      </w:r>
-    </w:p>
-    <w:p>
-      <w:pPr>
-        <w:spacing w:line="360" w:lineRule="auto"/>
-        <w:rPr>
-          <w:rFonts w:ascii="Times New Roman" w:hAnsi="Times New Roman" w:cs="Times New Roman"/>
           <w:b/>
           <w:bCs/>
-          <w:sz w:val="28"/>
-          <w:szCs w:val="28"/>
         </w:rPr>
-      </w:pPr>
-      <w:r>
+        <w:t>Kỹ thuật xử lý ảnh</w:t>
+      </w:r>
+    </w:p>
+    <w:p>
+      <w:pPr>
+        <w:numPr>
+          <w:ilvl w:val="0"/>
+          <w:numId w:val="22"/>
+        </w:numPr>
+      </w:pPr>
+      <w:r>
+        <w:t>Crop vùng biển báo từ bounding box YOLO.</w:t>
+      </w:r>
+    </w:p>
+    <w:p>
+      <w:pPr>
+        <w:numPr>
+          <w:ilvl w:val="0"/>
+          <w:numId w:val="22"/>
+        </w:numPr>
+      </w:pPr>
+      <w:r>
+        <w:t>Chuyển đổi dữ liệu từ bài toán detection sang classification để phục vụ cho CNN.</w:t>
+      </w:r>
+    </w:p>
+    <w:p/>
+    <w:p>
+      <w:pPr>
         <w:rPr>
-          <w:rFonts w:ascii="Times New Roman" w:hAnsi="Times New Roman" w:cs="Times New Roman"/>
           <w:b/>
           <w:bCs/>
-          <w:sz w:val="28"/>
-          <w:szCs w:val="28"/>
         </w:rPr>
-        <w:t>4. Kết quả dự kiến</w:t>
-      </w:r>
-    </w:p>
-    <w:p>
-      <w:pPr>
-        <w:numPr>
-          <w:ilvl w:val="0"/>
-          <w:numId w:val="4"/>
-        </w:numPr>
-        <w:spacing w:line="360" w:lineRule="auto"/>
+      </w:pPr>
+      <w:r>
         <w:rPr>
-          <w:rFonts w:ascii="Times New Roman" w:hAnsi="Times New Roman" w:cs="Times New Roman"/>
-          <w:sz w:val="28"/>
-          <w:szCs w:val="28"/>
-        </w:rPr>
-      </w:pPr>
-      <w:r>
-        <w:rPr>
-          <w:rFonts w:ascii="Times New Roman" w:hAnsi="Times New Roman" w:cs="Times New Roman"/>
-          <w:sz w:val="28"/>
-          <w:szCs w:val="28"/>
-        </w:rPr>
-        <w:t>Một hệ thống (web) nhận diện biển báo hoạt động ổn định với pipeline hoàn chỉnh từ đầu vào là ảnh thô đến đầu ra là nhãn biển báo.</w:t>
-      </w:r>
-    </w:p>
-    <w:p>
-      <w:pPr>
-        <w:numPr>
-          <w:ilvl w:val="0"/>
-          <w:numId w:val="4"/>
-        </w:numPr>
-        <w:spacing w:line="360" w:lineRule="auto"/>
-        <w:rPr>
-          <w:rFonts w:ascii="Times New Roman" w:hAnsi="Times New Roman" w:cs="Times New Roman"/>
-          <w:sz w:val="28"/>
-          <w:szCs w:val="28"/>
-        </w:rPr>
-      </w:pPr>
-      <w:r>
-        <w:rPr>
-          <w:rFonts w:ascii="Times New Roman" w:hAnsi="Times New Roman" w:cs="Times New Roman"/>
-          <w:sz w:val="28"/>
-          <w:szCs w:val="28"/>
-        </w:rPr>
-        <w:t>Bảng đánh giá chi tiết so sánh ưu/nhược điểm của YOLOv8n và CNN trong bài toán này.</w:t>
-      </w:r>
-    </w:p>
-    <w:p>
-      <w:pPr>
-        <w:spacing w:line="360" w:lineRule="auto"/>
-        <w:rPr>
-          <w:rFonts w:ascii="Times New Roman" w:hAnsi="Times New Roman" w:cs="Times New Roman"/>
           <w:b/>
           <w:bCs/>
-          <w:sz w:val="28"/>
-          <w:szCs w:val="28"/>
         </w:rPr>
-      </w:pPr>
-      <w:r>
+        <w:t>7. Ứng dụng</w:t>
+      </w:r>
+    </w:p>
+    <w:p>
+      <w:pPr>
+        <w:numPr>
+          <w:ilvl w:val="0"/>
+          <w:numId w:val="23"/>
+        </w:numPr>
+      </w:pPr>
+      <w:r>
+        <w:t>Hệ thống hỗ trợ lái xe nâng cao (ADAS).</w:t>
+      </w:r>
+    </w:p>
+    <w:p>
+      <w:pPr>
+        <w:numPr>
+          <w:ilvl w:val="0"/>
+          <w:numId w:val="23"/>
+        </w:numPr>
+      </w:pPr>
+      <w:r>
+        <w:t>Xe tự hành.</w:t>
+      </w:r>
+    </w:p>
+    <w:p>
+      <w:pPr>
+        <w:numPr>
+          <w:ilvl w:val="0"/>
+          <w:numId w:val="23"/>
+        </w:numPr>
+      </w:pPr>
+      <w:r>
+        <w:t>Hệ thống giao thông thông minh.</w:t>
+      </w:r>
+    </w:p>
+    <w:p>
+      <w:pPr>
+        <w:numPr>
+          <w:ilvl w:val="0"/>
+          <w:numId w:val="23"/>
+        </w:numPr>
+      </w:pPr>
+      <w:r>
+        <w:t>Ứng dụng di động cảnh báo biển báo giao thông.</w:t>
+      </w:r>
+    </w:p>
+    <w:p>
+      <w:pPr>
+        <w:numPr>
+          <w:ilvl w:val="0"/>
+          <w:numId w:val="23"/>
+        </w:numPr>
+      </w:pPr>
+      <w:r>
+        <w:t>Hệ thống giám sát giao thông bằng camera.</w:t>
+      </w:r>
+    </w:p>
+    <w:p/>
+    <w:p>
+      <w:pPr>
         <w:rPr>
-          <w:rFonts w:ascii="Times New Roman" w:hAnsi="Times New Roman" w:cs="Times New Roman"/>
           <w:b/>
           <w:bCs/>
-          <w:sz w:val="28"/>
-          <w:szCs w:val="28"/>
         </w:rPr>
-        <w:t>5. Các công nghệ</w:t>
-      </w:r>
-    </w:p>
-    <w:p>
-      <w:pPr>
-        <w:numPr>
-          <w:ilvl w:val="0"/>
-          <w:numId w:val="5"/>
-        </w:numPr>
-        <w:spacing w:line="360" w:lineRule="auto"/>
+      </w:pPr>
+      <w:r>
         <w:rPr>
-          <w:rFonts w:ascii="Times New Roman" w:hAnsi="Times New Roman" w:cs="Times New Roman"/>
-          <w:sz w:val="28"/>
-          <w:szCs w:val="28"/>
-        </w:rPr>
-      </w:pPr>
-      <w:r>
-        <w:rPr>
-          <w:rFonts w:ascii="Times New Roman" w:hAnsi="Times New Roman" w:cs="Times New Roman"/>
           <w:b/>
           <w:bCs/>
-          <w:sz w:val="28"/>
-          <w:szCs w:val="28"/>
-        </w:rPr>
-        <w:t>Ngôn ngữ:</w:t>
-      </w:r>
-      <w:r>
-        <w:rPr>
-          <w:rFonts w:ascii="Times New Roman" w:hAnsi="Times New Roman" w:cs="Times New Roman"/>
-          <w:sz w:val="28"/>
-          <w:szCs w:val="28"/>
-        </w:rPr>
-        <w:t xml:space="preserve"> Python.</w:t>
-      </w:r>
-    </w:p>
-    <w:p>
-      <w:pPr>
-        <w:numPr>
-          <w:ilvl w:val="0"/>
-          <w:numId w:val="5"/>
-        </w:numPr>
-        <w:spacing w:line="360" w:lineRule="auto"/>
-        <w:rPr>
-          <w:rFonts w:ascii="Times New Roman" w:hAnsi="Times New Roman" w:cs="Times New Roman"/>
-          <w:sz w:val="28"/>
-          <w:szCs w:val="28"/>
-        </w:rPr>
-      </w:pPr>
-      <w:r>
-        <w:rPr>
-          <w:rFonts w:ascii="Times New Roman" w:hAnsi="Times New Roman" w:cs="Times New Roman"/>
-          <w:b/>
-          <w:bCs/>
-          <w:sz w:val="28"/>
-          <w:szCs w:val="28"/>
-        </w:rPr>
-        <w:t>Framework:</w:t>
-      </w:r>
-      <w:r>
-        <w:rPr>
-          <w:rFonts w:ascii="Times New Roman" w:hAnsi="Times New Roman" w:cs="Times New Roman"/>
-          <w:sz w:val="28"/>
-          <w:szCs w:val="28"/>
-        </w:rPr>
-        <w:t xml:space="preserve"> PyTorch và Torchvision.</w:t>
-      </w:r>
-    </w:p>
-    <w:p>
-      <w:pPr>
-        <w:numPr>
-          <w:ilvl w:val="0"/>
-          <w:numId w:val="5"/>
-        </w:numPr>
-        <w:spacing w:line="360" w:lineRule="auto"/>
-        <w:rPr>
-          <w:rFonts w:ascii="Times New Roman" w:hAnsi="Times New Roman" w:cs="Times New Roman"/>
-          <w:sz w:val="28"/>
-          <w:szCs w:val="28"/>
-        </w:rPr>
-      </w:pPr>
-      <w:r>
-        <w:rPr>
-          <w:rFonts w:ascii="Times New Roman" w:hAnsi="Times New Roman" w:cs="Times New Roman"/>
-          <w:b/>
-          <w:bCs/>
-          <w:sz w:val="28"/>
-          <w:szCs w:val="28"/>
-        </w:rPr>
-        <w:t>Quản lý dự án:</w:t>
-      </w:r>
-      <w:r>
-        <w:rPr>
-          <w:rFonts w:ascii="Times New Roman" w:hAnsi="Times New Roman" w:cs="Times New Roman"/>
-          <w:sz w:val="28"/>
-          <w:szCs w:val="28"/>
-        </w:rPr>
-        <w:t xml:space="preserve"> Công cụ uv để quản lý dependency hiệu quả.</w:t>
-      </w:r>
-    </w:p>
-    <w:p>
-      <w:pPr>
-        <w:numPr>
-          <w:ilvl w:val="0"/>
-          <w:numId w:val="5"/>
-        </w:numPr>
-        <w:spacing w:line="360" w:lineRule="auto"/>
-        <w:rPr>
-          <w:rFonts w:ascii="Times New Roman" w:hAnsi="Times New Roman" w:cs="Times New Roman"/>
-          <w:sz w:val="28"/>
-          <w:szCs w:val="28"/>
-        </w:rPr>
-      </w:pPr>
-      <w:r>
-        <w:rPr>
-          <w:rFonts w:ascii="Times New Roman" w:hAnsi="Times New Roman" w:cs="Times New Roman"/>
-          <w:b/>
-          <w:bCs/>
-          <w:sz w:val="28"/>
-          <w:szCs w:val="28"/>
-        </w:rPr>
-        <w:t>Thư viện hỗ trợ:</w:t>
-      </w:r>
-      <w:r>
-        <w:rPr>
-          <w:rFonts w:ascii="Times New Roman" w:hAnsi="Times New Roman" w:cs="Times New Roman"/>
-          <w:sz w:val="28"/>
-          <w:szCs w:val="28"/>
-        </w:rPr>
-        <w:t xml:space="preserve"> ultralytics cho việc triển khai YOLOv8.</w:t>
-      </w:r>
-    </w:p>
-    <w:p>
-      <w:pPr>
-        <w:spacing w:line="360" w:lineRule="auto"/>
-        <w:rPr>
-          <w:rFonts w:ascii="Times New Roman" w:hAnsi="Times New Roman" w:cs="Times New Roman"/>
-          <w:b/>
-          <w:bCs/>
-          <w:sz w:val="28"/>
-          <w:szCs w:val="28"/>
-        </w:rPr>
-      </w:pPr>
-      <w:r>
-        <w:rPr>
-          <w:rFonts w:ascii="Times New Roman" w:hAnsi="Times New Roman" w:cs="Times New Roman"/>
-          <w:b/>
-          <w:bCs/>
-          <w:sz w:val="28"/>
-          <w:szCs w:val="28"/>
-        </w:rPr>
-        <w:t>6. Thuật toán cần nghiên cứu</w:t>
-      </w:r>
-    </w:p>
-    <w:p>
-      <w:pPr>
-        <w:numPr>
-          <w:ilvl w:val="0"/>
-          <w:numId w:val="6"/>
-        </w:numPr>
-        <w:spacing w:line="360" w:lineRule="auto"/>
-        <w:rPr>
-          <w:rFonts w:ascii="Times New Roman" w:hAnsi="Times New Roman" w:cs="Times New Roman"/>
-          <w:sz w:val="28"/>
-          <w:szCs w:val="28"/>
-        </w:rPr>
-      </w:pPr>
-      <w:r>
-        <w:rPr>
-          <w:rFonts w:ascii="Times New Roman" w:hAnsi="Times New Roman" w:cs="Times New Roman"/>
-          <w:b/>
-          <w:bCs/>
-          <w:sz w:val="28"/>
-          <w:szCs w:val="28"/>
-        </w:rPr>
-        <w:lastRenderedPageBreak/>
-        <w:t>YOLOv8n:</w:t>
-      </w:r>
-      <w:r>
-        <w:rPr>
-          <w:rFonts w:ascii="Times New Roman" w:hAnsi="Times New Roman" w:cs="Times New Roman"/>
-          <w:sz w:val="28"/>
-          <w:szCs w:val="28"/>
-        </w:rPr>
-        <w:t xml:space="preserve"> Tập trung vào kiến trúc phát hiện đối tượng thời gian thực, cách tối ưu hóa loss function và kỹ thuật tăng cường dữ liệu (augmentation).</w:t>
-      </w:r>
-    </w:p>
-    <w:p>
-      <w:pPr>
-        <w:numPr>
-          <w:ilvl w:val="0"/>
-          <w:numId w:val="6"/>
-        </w:numPr>
-        <w:spacing w:line="360" w:lineRule="auto"/>
-        <w:rPr>
-          <w:rFonts w:ascii="Times New Roman" w:hAnsi="Times New Roman" w:cs="Times New Roman"/>
-          <w:sz w:val="28"/>
-          <w:szCs w:val="28"/>
-        </w:rPr>
-      </w:pPr>
-      <w:r>
-        <w:rPr>
-          <w:rFonts w:ascii="Times New Roman" w:hAnsi="Times New Roman" w:cs="Times New Roman"/>
-          <w:b/>
-          <w:bCs/>
-          <w:sz w:val="28"/>
-          <w:szCs w:val="28"/>
-        </w:rPr>
-        <w:t>CNN (Convolutional Neural Network):</w:t>
-      </w:r>
-      <w:r>
-        <w:rPr>
-          <w:rFonts w:ascii="Times New Roman" w:hAnsi="Times New Roman" w:cs="Times New Roman"/>
-          <w:sz w:val="28"/>
-          <w:szCs w:val="28"/>
-        </w:rPr>
-        <w:t xml:space="preserve"> Nghiên cứu các kiến trúc như ResNet hoặc EfficientNet để áp dụng Transfer Learning cho bài toán phân loại biển báo đã crop.</w:t>
-      </w:r>
-    </w:p>
-    <w:p>
-      <w:pPr>
-        <w:numPr>
-          <w:ilvl w:val="0"/>
-          <w:numId w:val="6"/>
-        </w:numPr>
-        <w:spacing w:line="360" w:lineRule="auto"/>
-        <w:rPr>
-          <w:rFonts w:ascii="Times New Roman" w:hAnsi="Times New Roman" w:cs="Times New Roman"/>
-          <w:sz w:val="28"/>
-          <w:szCs w:val="28"/>
-        </w:rPr>
-      </w:pPr>
-      <w:r>
-        <w:rPr>
-          <w:rFonts w:ascii="Times New Roman" w:hAnsi="Times New Roman" w:cs="Times New Roman"/>
-          <w:b/>
-          <w:bCs/>
-          <w:sz w:val="28"/>
-          <w:szCs w:val="28"/>
-        </w:rPr>
-        <w:t>Kỹ thuật xử lý ảnh:</w:t>
-      </w:r>
-      <w:r>
-        <w:rPr>
-          <w:rFonts w:ascii="Times New Roman" w:hAnsi="Times New Roman" w:cs="Times New Roman"/>
-          <w:sz w:val="28"/>
-          <w:szCs w:val="28"/>
-        </w:rPr>
-        <w:t xml:space="preserve"> Crop vùng bounding box từ tọa độ nhãn YOLO để chuyển đổi bài toán Detection sang Classification.</w:t>
-      </w:r>
-    </w:p>
-    <w:p>
-      <w:pPr>
-        <w:spacing w:line="360" w:lineRule="auto"/>
-        <w:rPr>
-          <w:rFonts w:ascii="Times New Roman" w:hAnsi="Times New Roman" w:cs="Times New Roman"/>
-          <w:b/>
-          <w:bCs/>
-          <w:sz w:val="28"/>
-          <w:szCs w:val="28"/>
-        </w:rPr>
-      </w:pPr>
-      <w:r>
-        <w:rPr>
-          <w:rFonts w:ascii="Times New Roman" w:hAnsi="Times New Roman" w:cs="Times New Roman"/>
-          <w:b/>
-          <w:bCs/>
-          <w:sz w:val="28"/>
-          <w:szCs w:val="28"/>
-        </w:rPr>
-        <w:t>7. Các ứng dụng</w:t>
-      </w:r>
-    </w:p>
-    <w:p>
-      <w:pPr>
-        <w:numPr>
-          <w:ilvl w:val="0"/>
-          <w:numId w:val="7"/>
-        </w:numPr>
-        <w:spacing w:line="360" w:lineRule="auto"/>
-        <w:rPr>
-          <w:rFonts w:ascii="Times New Roman" w:hAnsi="Times New Roman" w:cs="Times New Roman"/>
-          <w:sz w:val="28"/>
-          <w:szCs w:val="28"/>
-        </w:rPr>
-      </w:pPr>
-      <w:r>
-        <w:rPr>
-          <w:rFonts w:ascii="Times New Roman" w:hAnsi="Times New Roman" w:cs="Times New Roman"/>
-          <w:sz w:val="28"/>
-          <w:szCs w:val="28"/>
-        </w:rPr>
-        <w:t>Tích hợp vào hệ thống hỗ trợ lái xe nâng cao (ADAS) và xe tự hành.</w:t>
-      </w:r>
-    </w:p>
-    <w:p>
-      <w:pPr>
-        <w:numPr>
-          <w:ilvl w:val="0"/>
-          <w:numId w:val="7"/>
-        </w:numPr>
-        <w:spacing w:line="360" w:lineRule="auto"/>
-        <w:rPr>
-          <w:rFonts w:ascii="Times New Roman" w:hAnsi="Times New Roman" w:cs="Times New Roman"/>
-          <w:sz w:val="28"/>
-          <w:szCs w:val="28"/>
-        </w:rPr>
-      </w:pPr>
-      <w:r>
-        <w:rPr>
-          <w:rFonts w:ascii="Times New Roman" w:hAnsi="Times New Roman" w:cs="Times New Roman"/>
-          <w:sz w:val="28"/>
-          <w:szCs w:val="28"/>
-        </w:rPr>
-        <w:t>Phát triển ứng dụng di động cảnh báo biển báo cho người tham gia giao thông.</w:t>
-      </w:r>
-    </w:p>
-    <w:p>
-      <w:pPr>
-        <w:numPr>
-          <w:ilvl w:val="0"/>
-          <w:numId w:val="7"/>
-        </w:numPr>
-        <w:spacing w:line="360" w:lineRule="auto"/>
-        <w:rPr>
-          <w:rFonts w:ascii="Times New Roman" w:hAnsi="Times New Roman" w:cs="Times New Roman"/>
-          <w:sz w:val="28"/>
-          <w:szCs w:val="28"/>
-        </w:rPr>
-      </w:pPr>
-      <w:r>
-        <w:rPr>
-          <w:rFonts w:ascii="Times New Roman" w:hAnsi="Times New Roman" w:cs="Times New Roman"/>
-          <w:sz w:val="28"/>
-          <w:szCs w:val="28"/>
-        </w:rPr>
-        <w:t>Hỗ trợ các hệ thống giám sát và quản lý hạ tầng giao thông thông minh.</w:t>
-      </w:r>
-    </w:p>
-    <w:p>
-      <w:pPr>
-        <w:spacing w:line="360" w:lineRule="auto"/>
-        <w:rPr>
-          <w:rFonts w:ascii="Times New Roman" w:hAnsi="Times New Roman" w:cs="Times New Roman"/>
-          <w:b/>
-          <w:bCs/>
-          <w:sz w:val="28"/>
-          <w:szCs w:val="28"/>
-        </w:rPr>
-      </w:pPr>
-      <w:r>
-        <w:rPr>
-          <w:rFonts w:ascii="Times New Roman" w:hAnsi="Times New Roman" w:cs="Times New Roman"/>
-          <w:b/>
-          <w:bCs/>
-          <w:sz w:val="28"/>
-          <w:szCs w:val="28"/>
         </w:rPr>
         <w:t>8. Lý do lựa chọn</w:t>
       </w:r>
@@ -1521,66 +1781,83 @@
       <w:pPr>
         <w:numPr>
           <w:ilvl w:val="0"/>
-          <w:numId w:val="8"/>
-        </w:numPr>
-        <w:spacing w:line="360" w:lineRule="auto"/>
-        <w:rPr>
-          <w:rFonts w:ascii="Times New Roman" w:hAnsi="Times New Roman" w:cs="Times New Roman"/>
-          <w:sz w:val="28"/>
-          <w:szCs w:val="28"/>
-        </w:rPr>
-      </w:pPr>
-      <w:r>
-        <w:rPr>
-          <w:rFonts w:ascii="Times New Roman" w:hAnsi="Times New Roman" w:cs="Times New Roman"/>
-          <w:b/>
-          <w:bCs/>
-          <w:sz w:val="28"/>
-          <w:szCs w:val="28"/>
-        </w:rPr>
-        <w:t>Tính thực tiễn:</w:t>
-      </w:r>
-      <w:r>
-        <w:rPr>
-          <w:rFonts w:ascii="Times New Roman" w:hAnsi="Times New Roman" w:cs="Times New Roman"/>
-          <w:sz w:val="28"/>
-          <w:szCs w:val="28"/>
-        </w:rPr>
-        <w:t xml:space="preserve"> Bài toán biển báo giao thông Việt Nam có đặc thù riêng, cần một hệ thống nhận diện chính xác để hỗ trợ lái xe an toàn.</w:t>
-      </w:r>
-    </w:p>
-    <w:p>
-      <w:pPr>
-        <w:numPr>
-          <w:ilvl w:val="0"/>
-          <w:numId w:val="8"/>
-        </w:numPr>
-        <w:spacing w:line="360" w:lineRule="auto"/>
-        <w:rPr>
-          <w:rFonts w:ascii="Times New Roman" w:hAnsi="Times New Roman" w:cs="Times New Roman"/>
-          <w:sz w:val="28"/>
-          <w:szCs w:val="28"/>
-        </w:rPr>
-      </w:pPr>
-      <w:r>
-        <w:rPr>
-          <w:rFonts w:ascii="Times New Roman" w:hAnsi="Times New Roman" w:cs="Times New Roman"/>
-          <w:b/>
-          <w:bCs/>
-          <w:sz w:val="28"/>
-          <w:szCs w:val="28"/>
-        </w:rPr>
-        <w:t>Hiệu quả kỹ thuật:</w:t>
-      </w:r>
-      <w:r>
-        <w:rPr>
-          <w:rFonts w:ascii="Times New Roman" w:hAnsi="Times New Roman" w:cs="Times New Roman"/>
-          <w:sz w:val="28"/>
-          <w:szCs w:val="28"/>
-        </w:rPr>
-        <w:t xml:space="preserve"> YOLOv8n được chọn vì tốc độ nhanh và nhẹ, trong khi CNN giúp kiểm chứng độ chính xác ở mức độ chi tiết hơn.</w:t>
-      </w:r>
-    </w:p>
+          <w:numId w:val="24"/>
+        </w:numPr>
+      </w:pPr>
+      <w:r>
+        <w:t>Bài toán biển báo giao thông Việt Nam có tính thực tiễn cao và mang nhiều đặc thù riêng.</w:t>
+      </w:r>
+    </w:p>
+    <w:p>
+      <w:pPr>
+        <w:numPr>
+          <w:ilvl w:val="0"/>
+          <w:numId w:val="24"/>
+        </w:numPr>
+      </w:pPr>
+      <w:r>
+        <w:t>YOLO</w:t>
+      </w:r>
+      <w:r>
+        <w:t xml:space="preserve"> được lựa chọn vì:</w:t>
+      </w:r>
+    </w:p>
+    <w:p>
+      <w:pPr>
+        <w:numPr>
+          <w:ilvl w:val="1"/>
+          <w:numId w:val="24"/>
+        </w:numPr>
+      </w:pPr>
+      <w:r>
+        <w:t>tốc độ xử lý nhanh</w:t>
+      </w:r>
+    </w:p>
+    <w:p>
+      <w:pPr>
+        <w:numPr>
+          <w:ilvl w:val="1"/>
+          <w:numId w:val="24"/>
+        </w:numPr>
+      </w:pPr>
+      <w:r>
+        <w:t>mô hình nhẹ</w:t>
+      </w:r>
+    </w:p>
+    <w:p>
+      <w:pPr>
+        <w:numPr>
+          <w:ilvl w:val="1"/>
+          <w:numId w:val="24"/>
+        </w:numPr>
+      </w:pPr>
+      <w:r>
+        <w:t>phù hợp cho realtime inference</w:t>
+      </w:r>
+    </w:p>
+    <w:p>
+      <w:pPr>
+        <w:numPr>
+          <w:ilvl w:val="0"/>
+          <w:numId w:val="24"/>
+        </w:numPr>
+      </w:pPr>
+      <w:r>
+        <w:t>Mô hình CNN giúp đánh giá khả năng cải thiện độ chính xác khi tách riêng bước phân loại.</w:t>
+      </w:r>
+    </w:p>
+    <w:p>
+      <w:pPr>
+        <w:numPr>
+          <w:ilvl w:val="0"/>
+          <w:numId w:val="24"/>
+        </w:numPr>
+      </w:pPr>
+      <w:r>
+        <w:t>Việc so sánh giữa mô hình end-to-end và mô hình hybrid giúp đánh giá rõ ưu và nhược điểm của từng hướng tiếp cận trong điều kiện triển khai thực tế.</w:t>
+      </w:r>
+    </w:p>
+    <w:p/>
     <w:sectPr>
       <w:pgSz w:w="12240" w:h="15840"/>
       <w:pgMar w:top="1440" w:right="1440" w:bottom="1440" w:left="1440" w:header="720" w:footer="720" w:gutter="0"/>
@@ -1594,9 +1871,9 @@
 <file path=word/numbering.xml><?xml version="1.0" encoding="utf-8"?>
 <w:numbering xmlns:wpc="http://schemas.microsoft.com/office/word/2010/wordprocessingCanvas" xmlns:cx="http://schemas.microsoft.com/office/drawing/2014/chartex" xmlns:cx1="http://schemas.microsoft.com/office/drawing/2015/9/8/chartex" xmlns:cx2="http://schemas.microsoft.com/office/drawing/2015/10/21/chartex" xmlns:cx3="http://schemas.microsoft.com/office/drawing/2016/5/9/chartex" xmlns:cx4="http://schemas.microsoft.com/office/drawing/2016/5/10/chartex" xmlns:cx5="http://schemas.microsoft.com/office/drawing/2016/5/11/chartex" xmlns:cx6="http://schemas.microsoft.com/office/drawing/2016/5/12/chartex" xmlns:cx7="http://schemas.microsoft.com/office/drawing/2016/5/13/chartex" xmlns:cx8="http://schemas.microsoft.com/office/drawing/2016/5/14/chartex" xmlns:mc="http://schemas.openxmlformats.org/markup-compatibility/2006" xmlns:aink="http://schemas.microsoft.com/office/drawing/2016/ink" xmlns:am3d="http://schemas.microsoft.com/office/drawing/2017/model3d" xmlns:o="urn:schemas-microsoft-com:office:office" xmlns:oel="http://schemas.microsoft.com/office/2019/extlst" xmlns:r="http://schemas.openxmlformats.org/officeDocument/2006/relationships" xmlns:m="http://schemas.openxmlformats.org/officeDocument/2006/math" xmlns:v="urn:schemas-microsoft-com:vml" xmlns:wp14="http://schemas.microsoft.com/office/word/2010/wordprocessingDrawing" xmlns:wp="http://schemas.openxmlformats.org/drawingml/2006/wordprocessingDrawing" xmlns:w10="urn:schemas-microsoft-com:office:word" xmlns:w="http://schemas.openxmlformats.org/wordprocessingml/2006/main" xmlns:w14="http://schemas.microsoft.com/office/word/2010/wordml" xmlns:w15="http://schemas.microsoft.com/office/word/2012/wordml" xmlns:w16cex="http://schemas.microsoft.com/office/word/2018/wordml/cex" xmlns:w16cid="http://schemas.microsoft.com/office/word/2016/wordml/cid" xmlns:w16="http://schemas.microsoft.com/office/word/2018/wordml" xmlns:w16du="http://schemas.microsoft.com/office/word/2023/wordml/word16du" xmlns:w16sdtdh="http://schemas.microsoft.com/office/word/2020/wordml/sdtdatahash" xmlns:w16sdtfl="http://schemas.microsoft.com/office/word/2024/wordml/sdtformatlock" xmlns:w16se="http://schemas.microsoft.com/office/word/2015/wordml/symex" xmlns:wpg="http://schemas.microsoft.com/office/word/2010/wordprocessingGroup" xmlns:wpi="http://schemas.microsoft.com/office/word/2010/wordprocessingInk" xmlns:wne="http://schemas.microsoft.com/office/word/2006/wordml" xmlns:wps="http://schemas.microsoft.com/office/word/2010/wordprocessingShape" mc:Ignorable="w14 w15 w16se w16cid w16 w16cex w16sdtdh w16sdtfl w16du wp14">
   <w:abstractNum w:abstractNumId="0" w15:restartNumberingAfterBreak="0">
-    <w:nsid w:val="060B0930"/>
+    <w:nsid w:val="19F04C37"/>
     <w:multiLevelType w:val="multilevel"/>
-    <w:tmpl w:val="50E6F4D2"/>
+    <w:tmpl w:val="2B1087EE"/>
     <w:lvl w:ilvl="0">
       <w:start w:val="1"/>
       <w:numFmt w:val="bullet"/>
@@ -1613,7 +1890,7 @@
         <w:sz w:val="20"/>
       </w:rPr>
     </w:lvl>
-    <w:lvl w:ilvl="1" w:tentative="1">
+    <w:lvl w:ilvl="1">
       <w:start w:val="1"/>
       <w:numFmt w:val="bullet"/>
       <w:lvlText w:val="o"/>
@@ -1743,9 +2020,9 @@
     </w:lvl>
   </w:abstractNum>
   <w:abstractNum w:abstractNumId="1" w15:restartNumberingAfterBreak="0">
-    <w:nsid w:val="19FC093E"/>
+    <w:nsid w:val="1BAD78CC"/>
     <w:multiLevelType w:val="multilevel"/>
-    <w:tmpl w:val="7CFC3D64"/>
+    <w:tmpl w:val="E2D0C360"/>
     <w:lvl w:ilvl="0">
       <w:start w:val="1"/>
       <w:numFmt w:val="bullet"/>
@@ -1892,122 +2169,158 @@
     </w:lvl>
   </w:abstractNum>
   <w:abstractNum w:abstractNumId="2" w15:restartNumberingAfterBreak="0">
-    <w:nsid w:val="1CB46DF1"/>
-    <w:multiLevelType w:val="hybridMultilevel"/>
-    <w:tmpl w:val="CFE87436"/>
-    <w:lvl w:ilvl="0" w:tplc="10BC623A">
-      <w:start w:val="2"/>
-      <w:numFmt w:val="bullet"/>
-      <w:lvlText w:val="-"/>
-      <w:lvlJc w:val="left"/>
-      <w:pPr>
+    <w:nsid w:val="21CD78B2"/>
+    <w:multiLevelType w:val="multilevel"/>
+    <w:tmpl w:val="4394E18C"/>
+    <w:lvl w:ilvl="0">
+      <w:start w:val="1"/>
+      <w:numFmt w:val="bullet"/>
+      <w:lvlText w:val=""/>
+      <w:lvlJc w:val="left"/>
+      <w:pPr>
+        <w:tabs>
+          <w:tab w:val="num" w:pos="720"/>
+        </w:tabs>
         <w:ind w:left="720" w:hanging="360"/>
       </w:pPr>
       <w:rPr>
-        <w:rFonts w:ascii="Times New Roman" w:eastAsiaTheme="minorHAnsi" w:hAnsi="Times New Roman" w:cs="Times New Roman" w:hint="default"/>
-      </w:rPr>
-    </w:lvl>
-    <w:lvl w:ilvl="1" w:tplc="04090003" w:tentative="1">
+        <w:rFonts w:ascii="Symbol" w:hAnsi="Symbol" w:hint="default"/>
+        <w:sz w:val="20"/>
+      </w:rPr>
+    </w:lvl>
+    <w:lvl w:ilvl="1" w:tentative="1">
       <w:start w:val="1"/>
       <w:numFmt w:val="bullet"/>
       <w:lvlText w:val="o"/>
       <w:lvlJc w:val="left"/>
       <w:pPr>
+        <w:tabs>
+          <w:tab w:val="num" w:pos="1440"/>
+        </w:tabs>
         <w:ind w:left="1440" w:hanging="360"/>
       </w:pPr>
       <w:rPr>
-        <w:rFonts w:ascii="Courier New" w:hAnsi="Courier New" w:cs="Courier New" w:hint="default"/>
-      </w:rPr>
-    </w:lvl>
-    <w:lvl w:ilvl="2" w:tplc="04090005" w:tentative="1">
-      <w:start w:val="1"/>
-      <w:numFmt w:val="bullet"/>
-      <w:lvlText w:val=""/>
-      <w:lvlJc w:val="left"/>
-      <w:pPr>
+        <w:rFonts w:ascii="Courier New" w:hAnsi="Courier New" w:hint="default"/>
+        <w:sz w:val="20"/>
+      </w:rPr>
+    </w:lvl>
+    <w:lvl w:ilvl="2" w:tentative="1">
+      <w:start w:val="1"/>
+      <w:numFmt w:val="bullet"/>
+      <w:lvlText w:val=""/>
+      <w:lvlJc w:val="left"/>
+      <w:pPr>
+        <w:tabs>
+          <w:tab w:val="num" w:pos="2160"/>
+        </w:tabs>
         <w:ind w:left="2160" w:hanging="360"/>
       </w:pPr>
       <w:rPr>
         <w:rFonts w:ascii="Wingdings" w:hAnsi="Wingdings" w:hint="default"/>
-      </w:rPr>
-    </w:lvl>
-    <w:lvl w:ilvl="3" w:tplc="04090001" w:tentative="1">
-      <w:start w:val="1"/>
-      <w:numFmt w:val="bullet"/>
-      <w:lvlText w:val=""/>
-      <w:lvlJc w:val="left"/>
-      <w:pPr>
+        <w:sz w:val="20"/>
+      </w:rPr>
+    </w:lvl>
+    <w:lvl w:ilvl="3" w:tentative="1">
+      <w:start w:val="1"/>
+      <w:numFmt w:val="bullet"/>
+      <w:lvlText w:val=""/>
+      <w:lvlJc w:val="left"/>
+      <w:pPr>
+        <w:tabs>
+          <w:tab w:val="num" w:pos="2880"/>
+        </w:tabs>
         <w:ind w:left="2880" w:hanging="360"/>
       </w:pPr>
       <w:rPr>
-        <w:rFonts w:ascii="Symbol" w:hAnsi="Symbol" w:hint="default"/>
-      </w:rPr>
-    </w:lvl>
-    <w:lvl w:ilvl="4" w:tplc="04090003" w:tentative="1">
-      <w:start w:val="1"/>
-      <w:numFmt w:val="bullet"/>
-      <w:lvlText w:val="o"/>
-      <w:lvlJc w:val="left"/>
-      <w:pPr>
+        <w:rFonts w:ascii="Wingdings" w:hAnsi="Wingdings" w:hint="default"/>
+        <w:sz w:val="20"/>
+      </w:rPr>
+    </w:lvl>
+    <w:lvl w:ilvl="4" w:tentative="1">
+      <w:start w:val="1"/>
+      <w:numFmt w:val="bullet"/>
+      <w:lvlText w:val=""/>
+      <w:lvlJc w:val="left"/>
+      <w:pPr>
+        <w:tabs>
+          <w:tab w:val="num" w:pos="3600"/>
+        </w:tabs>
         <w:ind w:left="3600" w:hanging="360"/>
       </w:pPr>
       <w:rPr>
-        <w:rFonts w:ascii="Courier New" w:hAnsi="Courier New" w:cs="Courier New" w:hint="default"/>
-      </w:rPr>
-    </w:lvl>
-    <w:lvl w:ilvl="5" w:tplc="04090005" w:tentative="1">
-      <w:start w:val="1"/>
-      <w:numFmt w:val="bullet"/>
-      <w:lvlText w:val=""/>
-      <w:lvlJc w:val="left"/>
-      <w:pPr>
+        <w:rFonts w:ascii="Wingdings" w:hAnsi="Wingdings" w:hint="default"/>
+        <w:sz w:val="20"/>
+      </w:rPr>
+    </w:lvl>
+    <w:lvl w:ilvl="5" w:tentative="1">
+      <w:start w:val="1"/>
+      <w:numFmt w:val="bullet"/>
+      <w:lvlText w:val=""/>
+      <w:lvlJc w:val="left"/>
+      <w:pPr>
+        <w:tabs>
+          <w:tab w:val="num" w:pos="4320"/>
+        </w:tabs>
         <w:ind w:left="4320" w:hanging="360"/>
       </w:pPr>
       <w:rPr>
         <w:rFonts w:ascii="Wingdings" w:hAnsi="Wingdings" w:hint="default"/>
-      </w:rPr>
-    </w:lvl>
-    <w:lvl w:ilvl="6" w:tplc="04090001" w:tentative="1">
-      <w:start w:val="1"/>
-      <w:numFmt w:val="bullet"/>
-      <w:lvlText w:val=""/>
-      <w:lvlJc w:val="left"/>
-      <w:pPr>
+        <w:sz w:val="20"/>
+      </w:rPr>
+    </w:lvl>
+    <w:lvl w:ilvl="6" w:tentative="1">
+      <w:start w:val="1"/>
+      <w:numFmt w:val="bullet"/>
+      <w:lvlText w:val=""/>
+      <w:lvlJc w:val="left"/>
+      <w:pPr>
+        <w:tabs>
+          <w:tab w:val="num" w:pos="5040"/>
+        </w:tabs>
         <w:ind w:left="5040" w:hanging="360"/>
       </w:pPr>
       <w:rPr>
-        <w:rFonts w:ascii="Symbol" w:hAnsi="Symbol" w:hint="default"/>
-      </w:rPr>
-    </w:lvl>
-    <w:lvl w:ilvl="7" w:tplc="04090003" w:tentative="1">
-      <w:start w:val="1"/>
-      <w:numFmt w:val="bullet"/>
-      <w:lvlText w:val="o"/>
-      <w:lvlJc w:val="left"/>
-      <w:pPr>
+        <w:rFonts w:ascii="Wingdings" w:hAnsi="Wingdings" w:hint="default"/>
+        <w:sz w:val="20"/>
+      </w:rPr>
+    </w:lvl>
+    <w:lvl w:ilvl="7" w:tentative="1">
+      <w:start w:val="1"/>
+      <w:numFmt w:val="bullet"/>
+      <w:lvlText w:val=""/>
+      <w:lvlJc w:val="left"/>
+      <w:pPr>
+        <w:tabs>
+          <w:tab w:val="num" w:pos="5760"/>
+        </w:tabs>
         <w:ind w:left="5760" w:hanging="360"/>
       </w:pPr>
       <w:rPr>
-        <w:rFonts w:ascii="Courier New" w:hAnsi="Courier New" w:cs="Courier New" w:hint="default"/>
-      </w:rPr>
-    </w:lvl>
-    <w:lvl w:ilvl="8" w:tplc="04090005" w:tentative="1">
-      <w:start w:val="1"/>
-      <w:numFmt w:val="bullet"/>
-      <w:lvlText w:val=""/>
-      <w:lvlJc w:val="left"/>
-      <w:pPr>
+        <w:rFonts w:ascii="Wingdings" w:hAnsi="Wingdings" w:hint="default"/>
+        <w:sz w:val="20"/>
+      </w:rPr>
+    </w:lvl>
+    <w:lvl w:ilvl="8" w:tentative="1">
+      <w:start w:val="1"/>
+      <w:numFmt w:val="bullet"/>
+      <w:lvlText w:val=""/>
+      <w:lvlJc w:val="left"/>
+      <w:pPr>
+        <w:tabs>
+          <w:tab w:val="num" w:pos="6480"/>
+        </w:tabs>
         <w:ind w:left="6480" w:hanging="360"/>
       </w:pPr>
       <w:rPr>
         <w:rFonts w:ascii="Wingdings" w:hAnsi="Wingdings" w:hint="default"/>
+        <w:sz w:val="20"/>
       </w:rPr>
     </w:lvl>
   </w:abstractNum>
   <w:abstractNum w:abstractNumId="3" w15:restartNumberingAfterBreak="0">
-    <w:nsid w:val="1E4E4F62"/>
+    <w:nsid w:val="31FC480C"/>
     <w:multiLevelType w:val="multilevel"/>
-    <w:tmpl w:val="3BE6558E"/>
+    <w:tmpl w:val="7DB4CC9E"/>
     <w:lvl w:ilvl="0">
       <w:start w:val="1"/>
       <w:numFmt w:val="bullet"/>
@@ -2024,7 +2337,7 @@
         <w:sz w:val="20"/>
       </w:rPr>
     </w:lvl>
-    <w:lvl w:ilvl="1" w:tentative="1">
+    <w:lvl w:ilvl="1">
       <w:start w:val="1"/>
       <w:numFmt w:val="bullet"/>
       <w:lvlText w:val="o"/>
@@ -2154,9 +2467,9 @@
     </w:lvl>
   </w:abstractNum>
   <w:abstractNum w:abstractNumId="4" w15:restartNumberingAfterBreak="0">
-    <w:nsid w:val="251D7072"/>
+    <w:nsid w:val="334C2545"/>
     <w:multiLevelType w:val="multilevel"/>
-    <w:tmpl w:val="14044344"/>
+    <w:tmpl w:val="F8F202A2"/>
     <w:lvl w:ilvl="0">
       <w:start w:val="1"/>
       <w:numFmt w:val="bullet"/>
@@ -2173,7 +2486,7 @@
         <w:sz w:val="20"/>
       </w:rPr>
     </w:lvl>
-    <w:lvl w:ilvl="1" w:tentative="1">
+    <w:lvl w:ilvl="1">
       <w:start w:val="1"/>
       <w:numFmt w:val="bullet"/>
       <w:lvlText w:val="o"/>
@@ -2303,9 +2616,9 @@
     </w:lvl>
   </w:abstractNum>
   <w:abstractNum w:abstractNumId="5" w15:restartNumberingAfterBreak="0">
-    <w:nsid w:val="28550EA5"/>
+    <w:nsid w:val="35BE055E"/>
     <w:multiLevelType w:val="multilevel"/>
-    <w:tmpl w:val="F1B66DCC"/>
+    <w:tmpl w:val="1C08C31E"/>
     <w:lvl w:ilvl="0">
       <w:start w:val="1"/>
       <w:numFmt w:val="bullet"/>
@@ -2322,7 +2635,7 @@
         <w:sz w:val="20"/>
       </w:rPr>
     </w:lvl>
-    <w:lvl w:ilvl="1" w:tentative="1">
+    <w:lvl w:ilvl="1">
       <w:start w:val="1"/>
       <w:numFmt w:val="bullet"/>
       <w:lvlText w:val="o"/>
@@ -2452,9 +2765,9 @@
     </w:lvl>
   </w:abstractNum>
   <w:abstractNum w:abstractNumId="6" w15:restartNumberingAfterBreak="0">
-    <w:nsid w:val="375A383B"/>
+    <w:nsid w:val="3BAB40CC"/>
     <w:multiLevelType w:val="multilevel"/>
-    <w:tmpl w:val="C54EC41A"/>
+    <w:tmpl w:val="2DF46424"/>
     <w:lvl w:ilvl="0">
       <w:start w:val="1"/>
       <w:numFmt w:val="bullet"/>
@@ -2471,7 +2784,7 @@
         <w:sz w:val="20"/>
       </w:rPr>
     </w:lvl>
-    <w:lvl w:ilvl="1" w:tentative="1">
+    <w:lvl w:ilvl="1">
       <w:start w:val="1"/>
       <w:numFmt w:val="bullet"/>
       <w:lvlText w:val="o"/>
@@ -2601,9 +2914,9 @@
     </w:lvl>
   </w:abstractNum>
   <w:abstractNum w:abstractNumId="7" w15:restartNumberingAfterBreak="0">
-    <w:nsid w:val="3E6D1851"/>
+    <w:nsid w:val="3D413971"/>
     <w:multiLevelType w:val="multilevel"/>
-    <w:tmpl w:val="2752D6B4"/>
+    <w:tmpl w:val="E3527B4C"/>
     <w:lvl w:ilvl="0">
       <w:start w:val="1"/>
       <w:numFmt w:val="bullet"/>
@@ -2620,7 +2933,7 @@
         <w:sz w:val="20"/>
       </w:rPr>
     </w:lvl>
-    <w:lvl w:ilvl="1" w:tentative="1">
+    <w:lvl w:ilvl="1">
       <w:start w:val="1"/>
       <w:numFmt w:val="bullet"/>
       <w:lvlText w:val="o"/>
@@ -2750,9 +3063,9 @@
     </w:lvl>
   </w:abstractNum>
   <w:abstractNum w:abstractNumId="8" w15:restartNumberingAfterBreak="0">
-    <w:nsid w:val="4DA86F7C"/>
+    <w:nsid w:val="3D580D8C"/>
     <w:multiLevelType w:val="multilevel"/>
-    <w:tmpl w:val="7DB03228"/>
+    <w:tmpl w:val="C8FCE5B8"/>
     <w:lvl w:ilvl="0">
       <w:start w:val="1"/>
       <w:numFmt w:val="bullet"/>
@@ -2769,7 +3082,7 @@
         <w:sz w:val="20"/>
       </w:rPr>
     </w:lvl>
-    <w:lvl w:ilvl="1">
+    <w:lvl w:ilvl="1" w:tentative="1">
       <w:start w:val="1"/>
       <w:numFmt w:val="bullet"/>
       <w:lvlText w:val="o"/>
@@ -2899,9 +3212,9 @@
     </w:lvl>
   </w:abstractNum>
   <w:abstractNum w:abstractNumId="9" w15:restartNumberingAfterBreak="0">
-    <w:nsid w:val="57D4180A"/>
+    <w:nsid w:val="406F1D9F"/>
     <w:multiLevelType w:val="multilevel"/>
-    <w:tmpl w:val="C560AB46"/>
+    <w:tmpl w:val="13C0060E"/>
     <w:lvl w:ilvl="0">
       <w:start w:val="1"/>
       <w:numFmt w:val="bullet"/>
@@ -3048,9 +3361,9 @@
     </w:lvl>
   </w:abstractNum>
   <w:abstractNum w:abstractNumId="10" w15:restartNumberingAfterBreak="0">
-    <w:nsid w:val="61CF7F56"/>
+    <w:nsid w:val="45162E98"/>
     <w:multiLevelType w:val="multilevel"/>
-    <w:tmpl w:val="C8F60C64"/>
+    <w:tmpl w:val="6BEEE616"/>
     <w:lvl w:ilvl="0">
       <w:start w:val="1"/>
       <w:numFmt w:val="bullet"/>
@@ -3197,9 +3510,9 @@
     </w:lvl>
   </w:abstractNum>
   <w:abstractNum w:abstractNumId="11" w15:restartNumberingAfterBreak="0">
-    <w:nsid w:val="6213485F"/>
+    <w:nsid w:val="46E750C2"/>
     <w:multiLevelType w:val="multilevel"/>
-    <w:tmpl w:val="748EF502"/>
+    <w:tmpl w:val="B798C91A"/>
     <w:lvl w:ilvl="0">
       <w:start w:val="1"/>
       <w:numFmt w:val="bullet"/>
@@ -3346,9 +3659,9 @@
     </w:lvl>
   </w:abstractNum>
   <w:abstractNum w:abstractNumId="12" w15:restartNumberingAfterBreak="0">
-    <w:nsid w:val="65621D0B"/>
+    <w:nsid w:val="47363871"/>
     <w:multiLevelType w:val="multilevel"/>
-    <w:tmpl w:val="B6600646"/>
+    <w:tmpl w:val="EA2AE7B8"/>
     <w:lvl w:ilvl="0">
       <w:start w:val="1"/>
       <w:numFmt w:val="bullet"/>
@@ -3365,7 +3678,7 @@
         <w:sz w:val="20"/>
       </w:rPr>
     </w:lvl>
-    <w:lvl w:ilvl="1" w:tentative="1">
+    <w:lvl w:ilvl="1">
       <w:start w:val="1"/>
       <w:numFmt w:val="bullet"/>
       <w:lvlText w:val="o"/>
@@ -3495,9 +3808,9 @@
     </w:lvl>
   </w:abstractNum>
   <w:abstractNum w:abstractNumId="13" w15:restartNumberingAfterBreak="0">
-    <w:nsid w:val="70F12E9F"/>
+    <w:nsid w:val="4B5820F0"/>
     <w:multiLevelType w:val="multilevel"/>
-    <w:tmpl w:val="98FEB6DC"/>
+    <w:tmpl w:val="8ADC867A"/>
     <w:lvl w:ilvl="0">
       <w:start w:val="1"/>
       <w:numFmt w:val="bullet"/>
@@ -3514,6 +3827,155 @@
         <w:sz w:val="20"/>
       </w:rPr>
     </w:lvl>
+    <w:lvl w:ilvl="1">
+      <w:start w:val="1"/>
+      <w:numFmt w:val="bullet"/>
+      <w:lvlText w:val="o"/>
+      <w:lvlJc w:val="left"/>
+      <w:pPr>
+        <w:tabs>
+          <w:tab w:val="num" w:pos="1440"/>
+        </w:tabs>
+        <w:ind w:left="1440" w:hanging="360"/>
+      </w:pPr>
+      <w:rPr>
+        <w:rFonts w:ascii="Courier New" w:hAnsi="Courier New" w:hint="default"/>
+        <w:sz w:val="20"/>
+      </w:rPr>
+    </w:lvl>
+    <w:lvl w:ilvl="2" w:tentative="1">
+      <w:start w:val="1"/>
+      <w:numFmt w:val="bullet"/>
+      <w:lvlText w:val=""/>
+      <w:lvlJc w:val="left"/>
+      <w:pPr>
+        <w:tabs>
+          <w:tab w:val="num" w:pos="2160"/>
+        </w:tabs>
+        <w:ind w:left="2160" w:hanging="360"/>
+      </w:pPr>
+      <w:rPr>
+        <w:rFonts w:ascii="Wingdings" w:hAnsi="Wingdings" w:hint="default"/>
+        <w:sz w:val="20"/>
+      </w:rPr>
+    </w:lvl>
+    <w:lvl w:ilvl="3" w:tentative="1">
+      <w:start w:val="1"/>
+      <w:numFmt w:val="bullet"/>
+      <w:lvlText w:val=""/>
+      <w:lvlJc w:val="left"/>
+      <w:pPr>
+        <w:tabs>
+          <w:tab w:val="num" w:pos="2880"/>
+        </w:tabs>
+        <w:ind w:left="2880" w:hanging="360"/>
+      </w:pPr>
+      <w:rPr>
+        <w:rFonts w:ascii="Wingdings" w:hAnsi="Wingdings" w:hint="default"/>
+        <w:sz w:val="20"/>
+      </w:rPr>
+    </w:lvl>
+    <w:lvl w:ilvl="4" w:tentative="1">
+      <w:start w:val="1"/>
+      <w:numFmt w:val="bullet"/>
+      <w:lvlText w:val=""/>
+      <w:lvlJc w:val="left"/>
+      <w:pPr>
+        <w:tabs>
+          <w:tab w:val="num" w:pos="3600"/>
+        </w:tabs>
+        <w:ind w:left="3600" w:hanging="360"/>
+      </w:pPr>
+      <w:rPr>
+        <w:rFonts w:ascii="Wingdings" w:hAnsi="Wingdings" w:hint="default"/>
+        <w:sz w:val="20"/>
+      </w:rPr>
+    </w:lvl>
+    <w:lvl w:ilvl="5" w:tentative="1">
+      <w:start w:val="1"/>
+      <w:numFmt w:val="bullet"/>
+      <w:lvlText w:val=""/>
+      <w:lvlJc w:val="left"/>
+      <w:pPr>
+        <w:tabs>
+          <w:tab w:val="num" w:pos="4320"/>
+        </w:tabs>
+        <w:ind w:left="4320" w:hanging="360"/>
+      </w:pPr>
+      <w:rPr>
+        <w:rFonts w:ascii="Wingdings" w:hAnsi="Wingdings" w:hint="default"/>
+        <w:sz w:val="20"/>
+      </w:rPr>
+    </w:lvl>
+    <w:lvl w:ilvl="6" w:tentative="1">
+      <w:start w:val="1"/>
+      <w:numFmt w:val="bullet"/>
+      <w:lvlText w:val=""/>
+      <w:lvlJc w:val="left"/>
+      <w:pPr>
+        <w:tabs>
+          <w:tab w:val="num" w:pos="5040"/>
+        </w:tabs>
+        <w:ind w:left="5040" w:hanging="360"/>
+      </w:pPr>
+      <w:rPr>
+        <w:rFonts w:ascii="Wingdings" w:hAnsi="Wingdings" w:hint="default"/>
+        <w:sz w:val="20"/>
+      </w:rPr>
+    </w:lvl>
+    <w:lvl w:ilvl="7" w:tentative="1">
+      <w:start w:val="1"/>
+      <w:numFmt w:val="bullet"/>
+      <w:lvlText w:val=""/>
+      <w:lvlJc w:val="left"/>
+      <w:pPr>
+        <w:tabs>
+          <w:tab w:val="num" w:pos="5760"/>
+        </w:tabs>
+        <w:ind w:left="5760" w:hanging="360"/>
+      </w:pPr>
+      <w:rPr>
+        <w:rFonts w:ascii="Wingdings" w:hAnsi="Wingdings" w:hint="default"/>
+        <w:sz w:val="20"/>
+      </w:rPr>
+    </w:lvl>
+    <w:lvl w:ilvl="8" w:tentative="1">
+      <w:start w:val="1"/>
+      <w:numFmt w:val="bullet"/>
+      <w:lvlText w:val=""/>
+      <w:lvlJc w:val="left"/>
+      <w:pPr>
+        <w:tabs>
+          <w:tab w:val="num" w:pos="6480"/>
+        </w:tabs>
+        <w:ind w:left="6480" w:hanging="360"/>
+      </w:pPr>
+      <w:rPr>
+        <w:rFonts w:ascii="Wingdings" w:hAnsi="Wingdings" w:hint="default"/>
+        <w:sz w:val="20"/>
+      </w:rPr>
+    </w:lvl>
+  </w:abstractNum>
+  <w:abstractNum w:abstractNumId="14" w15:restartNumberingAfterBreak="0">
+    <w:nsid w:val="4E782654"/>
+    <w:multiLevelType w:val="multilevel"/>
+    <w:tmpl w:val="4322ED32"/>
+    <w:lvl w:ilvl="0">
+      <w:start w:val="1"/>
+      <w:numFmt w:val="bullet"/>
+      <w:lvlText w:val=""/>
+      <w:lvlJc w:val="left"/>
+      <w:pPr>
+        <w:tabs>
+          <w:tab w:val="num" w:pos="720"/>
+        </w:tabs>
+        <w:ind w:left="720" w:hanging="360"/>
+      </w:pPr>
+      <w:rPr>
+        <w:rFonts w:ascii="Symbol" w:hAnsi="Symbol" w:hint="default"/>
+        <w:sz w:val="20"/>
+      </w:rPr>
+    </w:lvl>
     <w:lvl w:ilvl="1" w:tentative="1">
       <w:start w:val="1"/>
       <w:numFmt w:val="bullet"/>
@@ -3643,48 +4105,1420 @@
       </w:rPr>
     </w:lvl>
   </w:abstractNum>
-  <w:num w:numId="1" w16cid:durableId="1396733141">
+  <w:abstractNum w:abstractNumId="15" w15:restartNumberingAfterBreak="0">
+    <w:nsid w:val="50004EC9"/>
+    <w:multiLevelType w:val="multilevel"/>
+    <w:tmpl w:val="8186629E"/>
+    <w:lvl w:ilvl="0">
+      <w:start w:val="1"/>
+      <w:numFmt w:val="bullet"/>
+      <w:lvlText w:val=""/>
+      <w:lvlJc w:val="left"/>
+      <w:pPr>
+        <w:tabs>
+          <w:tab w:val="num" w:pos="720"/>
+        </w:tabs>
+        <w:ind w:left="720" w:hanging="360"/>
+      </w:pPr>
+      <w:rPr>
+        <w:rFonts w:ascii="Symbol" w:hAnsi="Symbol" w:hint="default"/>
+        <w:sz w:val="20"/>
+      </w:rPr>
+    </w:lvl>
+    <w:lvl w:ilvl="1" w:tentative="1">
+      <w:start w:val="1"/>
+      <w:numFmt w:val="bullet"/>
+      <w:lvlText w:val="o"/>
+      <w:lvlJc w:val="left"/>
+      <w:pPr>
+        <w:tabs>
+          <w:tab w:val="num" w:pos="1440"/>
+        </w:tabs>
+        <w:ind w:left="1440" w:hanging="360"/>
+      </w:pPr>
+      <w:rPr>
+        <w:rFonts w:ascii="Courier New" w:hAnsi="Courier New" w:hint="default"/>
+        <w:sz w:val="20"/>
+      </w:rPr>
+    </w:lvl>
+    <w:lvl w:ilvl="2" w:tentative="1">
+      <w:start w:val="1"/>
+      <w:numFmt w:val="bullet"/>
+      <w:lvlText w:val=""/>
+      <w:lvlJc w:val="left"/>
+      <w:pPr>
+        <w:tabs>
+          <w:tab w:val="num" w:pos="2160"/>
+        </w:tabs>
+        <w:ind w:left="2160" w:hanging="360"/>
+      </w:pPr>
+      <w:rPr>
+        <w:rFonts w:ascii="Wingdings" w:hAnsi="Wingdings" w:hint="default"/>
+        <w:sz w:val="20"/>
+      </w:rPr>
+    </w:lvl>
+    <w:lvl w:ilvl="3" w:tentative="1">
+      <w:start w:val="1"/>
+      <w:numFmt w:val="bullet"/>
+      <w:lvlText w:val=""/>
+      <w:lvlJc w:val="left"/>
+      <w:pPr>
+        <w:tabs>
+          <w:tab w:val="num" w:pos="2880"/>
+        </w:tabs>
+        <w:ind w:left="2880" w:hanging="360"/>
+      </w:pPr>
+      <w:rPr>
+        <w:rFonts w:ascii="Wingdings" w:hAnsi="Wingdings" w:hint="default"/>
+        <w:sz w:val="20"/>
+      </w:rPr>
+    </w:lvl>
+    <w:lvl w:ilvl="4" w:tentative="1">
+      <w:start w:val="1"/>
+      <w:numFmt w:val="bullet"/>
+      <w:lvlText w:val=""/>
+      <w:lvlJc w:val="left"/>
+      <w:pPr>
+        <w:tabs>
+          <w:tab w:val="num" w:pos="3600"/>
+        </w:tabs>
+        <w:ind w:left="3600" w:hanging="360"/>
+      </w:pPr>
+      <w:rPr>
+        <w:rFonts w:ascii="Wingdings" w:hAnsi="Wingdings" w:hint="default"/>
+        <w:sz w:val="20"/>
+      </w:rPr>
+    </w:lvl>
+    <w:lvl w:ilvl="5" w:tentative="1">
+      <w:start w:val="1"/>
+      <w:numFmt w:val="bullet"/>
+      <w:lvlText w:val=""/>
+      <w:lvlJc w:val="left"/>
+      <w:pPr>
+        <w:tabs>
+          <w:tab w:val="num" w:pos="4320"/>
+        </w:tabs>
+        <w:ind w:left="4320" w:hanging="360"/>
+      </w:pPr>
+      <w:rPr>
+        <w:rFonts w:ascii="Wingdings" w:hAnsi="Wingdings" w:hint="default"/>
+        <w:sz w:val="20"/>
+      </w:rPr>
+    </w:lvl>
+    <w:lvl w:ilvl="6" w:tentative="1">
+      <w:start w:val="1"/>
+      <w:numFmt w:val="bullet"/>
+      <w:lvlText w:val=""/>
+      <w:lvlJc w:val="left"/>
+      <w:pPr>
+        <w:tabs>
+          <w:tab w:val="num" w:pos="5040"/>
+        </w:tabs>
+        <w:ind w:left="5040" w:hanging="360"/>
+      </w:pPr>
+      <w:rPr>
+        <w:rFonts w:ascii="Wingdings" w:hAnsi="Wingdings" w:hint="default"/>
+        <w:sz w:val="20"/>
+      </w:rPr>
+    </w:lvl>
+    <w:lvl w:ilvl="7" w:tentative="1">
+      <w:start w:val="1"/>
+      <w:numFmt w:val="bullet"/>
+      <w:lvlText w:val=""/>
+      <w:lvlJc w:val="left"/>
+      <w:pPr>
+        <w:tabs>
+          <w:tab w:val="num" w:pos="5760"/>
+        </w:tabs>
+        <w:ind w:left="5760" w:hanging="360"/>
+      </w:pPr>
+      <w:rPr>
+        <w:rFonts w:ascii="Wingdings" w:hAnsi="Wingdings" w:hint="default"/>
+        <w:sz w:val="20"/>
+      </w:rPr>
+    </w:lvl>
+    <w:lvl w:ilvl="8" w:tentative="1">
+      <w:start w:val="1"/>
+      <w:numFmt w:val="bullet"/>
+      <w:lvlText w:val=""/>
+      <w:lvlJc w:val="left"/>
+      <w:pPr>
+        <w:tabs>
+          <w:tab w:val="num" w:pos="6480"/>
+        </w:tabs>
+        <w:ind w:left="6480" w:hanging="360"/>
+      </w:pPr>
+      <w:rPr>
+        <w:rFonts w:ascii="Wingdings" w:hAnsi="Wingdings" w:hint="default"/>
+        <w:sz w:val="20"/>
+      </w:rPr>
+    </w:lvl>
+  </w:abstractNum>
+  <w:abstractNum w:abstractNumId="16" w15:restartNumberingAfterBreak="0">
+    <w:nsid w:val="5556062D"/>
+    <w:multiLevelType w:val="multilevel"/>
+    <w:tmpl w:val="2AEE2FCE"/>
+    <w:lvl w:ilvl="0">
+      <w:start w:val="1"/>
+      <w:numFmt w:val="bullet"/>
+      <w:lvlText w:val=""/>
+      <w:lvlJc w:val="left"/>
+      <w:pPr>
+        <w:tabs>
+          <w:tab w:val="num" w:pos="720"/>
+        </w:tabs>
+        <w:ind w:left="720" w:hanging="360"/>
+      </w:pPr>
+      <w:rPr>
+        <w:rFonts w:ascii="Symbol" w:hAnsi="Symbol" w:hint="default"/>
+        <w:sz w:val="20"/>
+      </w:rPr>
+    </w:lvl>
+    <w:lvl w:ilvl="1" w:tentative="1">
+      <w:start w:val="1"/>
+      <w:numFmt w:val="bullet"/>
+      <w:lvlText w:val="o"/>
+      <w:lvlJc w:val="left"/>
+      <w:pPr>
+        <w:tabs>
+          <w:tab w:val="num" w:pos="1440"/>
+        </w:tabs>
+        <w:ind w:left="1440" w:hanging="360"/>
+      </w:pPr>
+      <w:rPr>
+        <w:rFonts w:ascii="Courier New" w:hAnsi="Courier New" w:hint="default"/>
+        <w:sz w:val="20"/>
+      </w:rPr>
+    </w:lvl>
+    <w:lvl w:ilvl="2" w:tentative="1">
+      <w:start w:val="1"/>
+      <w:numFmt w:val="bullet"/>
+      <w:lvlText w:val=""/>
+      <w:lvlJc w:val="left"/>
+      <w:pPr>
+        <w:tabs>
+          <w:tab w:val="num" w:pos="2160"/>
+        </w:tabs>
+        <w:ind w:left="2160" w:hanging="360"/>
+      </w:pPr>
+      <w:rPr>
+        <w:rFonts w:ascii="Wingdings" w:hAnsi="Wingdings" w:hint="default"/>
+        <w:sz w:val="20"/>
+      </w:rPr>
+    </w:lvl>
+    <w:lvl w:ilvl="3" w:tentative="1">
+      <w:start w:val="1"/>
+      <w:numFmt w:val="bullet"/>
+      <w:lvlText w:val=""/>
+      <w:lvlJc w:val="left"/>
+      <w:pPr>
+        <w:tabs>
+          <w:tab w:val="num" w:pos="2880"/>
+        </w:tabs>
+        <w:ind w:left="2880" w:hanging="360"/>
+      </w:pPr>
+      <w:rPr>
+        <w:rFonts w:ascii="Wingdings" w:hAnsi="Wingdings" w:hint="default"/>
+        <w:sz w:val="20"/>
+      </w:rPr>
+    </w:lvl>
+    <w:lvl w:ilvl="4" w:tentative="1">
+      <w:start w:val="1"/>
+      <w:numFmt w:val="bullet"/>
+      <w:lvlText w:val=""/>
+      <w:lvlJc w:val="left"/>
+      <w:pPr>
+        <w:tabs>
+          <w:tab w:val="num" w:pos="3600"/>
+        </w:tabs>
+        <w:ind w:left="3600" w:hanging="360"/>
+      </w:pPr>
+      <w:rPr>
+        <w:rFonts w:ascii="Wingdings" w:hAnsi="Wingdings" w:hint="default"/>
+        <w:sz w:val="20"/>
+      </w:rPr>
+    </w:lvl>
+    <w:lvl w:ilvl="5" w:tentative="1">
+      <w:start w:val="1"/>
+      <w:numFmt w:val="bullet"/>
+      <w:lvlText w:val=""/>
+      <w:lvlJc w:val="left"/>
+      <w:pPr>
+        <w:tabs>
+          <w:tab w:val="num" w:pos="4320"/>
+        </w:tabs>
+        <w:ind w:left="4320" w:hanging="360"/>
+      </w:pPr>
+      <w:rPr>
+        <w:rFonts w:ascii="Wingdings" w:hAnsi="Wingdings" w:hint="default"/>
+        <w:sz w:val="20"/>
+      </w:rPr>
+    </w:lvl>
+    <w:lvl w:ilvl="6" w:tentative="1">
+      <w:start w:val="1"/>
+      <w:numFmt w:val="bullet"/>
+      <w:lvlText w:val=""/>
+      <w:lvlJc w:val="left"/>
+      <w:pPr>
+        <w:tabs>
+          <w:tab w:val="num" w:pos="5040"/>
+        </w:tabs>
+        <w:ind w:left="5040" w:hanging="360"/>
+      </w:pPr>
+      <w:rPr>
+        <w:rFonts w:ascii="Wingdings" w:hAnsi="Wingdings" w:hint="default"/>
+        <w:sz w:val="20"/>
+      </w:rPr>
+    </w:lvl>
+    <w:lvl w:ilvl="7" w:tentative="1">
+      <w:start w:val="1"/>
+      <w:numFmt w:val="bullet"/>
+      <w:lvlText w:val=""/>
+      <w:lvlJc w:val="left"/>
+      <w:pPr>
+        <w:tabs>
+          <w:tab w:val="num" w:pos="5760"/>
+        </w:tabs>
+        <w:ind w:left="5760" w:hanging="360"/>
+      </w:pPr>
+      <w:rPr>
+        <w:rFonts w:ascii="Wingdings" w:hAnsi="Wingdings" w:hint="default"/>
+        <w:sz w:val="20"/>
+      </w:rPr>
+    </w:lvl>
+    <w:lvl w:ilvl="8" w:tentative="1">
+      <w:start w:val="1"/>
+      <w:numFmt w:val="bullet"/>
+      <w:lvlText w:val=""/>
+      <w:lvlJc w:val="left"/>
+      <w:pPr>
+        <w:tabs>
+          <w:tab w:val="num" w:pos="6480"/>
+        </w:tabs>
+        <w:ind w:left="6480" w:hanging="360"/>
+      </w:pPr>
+      <w:rPr>
+        <w:rFonts w:ascii="Wingdings" w:hAnsi="Wingdings" w:hint="default"/>
+        <w:sz w:val="20"/>
+      </w:rPr>
+    </w:lvl>
+  </w:abstractNum>
+  <w:abstractNum w:abstractNumId="17" w15:restartNumberingAfterBreak="0">
+    <w:nsid w:val="57BF135B"/>
+    <w:multiLevelType w:val="multilevel"/>
+    <w:tmpl w:val="9E42CA88"/>
+    <w:lvl w:ilvl="0">
+      <w:start w:val="1"/>
+      <w:numFmt w:val="bullet"/>
+      <w:lvlText w:val=""/>
+      <w:lvlJc w:val="left"/>
+      <w:pPr>
+        <w:tabs>
+          <w:tab w:val="num" w:pos="720"/>
+        </w:tabs>
+        <w:ind w:left="720" w:hanging="360"/>
+      </w:pPr>
+      <w:rPr>
+        <w:rFonts w:ascii="Symbol" w:hAnsi="Symbol" w:hint="default"/>
+        <w:sz w:val="20"/>
+      </w:rPr>
+    </w:lvl>
+    <w:lvl w:ilvl="1">
+      <w:start w:val="1"/>
+      <w:numFmt w:val="bullet"/>
+      <w:lvlText w:val="o"/>
+      <w:lvlJc w:val="left"/>
+      <w:pPr>
+        <w:tabs>
+          <w:tab w:val="num" w:pos="1440"/>
+        </w:tabs>
+        <w:ind w:left="1440" w:hanging="360"/>
+      </w:pPr>
+      <w:rPr>
+        <w:rFonts w:ascii="Courier New" w:hAnsi="Courier New" w:hint="default"/>
+        <w:sz w:val="20"/>
+      </w:rPr>
+    </w:lvl>
+    <w:lvl w:ilvl="2" w:tentative="1">
+      <w:start w:val="1"/>
+      <w:numFmt w:val="bullet"/>
+      <w:lvlText w:val=""/>
+      <w:lvlJc w:val="left"/>
+      <w:pPr>
+        <w:tabs>
+          <w:tab w:val="num" w:pos="2160"/>
+        </w:tabs>
+        <w:ind w:left="2160" w:hanging="360"/>
+      </w:pPr>
+      <w:rPr>
+        <w:rFonts w:ascii="Wingdings" w:hAnsi="Wingdings" w:hint="default"/>
+        <w:sz w:val="20"/>
+      </w:rPr>
+    </w:lvl>
+    <w:lvl w:ilvl="3" w:tentative="1">
+      <w:start w:val="1"/>
+      <w:numFmt w:val="bullet"/>
+      <w:lvlText w:val=""/>
+      <w:lvlJc w:val="left"/>
+      <w:pPr>
+        <w:tabs>
+          <w:tab w:val="num" w:pos="2880"/>
+        </w:tabs>
+        <w:ind w:left="2880" w:hanging="360"/>
+      </w:pPr>
+      <w:rPr>
+        <w:rFonts w:ascii="Wingdings" w:hAnsi="Wingdings" w:hint="default"/>
+        <w:sz w:val="20"/>
+      </w:rPr>
+    </w:lvl>
+    <w:lvl w:ilvl="4" w:tentative="1">
+      <w:start w:val="1"/>
+      <w:numFmt w:val="bullet"/>
+      <w:lvlText w:val=""/>
+      <w:lvlJc w:val="left"/>
+      <w:pPr>
+        <w:tabs>
+          <w:tab w:val="num" w:pos="3600"/>
+        </w:tabs>
+        <w:ind w:left="3600" w:hanging="360"/>
+      </w:pPr>
+      <w:rPr>
+        <w:rFonts w:ascii="Wingdings" w:hAnsi="Wingdings" w:hint="default"/>
+        <w:sz w:val="20"/>
+      </w:rPr>
+    </w:lvl>
+    <w:lvl w:ilvl="5" w:tentative="1">
+      <w:start w:val="1"/>
+      <w:numFmt w:val="bullet"/>
+      <w:lvlText w:val=""/>
+      <w:lvlJc w:val="left"/>
+      <w:pPr>
+        <w:tabs>
+          <w:tab w:val="num" w:pos="4320"/>
+        </w:tabs>
+        <w:ind w:left="4320" w:hanging="360"/>
+      </w:pPr>
+      <w:rPr>
+        <w:rFonts w:ascii="Wingdings" w:hAnsi="Wingdings" w:hint="default"/>
+        <w:sz w:val="20"/>
+      </w:rPr>
+    </w:lvl>
+    <w:lvl w:ilvl="6" w:tentative="1">
+      <w:start w:val="1"/>
+      <w:numFmt w:val="bullet"/>
+      <w:lvlText w:val=""/>
+      <w:lvlJc w:val="left"/>
+      <w:pPr>
+        <w:tabs>
+          <w:tab w:val="num" w:pos="5040"/>
+        </w:tabs>
+        <w:ind w:left="5040" w:hanging="360"/>
+      </w:pPr>
+      <w:rPr>
+        <w:rFonts w:ascii="Wingdings" w:hAnsi="Wingdings" w:hint="default"/>
+        <w:sz w:val="20"/>
+      </w:rPr>
+    </w:lvl>
+    <w:lvl w:ilvl="7" w:tentative="1">
+      <w:start w:val="1"/>
+      <w:numFmt w:val="bullet"/>
+      <w:lvlText w:val=""/>
+      <w:lvlJc w:val="left"/>
+      <w:pPr>
+        <w:tabs>
+          <w:tab w:val="num" w:pos="5760"/>
+        </w:tabs>
+        <w:ind w:left="5760" w:hanging="360"/>
+      </w:pPr>
+      <w:rPr>
+        <w:rFonts w:ascii="Wingdings" w:hAnsi="Wingdings" w:hint="default"/>
+        <w:sz w:val="20"/>
+      </w:rPr>
+    </w:lvl>
+    <w:lvl w:ilvl="8" w:tentative="1">
+      <w:start w:val="1"/>
+      <w:numFmt w:val="bullet"/>
+      <w:lvlText w:val=""/>
+      <w:lvlJc w:val="left"/>
+      <w:pPr>
+        <w:tabs>
+          <w:tab w:val="num" w:pos="6480"/>
+        </w:tabs>
+        <w:ind w:left="6480" w:hanging="360"/>
+      </w:pPr>
+      <w:rPr>
+        <w:rFonts w:ascii="Wingdings" w:hAnsi="Wingdings" w:hint="default"/>
+        <w:sz w:val="20"/>
+      </w:rPr>
+    </w:lvl>
+  </w:abstractNum>
+  <w:abstractNum w:abstractNumId="18" w15:restartNumberingAfterBreak="0">
+    <w:nsid w:val="5A640A80"/>
+    <w:multiLevelType w:val="multilevel"/>
+    <w:tmpl w:val="DF9CF802"/>
+    <w:lvl w:ilvl="0">
+      <w:start w:val="1"/>
+      <w:numFmt w:val="bullet"/>
+      <w:lvlText w:val=""/>
+      <w:lvlJc w:val="left"/>
+      <w:pPr>
+        <w:tabs>
+          <w:tab w:val="num" w:pos="720"/>
+        </w:tabs>
+        <w:ind w:left="720" w:hanging="360"/>
+      </w:pPr>
+      <w:rPr>
+        <w:rFonts w:ascii="Symbol" w:hAnsi="Symbol" w:hint="default"/>
+        <w:sz w:val="20"/>
+      </w:rPr>
+    </w:lvl>
+    <w:lvl w:ilvl="1">
+      <w:start w:val="1"/>
+      <w:numFmt w:val="bullet"/>
+      <w:lvlText w:val="o"/>
+      <w:lvlJc w:val="left"/>
+      <w:pPr>
+        <w:tabs>
+          <w:tab w:val="num" w:pos="1440"/>
+        </w:tabs>
+        <w:ind w:left="1440" w:hanging="360"/>
+      </w:pPr>
+      <w:rPr>
+        <w:rFonts w:ascii="Courier New" w:hAnsi="Courier New" w:hint="default"/>
+        <w:sz w:val="20"/>
+      </w:rPr>
+    </w:lvl>
+    <w:lvl w:ilvl="2" w:tentative="1">
+      <w:start w:val="1"/>
+      <w:numFmt w:val="bullet"/>
+      <w:lvlText w:val=""/>
+      <w:lvlJc w:val="left"/>
+      <w:pPr>
+        <w:tabs>
+          <w:tab w:val="num" w:pos="2160"/>
+        </w:tabs>
+        <w:ind w:left="2160" w:hanging="360"/>
+      </w:pPr>
+      <w:rPr>
+        <w:rFonts w:ascii="Wingdings" w:hAnsi="Wingdings" w:hint="default"/>
+        <w:sz w:val="20"/>
+      </w:rPr>
+    </w:lvl>
+    <w:lvl w:ilvl="3" w:tentative="1">
+      <w:start w:val="1"/>
+      <w:numFmt w:val="bullet"/>
+      <w:lvlText w:val=""/>
+      <w:lvlJc w:val="left"/>
+      <w:pPr>
+        <w:tabs>
+          <w:tab w:val="num" w:pos="2880"/>
+        </w:tabs>
+        <w:ind w:left="2880" w:hanging="360"/>
+      </w:pPr>
+      <w:rPr>
+        <w:rFonts w:ascii="Wingdings" w:hAnsi="Wingdings" w:hint="default"/>
+        <w:sz w:val="20"/>
+      </w:rPr>
+    </w:lvl>
+    <w:lvl w:ilvl="4" w:tentative="1">
+      <w:start w:val="1"/>
+      <w:numFmt w:val="bullet"/>
+      <w:lvlText w:val=""/>
+      <w:lvlJc w:val="left"/>
+      <w:pPr>
+        <w:tabs>
+          <w:tab w:val="num" w:pos="3600"/>
+        </w:tabs>
+        <w:ind w:left="3600" w:hanging="360"/>
+      </w:pPr>
+      <w:rPr>
+        <w:rFonts w:ascii="Wingdings" w:hAnsi="Wingdings" w:hint="default"/>
+        <w:sz w:val="20"/>
+      </w:rPr>
+    </w:lvl>
+    <w:lvl w:ilvl="5" w:tentative="1">
+      <w:start w:val="1"/>
+      <w:numFmt w:val="bullet"/>
+      <w:lvlText w:val=""/>
+      <w:lvlJc w:val="left"/>
+      <w:pPr>
+        <w:tabs>
+          <w:tab w:val="num" w:pos="4320"/>
+        </w:tabs>
+        <w:ind w:left="4320" w:hanging="360"/>
+      </w:pPr>
+      <w:rPr>
+        <w:rFonts w:ascii="Wingdings" w:hAnsi="Wingdings" w:hint="default"/>
+        <w:sz w:val="20"/>
+      </w:rPr>
+    </w:lvl>
+    <w:lvl w:ilvl="6" w:tentative="1">
+      <w:start w:val="1"/>
+      <w:numFmt w:val="bullet"/>
+      <w:lvlText w:val=""/>
+      <w:lvlJc w:val="left"/>
+      <w:pPr>
+        <w:tabs>
+          <w:tab w:val="num" w:pos="5040"/>
+        </w:tabs>
+        <w:ind w:left="5040" w:hanging="360"/>
+      </w:pPr>
+      <w:rPr>
+        <w:rFonts w:ascii="Wingdings" w:hAnsi="Wingdings" w:hint="default"/>
+        <w:sz w:val="20"/>
+      </w:rPr>
+    </w:lvl>
+    <w:lvl w:ilvl="7" w:tentative="1">
+      <w:start w:val="1"/>
+      <w:numFmt w:val="bullet"/>
+      <w:lvlText w:val=""/>
+      <w:lvlJc w:val="left"/>
+      <w:pPr>
+        <w:tabs>
+          <w:tab w:val="num" w:pos="5760"/>
+        </w:tabs>
+        <w:ind w:left="5760" w:hanging="360"/>
+      </w:pPr>
+      <w:rPr>
+        <w:rFonts w:ascii="Wingdings" w:hAnsi="Wingdings" w:hint="default"/>
+        <w:sz w:val="20"/>
+      </w:rPr>
+    </w:lvl>
+    <w:lvl w:ilvl="8" w:tentative="1">
+      <w:start w:val="1"/>
+      <w:numFmt w:val="bullet"/>
+      <w:lvlText w:val=""/>
+      <w:lvlJc w:val="left"/>
+      <w:pPr>
+        <w:tabs>
+          <w:tab w:val="num" w:pos="6480"/>
+        </w:tabs>
+        <w:ind w:left="6480" w:hanging="360"/>
+      </w:pPr>
+      <w:rPr>
+        <w:rFonts w:ascii="Wingdings" w:hAnsi="Wingdings" w:hint="default"/>
+        <w:sz w:val="20"/>
+      </w:rPr>
+    </w:lvl>
+  </w:abstractNum>
+  <w:abstractNum w:abstractNumId="19" w15:restartNumberingAfterBreak="0">
+    <w:nsid w:val="65BE7681"/>
+    <w:multiLevelType w:val="multilevel"/>
+    <w:tmpl w:val="25860A14"/>
+    <w:lvl w:ilvl="0">
+      <w:start w:val="1"/>
+      <w:numFmt w:val="bullet"/>
+      <w:lvlText w:val=""/>
+      <w:lvlJc w:val="left"/>
+      <w:pPr>
+        <w:tabs>
+          <w:tab w:val="num" w:pos="720"/>
+        </w:tabs>
+        <w:ind w:left="720" w:hanging="360"/>
+      </w:pPr>
+      <w:rPr>
+        <w:rFonts w:ascii="Symbol" w:hAnsi="Symbol" w:hint="default"/>
+        <w:sz w:val="20"/>
+      </w:rPr>
+    </w:lvl>
+    <w:lvl w:ilvl="1">
+      <w:start w:val="1"/>
+      <w:numFmt w:val="bullet"/>
+      <w:lvlText w:val="o"/>
+      <w:lvlJc w:val="left"/>
+      <w:pPr>
+        <w:tabs>
+          <w:tab w:val="num" w:pos="1440"/>
+        </w:tabs>
+        <w:ind w:left="1440" w:hanging="360"/>
+      </w:pPr>
+      <w:rPr>
+        <w:rFonts w:ascii="Courier New" w:hAnsi="Courier New" w:hint="default"/>
+        <w:sz w:val="20"/>
+      </w:rPr>
+    </w:lvl>
+    <w:lvl w:ilvl="2" w:tentative="1">
+      <w:start w:val="1"/>
+      <w:numFmt w:val="bullet"/>
+      <w:lvlText w:val=""/>
+      <w:lvlJc w:val="left"/>
+      <w:pPr>
+        <w:tabs>
+          <w:tab w:val="num" w:pos="2160"/>
+        </w:tabs>
+        <w:ind w:left="2160" w:hanging="360"/>
+      </w:pPr>
+      <w:rPr>
+        <w:rFonts w:ascii="Wingdings" w:hAnsi="Wingdings" w:hint="default"/>
+        <w:sz w:val="20"/>
+      </w:rPr>
+    </w:lvl>
+    <w:lvl w:ilvl="3" w:tentative="1">
+      <w:start w:val="1"/>
+      <w:numFmt w:val="bullet"/>
+      <w:lvlText w:val=""/>
+      <w:lvlJc w:val="left"/>
+      <w:pPr>
+        <w:tabs>
+          <w:tab w:val="num" w:pos="2880"/>
+        </w:tabs>
+        <w:ind w:left="2880" w:hanging="360"/>
+      </w:pPr>
+      <w:rPr>
+        <w:rFonts w:ascii="Wingdings" w:hAnsi="Wingdings" w:hint="default"/>
+        <w:sz w:val="20"/>
+      </w:rPr>
+    </w:lvl>
+    <w:lvl w:ilvl="4" w:tentative="1">
+      <w:start w:val="1"/>
+      <w:numFmt w:val="bullet"/>
+      <w:lvlText w:val=""/>
+      <w:lvlJc w:val="left"/>
+      <w:pPr>
+        <w:tabs>
+          <w:tab w:val="num" w:pos="3600"/>
+        </w:tabs>
+        <w:ind w:left="3600" w:hanging="360"/>
+      </w:pPr>
+      <w:rPr>
+        <w:rFonts w:ascii="Wingdings" w:hAnsi="Wingdings" w:hint="default"/>
+        <w:sz w:val="20"/>
+      </w:rPr>
+    </w:lvl>
+    <w:lvl w:ilvl="5" w:tentative="1">
+      <w:start w:val="1"/>
+      <w:numFmt w:val="bullet"/>
+      <w:lvlText w:val=""/>
+      <w:lvlJc w:val="left"/>
+      <w:pPr>
+        <w:tabs>
+          <w:tab w:val="num" w:pos="4320"/>
+        </w:tabs>
+        <w:ind w:left="4320" w:hanging="360"/>
+      </w:pPr>
+      <w:rPr>
+        <w:rFonts w:ascii="Wingdings" w:hAnsi="Wingdings" w:hint="default"/>
+        <w:sz w:val="20"/>
+      </w:rPr>
+    </w:lvl>
+    <w:lvl w:ilvl="6" w:tentative="1">
+      <w:start w:val="1"/>
+      <w:numFmt w:val="bullet"/>
+      <w:lvlText w:val=""/>
+      <w:lvlJc w:val="left"/>
+      <w:pPr>
+        <w:tabs>
+          <w:tab w:val="num" w:pos="5040"/>
+        </w:tabs>
+        <w:ind w:left="5040" w:hanging="360"/>
+      </w:pPr>
+      <w:rPr>
+        <w:rFonts w:ascii="Wingdings" w:hAnsi="Wingdings" w:hint="default"/>
+        <w:sz w:val="20"/>
+      </w:rPr>
+    </w:lvl>
+    <w:lvl w:ilvl="7" w:tentative="1">
+      <w:start w:val="1"/>
+      <w:numFmt w:val="bullet"/>
+      <w:lvlText w:val=""/>
+      <w:lvlJc w:val="left"/>
+      <w:pPr>
+        <w:tabs>
+          <w:tab w:val="num" w:pos="5760"/>
+        </w:tabs>
+        <w:ind w:left="5760" w:hanging="360"/>
+      </w:pPr>
+      <w:rPr>
+        <w:rFonts w:ascii="Wingdings" w:hAnsi="Wingdings" w:hint="default"/>
+        <w:sz w:val="20"/>
+      </w:rPr>
+    </w:lvl>
+    <w:lvl w:ilvl="8" w:tentative="1">
+      <w:start w:val="1"/>
+      <w:numFmt w:val="bullet"/>
+      <w:lvlText w:val=""/>
+      <w:lvlJc w:val="left"/>
+      <w:pPr>
+        <w:tabs>
+          <w:tab w:val="num" w:pos="6480"/>
+        </w:tabs>
+        <w:ind w:left="6480" w:hanging="360"/>
+      </w:pPr>
+      <w:rPr>
+        <w:rFonts w:ascii="Wingdings" w:hAnsi="Wingdings" w:hint="default"/>
+        <w:sz w:val="20"/>
+      </w:rPr>
+    </w:lvl>
+  </w:abstractNum>
+  <w:abstractNum w:abstractNumId="20" w15:restartNumberingAfterBreak="0">
+    <w:nsid w:val="6EB32709"/>
+    <w:multiLevelType w:val="multilevel"/>
+    <w:tmpl w:val="566CC360"/>
+    <w:lvl w:ilvl="0">
+      <w:start w:val="1"/>
+      <w:numFmt w:val="bullet"/>
+      <w:lvlText w:val=""/>
+      <w:lvlJc w:val="left"/>
+      <w:pPr>
+        <w:tabs>
+          <w:tab w:val="num" w:pos="720"/>
+        </w:tabs>
+        <w:ind w:left="720" w:hanging="360"/>
+      </w:pPr>
+      <w:rPr>
+        <w:rFonts w:ascii="Symbol" w:hAnsi="Symbol" w:hint="default"/>
+        <w:sz w:val="20"/>
+      </w:rPr>
+    </w:lvl>
+    <w:lvl w:ilvl="1" w:tentative="1">
+      <w:start w:val="1"/>
+      <w:numFmt w:val="bullet"/>
+      <w:lvlText w:val="o"/>
+      <w:lvlJc w:val="left"/>
+      <w:pPr>
+        <w:tabs>
+          <w:tab w:val="num" w:pos="1440"/>
+        </w:tabs>
+        <w:ind w:left="1440" w:hanging="360"/>
+      </w:pPr>
+      <w:rPr>
+        <w:rFonts w:ascii="Courier New" w:hAnsi="Courier New" w:hint="default"/>
+        <w:sz w:val="20"/>
+      </w:rPr>
+    </w:lvl>
+    <w:lvl w:ilvl="2" w:tentative="1">
+      <w:start w:val="1"/>
+      <w:numFmt w:val="bullet"/>
+      <w:lvlText w:val=""/>
+      <w:lvlJc w:val="left"/>
+      <w:pPr>
+        <w:tabs>
+          <w:tab w:val="num" w:pos="2160"/>
+        </w:tabs>
+        <w:ind w:left="2160" w:hanging="360"/>
+      </w:pPr>
+      <w:rPr>
+        <w:rFonts w:ascii="Wingdings" w:hAnsi="Wingdings" w:hint="default"/>
+        <w:sz w:val="20"/>
+      </w:rPr>
+    </w:lvl>
+    <w:lvl w:ilvl="3" w:tentative="1">
+      <w:start w:val="1"/>
+      <w:numFmt w:val="bullet"/>
+      <w:lvlText w:val=""/>
+      <w:lvlJc w:val="left"/>
+      <w:pPr>
+        <w:tabs>
+          <w:tab w:val="num" w:pos="2880"/>
+        </w:tabs>
+        <w:ind w:left="2880" w:hanging="360"/>
+      </w:pPr>
+      <w:rPr>
+        <w:rFonts w:ascii="Wingdings" w:hAnsi="Wingdings" w:hint="default"/>
+        <w:sz w:val="20"/>
+      </w:rPr>
+    </w:lvl>
+    <w:lvl w:ilvl="4" w:tentative="1">
+      <w:start w:val="1"/>
+      <w:numFmt w:val="bullet"/>
+      <w:lvlText w:val=""/>
+      <w:lvlJc w:val="left"/>
+      <w:pPr>
+        <w:tabs>
+          <w:tab w:val="num" w:pos="3600"/>
+        </w:tabs>
+        <w:ind w:left="3600" w:hanging="360"/>
+      </w:pPr>
+      <w:rPr>
+        <w:rFonts w:ascii="Wingdings" w:hAnsi="Wingdings" w:hint="default"/>
+        <w:sz w:val="20"/>
+      </w:rPr>
+    </w:lvl>
+    <w:lvl w:ilvl="5" w:tentative="1">
+      <w:start w:val="1"/>
+      <w:numFmt w:val="bullet"/>
+      <w:lvlText w:val=""/>
+      <w:lvlJc w:val="left"/>
+      <w:pPr>
+        <w:tabs>
+          <w:tab w:val="num" w:pos="4320"/>
+        </w:tabs>
+        <w:ind w:left="4320" w:hanging="360"/>
+      </w:pPr>
+      <w:rPr>
+        <w:rFonts w:ascii="Wingdings" w:hAnsi="Wingdings" w:hint="default"/>
+        <w:sz w:val="20"/>
+      </w:rPr>
+    </w:lvl>
+    <w:lvl w:ilvl="6" w:tentative="1">
+      <w:start w:val="1"/>
+      <w:numFmt w:val="bullet"/>
+      <w:lvlText w:val=""/>
+      <w:lvlJc w:val="left"/>
+      <w:pPr>
+        <w:tabs>
+          <w:tab w:val="num" w:pos="5040"/>
+        </w:tabs>
+        <w:ind w:left="5040" w:hanging="360"/>
+      </w:pPr>
+      <w:rPr>
+        <w:rFonts w:ascii="Wingdings" w:hAnsi="Wingdings" w:hint="default"/>
+        <w:sz w:val="20"/>
+      </w:rPr>
+    </w:lvl>
+    <w:lvl w:ilvl="7" w:tentative="1">
+      <w:start w:val="1"/>
+      <w:numFmt w:val="bullet"/>
+      <w:lvlText w:val=""/>
+      <w:lvlJc w:val="left"/>
+      <w:pPr>
+        <w:tabs>
+          <w:tab w:val="num" w:pos="5760"/>
+        </w:tabs>
+        <w:ind w:left="5760" w:hanging="360"/>
+      </w:pPr>
+      <w:rPr>
+        <w:rFonts w:ascii="Wingdings" w:hAnsi="Wingdings" w:hint="default"/>
+        <w:sz w:val="20"/>
+      </w:rPr>
+    </w:lvl>
+    <w:lvl w:ilvl="8" w:tentative="1">
+      <w:start w:val="1"/>
+      <w:numFmt w:val="bullet"/>
+      <w:lvlText w:val=""/>
+      <w:lvlJc w:val="left"/>
+      <w:pPr>
+        <w:tabs>
+          <w:tab w:val="num" w:pos="6480"/>
+        </w:tabs>
+        <w:ind w:left="6480" w:hanging="360"/>
+      </w:pPr>
+      <w:rPr>
+        <w:rFonts w:ascii="Wingdings" w:hAnsi="Wingdings" w:hint="default"/>
+        <w:sz w:val="20"/>
+      </w:rPr>
+    </w:lvl>
+  </w:abstractNum>
+  <w:abstractNum w:abstractNumId="21" w15:restartNumberingAfterBreak="0">
+    <w:nsid w:val="747E69B5"/>
+    <w:multiLevelType w:val="multilevel"/>
+    <w:tmpl w:val="2C9E25B2"/>
+    <w:lvl w:ilvl="0">
+      <w:start w:val="1"/>
+      <w:numFmt w:val="bullet"/>
+      <w:lvlText w:val=""/>
+      <w:lvlJc w:val="left"/>
+      <w:pPr>
+        <w:tabs>
+          <w:tab w:val="num" w:pos="720"/>
+        </w:tabs>
+        <w:ind w:left="720" w:hanging="360"/>
+      </w:pPr>
+      <w:rPr>
+        <w:rFonts w:ascii="Symbol" w:hAnsi="Symbol" w:hint="default"/>
+        <w:sz w:val="20"/>
+      </w:rPr>
+    </w:lvl>
+    <w:lvl w:ilvl="1" w:tentative="1">
+      <w:start w:val="1"/>
+      <w:numFmt w:val="bullet"/>
+      <w:lvlText w:val="o"/>
+      <w:lvlJc w:val="left"/>
+      <w:pPr>
+        <w:tabs>
+          <w:tab w:val="num" w:pos="1440"/>
+        </w:tabs>
+        <w:ind w:left="1440" w:hanging="360"/>
+      </w:pPr>
+      <w:rPr>
+        <w:rFonts w:ascii="Courier New" w:hAnsi="Courier New" w:hint="default"/>
+        <w:sz w:val="20"/>
+      </w:rPr>
+    </w:lvl>
+    <w:lvl w:ilvl="2" w:tentative="1">
+      <w:start w:val="1"/>
+      <w:numFmt w:val="bullet"/>
+      <w:lvlText w:val=""/>
+      <w:lvlJc w:val="left"/>
+      <w:pPr>
+        <w:tabs>
+          <w:tab w:val="num" w:pos="2160"/>
+        </w:tabs>
+        <w:ind w:left="2160" w:hanging="360"/>
+      </w:pPr>
+      <w:rPr>
+        <w:rFonts w:ascii="Wingdings" w:hAnsi="Wingdings" w:hint="default"/>
+        <w:sz w:val="20"/>
+      </w:rPr>
+    </w:lvl>
+    <w:lvl w:ilvl="3" w:tentative="1">
+      <w:start w:val="1"/>
+      <w:numFmt w:val="bullet"/>
+      <w:lvlText w:val=""/>
+      <w:lvlJc w:val="left"/>
+      <w:pPr>
+        <w:tabs>
+          <w:tab w:val="num" w:pos="2880"/>
+        </w:tabs>
+        <w:ind w:left="2880" w:hanging="360"/>
+      </w:pPr>
+      <w:rPr>
+        <w:rFonts w:ascii="Wingdings" w:hAnsi="Wingdings" w:hint="default"/>
+        <w:sz w:val="20"/>
+      </w:rPr>
+    </w:lvl>
+    <w:lvl w:ilvl="4" w:tentative="1">
+      <w:start w:val="1"/>
+      <w:numFmt w:val="bullet"/>
+      <w:lvlText w:val=""/>
+      <w:lvlJc w:val="left"/>
+      <w:pPr>
+        <w:tabs>
+          <w:tab w:val="num" w:pos="3600"/>
+        </w:tabs>
+        <w:ind w:left="3600" w:hanging="360"/>
+      </w:pPr>
+      <w:rPr>
+        <w:rFonts w:ascii="Wingdings" w:hAnsi="Wingdings" w:hint="default"/>
+        <w:sz w:val="20"/>
+      </w:rPr>
+    </w:lvl>
+    <w:lvl w:ilvl="5" w:tentative="1">
+      <w:start w:val="1"/>
+      <w:numFmt w:val="bullet"/>
+      <w:lvlText w:val=""/>
+      <w:lvlJc w:val="left"/>
+      <w:pPr>
+        <w:tabs>
+          <w:tab w:val="num" w:pos="4320"/>
+        </w:tabs>
+        <w:ind w:left="4320" w:hanging="360"/>
+      </w:pPr>
+      <w:rPr>
+        <w:rFonts w:ascii="Wingdings" w:hAnsi="Wingdings" w:hint="default"/>
+        <w:sz w:val="20"/>
+      </w:rPr>
+    </w:lvl>
+    <w:lvl w:ilvl="6" w:tentative="1">
+      <w:start w:val="1"/>
+      <w:numFmt w:val="bullet"/>
+      <w:lvlText w:val=""/>
+      <w:lvlJc w:val="left"/>
+      <w:pPr>
+        <w:tabs>
+          <w:tab w:val="num" w:pos="5040"/>
+        </w:tabs>
+        <w:ind w:left="5040" w:hanging="360"/>
+      </w:pPr>
+      <w:rPr>
+        <w:rFonts w:ascii="Wingdings" w:hAnsi="Wingdings" w:hint="default"/>
+        <w:sz w:val="20"/>
+      </w:rPr>
+    </w:lvl>
+    <w:lvl w:ilvl="7" w:tentative="1">
+      <w:start w:val="1"/>
+      <w:numFmt w:val="bullet"/>
+      <w:lvlText w:val=""/>
+      <w:lvlJc w:val="left"/>
+      <w:pPr>
+        <w:tabs>
+          <w:tab w:val="num" w:pos="5760"/>
+        </w:tabs>
+        <w:ind w:left="5760" w:hanging="360"/>
+      </w:pPr>
+      <w:rPr>
+        <w:rFonts w:ascii="Wingdings" w:hAnsi="Wingdings" w:hint="default"/>
+        <w:sz w:val="20"/>
+      </w:rPr>
+    </w:lvl>
+    <w:lvl w:ilvl="8" w:tentative="1">
+      <w:start w:val="1"/>
+      <w:numFmt w:val="bullet"/>
+      <w:lvlText w:val=""/>
+      <w:lvlJc w:val="left"/>
+      <w:pPr>
+        <w:tabs>
+          <w:tab w:val="num" w:pos="6480"/>
+        </w:tabs>
+        <w:ind w:left="6480" w:hanging="360"/>
+      </w:pPr>
+      <w:rPr>
+        <w:rFonts w:ascii="Wingdings" w:hAnsi="Wingdings" w:hint="default"/>
+        <w:sz w:val="20"/>
+      </w:rPr>
+    </w:lvl>
+  </w:abstractNum>
+  <w:abstractNum w:abstractNumId="22" w15:restartNumberingAfterBreak="0">
+    <w:nsid w:val="748442B5"/>
+    <w:multiLevelType w:val="multilevel"/>
+    <w:tmpl w:val="AEEC386A"/>
+    <w:lvl w:ilvl="0">
+      <w:start w:val="1"/>
+      <w:numFmt w:val="bullet"/>
+      <w:lvlText w:val=""/>
+      <w:lvlJc w:val="left"/>
+      <w:pPr>
+        <w:tabs>
+          <w:tab w:val="num" w:pos="720"/>
+        </w:tabs>
+        <w:ind w:left="720" w:hanging="360"/>
+      </w:pPr>
+      <w:rPr>
+        <w:rFonts w:ascii="Symbol" w:hAnsi="Symbol" w:hint="default"/>
+        <w:sz w:val="20"/>
+      </w:rPr>
+    </w:lvl>
+    <w:lvl w:ilvl="1">
+      <w:start w:val="1"/>
+      <w:numFmt w:val="bullet"/>
+      <w:lvlText w:val="o"/>
+      <w:lvlJc w:val="left"/>
+      <w:pPr>
+        <w:tabs>
+          <w:tab w:val="num" w:pos="1440"/>
+        </w:tabs>
+        <w:ind w:left="1440" w:hanging="360"/>
+      </w:pPr>
+      <w:rPr>
+        <w:rFonts w:ascii="Courier New" w:hAnsi="Courier New" w:hint="default"/>
+        <w:sz w:val="20"/>
+      </w:rPr>
+    </w:lvl>
+    <w:lvl w:ilvl="2" w:tentative="1">
+      <w:start w:val="1"/>
+      <w:numFmt w:val="bullet"/>
+      <w:lvlText w:val=""/>
+      <w:lvlJc w:val="left"/>
+      <w:pPr>
+        <w:tabs>
+          <w:tab w:val="num" w:pos="2160"/>
+        </w:tabs>
+        <w:ind w:left="2160" w:hanging="360"/>
+      </w:pPr>
+      <w:rPr>
+        <w:rFonts w:ascii="Wingdings" w:hAnsi="Wingdings" w:hint="default"/>
+        <w:sz w:val="20"/>
+      </w:rPr>
+    </w:lvl>
+    <w:lvl w:ilvl="3" w:tentative="1">
+      <w:start w:val="1"/>
+      <w:numFmt w:val="bullet"/>
+      <w:lvlText w:val=""/>
+      <w:lvlJc w:val="left"/>
+      <w:pPr>
+        <w:tabs>
+          <w:tab w:val="num" w:pos="2880"/>
+        </w:tabs>
+        <w:ind w:left="2880" w:hanging="360"/>
+      </w:pPr>
+      <w:rPr>
+        <w:rFonts w:ascii="Wingdings" w:hAnsi="Wingdings" w:hint="default"/>
+        <w:sz w:val="20"/>
+      </w:rPr>
+    </w:lvl>
+    <w:lvl w:ilvl="4" w:tentative="1">
+      <w:start w:val="1"/>
+      <w:numFmt w:val="bullet"/>
+      <w:lvlText w:val=""/>
+      <w:lvlJc w:val="left"/>
+      <w:pPr>
+        <w:tabs>
+          <w:tab w:val="num" w:pos="3600"/>
+        </w:tabs>
+        <w:ind w:left="3600" w:hanging="360"/>
+      </w:pPr>
+      <w:rPr>
+        <w:rFonts w:ascii="Wingdings" w:hAnsi="Wingdings" w:hint="default"/>
+        <w:sz w:val="20"/>
+      </w:rPr>
+    </w:lvl>
+    <w:lvl w:ilvl="5" w:tentative="1">
+      <w:start w:val="1"/>
+      <w:numFmt w:val="bullet"/>
+      <w:lvlText w:val=""/>
+      <w:lvlJc w:val="left"/>
+      <w:pPr>
+        <w:tabs>
+          <w:tab w:val="num" w:pos="4320"/>
+        </w:tabs>
+        <w:ind w:left="4320" w:hanging="360"/>
+      </w:pPr>
+      <w:rPr>
+        <w:rFonts w:ascii="Wingdings" w:hAnsi="Wingdings" w:hint="default"/>
+        <w:sz w:val="20"/>
+      </w:rPr>
+    </w:lvl>
+    <w:lvl w:ilvl="6" w:tentative="1">
+      <w:start w:val="1"/>
+      <w:numFmt w:val="bullet"/>
+      <w:lvlText w:val=""/>
+      <w:lvlJc w:val="left"/>
+      <w:pPr>
+        <w:tabs>
+          <w:tab w:val="num" w:pos="5040"/>
+        </w:tabs>
+        <w:ind w:left="5040" w:hanging="360"/>
+      </w:pPr>
+      <w:rPr>
+        <w:rFonts w:ascii="Wingdings" w:hAnsi="Wingdings" w:hint="default"/>
+        <w:sz w:val="20"/>
+      </w:rPr>
+    </w:lvl>
+    <w:lvl w:ilvl="7" w:tentative="1">
+      <w:start w:val="1"/>
+      <w:numFmt w:val="bullet"/>
+      <w:lvlText w:val=""/>
+      <w:lvlJc w:val="left"/>
+      <w:pPr>
+        <w:tabs>
+          <w:tab w:val="num" w:pos="5760"/>
+        </w:tabs>
+        <w:ind w:left="5760" w:hanging="360"/>
+      </w:pPr>
+      <w:rPr>
+        <w:rFonts w:ascii="Wingdings" w:hAnsi="Wingdings" w:hint="default"/>
+        <w:sz w:val="20"/>
+      </w:rPr>
+    </w:lvl>
+    <w:lvl w:ilvl="8" w:tentative="1">
+      <w:start w:val="1"/>
+      <w:numFmt w:val="bullet"/>
+      <w:lvlText w:val=""/>
+      <w:lvlJc w:val="left"/>
+      <w:pPr>
+        <w:tabs>
+          <w:tab w:val="num" w:pos="6480"/>
+        </w:tabs>
+        <w:ind w:left="6480" w:hanging="360"/>
+      </w:pPr>
+      <w:rPr>
+        <w:rFonts w:ascii="Wingdings" w:hAnsi="Wingdings" w:hint="default"/>
+        <w:sz w:val="20"/>
+      </w:rPr>
+    </w:lvl>
+  </w:abstractNum>
+  <w:abstractNum w:abstractNumId="23" w15:restartNumberingAfterBreak="0">
+    <w:nsid w:val="78622109"/>
+    <w:multiLevelType w:val="multilevel"/>
+    <w:tmpl w:val="0D061E4E"/>
+    <w:lvl w:ilvl="0">
+      <w:start w:val="1"/>
+      <w:numFmt w:val="bullet"/>
+      <w:lvlText w:val=""/>
+      <w:lvlJc w:val="left"/>
+      <w:pPr>
+        <w:tabs>
+          <w:tab w:val="num" w:pos="720"/>
+        </w:tabs>
+        <w:ind w:left="720" w:hanging="360"/>
+      </w:pPr>
+      <w:rPr>
+        <w:rFonts w:ascii="Symbol" w:hAnsi="Symbol" w:hint="default"/>
+        <w:sz w:val="20"/>
+      </w:rPr>
+    </w:lvl>
+    <w:lvl w:ilvl="1" w:tentative="1">
+      <w:start w:val="1"/>
+      <w:numFmt w:val="bullet"/>
+      <w:lvlText w:val="o"/>
+      <w:lvlJc w:val="left"/>
+      <w:pPr>
+        <w:tabs>
+          <w:tab w:val="num" w:pos="1440"/>
+        </w:tabs>
+        <w:ind w:left="1440" w:hanging="360"/>
+      </w:pPr>
+      <w:rPr>
+        <w:rFonts w:ascii="Courier New" w:hAnsi="Courier New" w:hint="default"/>
+        <w:sz w:val="20"/>
+      </w:rPr>
+    </w:lvl>
+    <w:lvl w:ilvl="2" w:tentative="1">
+      <w:start w:val="1"/>
+      <w:numFmt w:val="bullet"/>
+      <w:lvlText w:val=""/>
+      <w:lvlJc w:val="left"/>
+      <w:pPr>
+        <w:tabs>
+          <w:tab w:val="num" w:pos="2160"/>
+        </w:tabs>
+        <w:ind w:left="2160" w:hanging="360"/>
+      </w:pPr>
+      <w:rPr>
+        <w:rFonts w:ascii="Wingdings" w:hAnsi="Wingdings" w:hint="default"/>
+        <w:sz w:val="20"/>
+      </w:rPr>
+    </w:lvl>
+    <w:lvl w:ilvl="3" w:tentative="1">
+      <w:start w:val="1"/>
+      <w:numFmt w:val="bullet"/>
+      <w:lvlText w:val=""/>
+      <w:lvlJc w:val="left"/>
+      <w:pPr>
+        <w:tabs>
+          <w:tab w:val="num" w:pos="2880"/>
+        </w:tabs>
+        <w:ind w:left="2880" w:hanging="360"/>
+      </w:pPr>
+      <w:rPr>
+        <w:rFonts w:ascii="Wingdings" w:hAnsi="Wingdings" w:hint="default"/>
+        <w:sz w:val="20"/>
+      </w:rPr>
+    </w:lvl>
+    <w:lvl w:ilvl="4" w:tentative="1">
+      <w:start w:val="1"/>
+      <w:numFmt w:val="bullet"/>
+      <w:lvlText w:val=""/>
+      <w:lvlJc w:val="left"/>
+      <w:pPr>
+        <w:tabs>
+          <w:tab w:val="num" w:pos="3600"/>
+        </w:tabs>
+        <w:ind w:left="3600" w:hanging="360"/>
+      </w:pPr>
+      <w:rPr>
+        <w:rFonts w:ascii="Wingdings" w:hAnsi="Wingdings" w:hint="default"/>
+        <w:sz w:val="20"/>
+      </w:rPr>
+    </w:lvl>
+    <w:lvl w:ilvl="5" w:tentative="1">
+      <w:start w:val="1"/>
+      <w:numFmt w:val="bullet"/>
+      <w:lvlText w:val=""/>
+      <w:lvlJc w:val="left"/>
+      <w:pPr>
+        <w:tabs>
+          <w:tab w:val="num" w:pos="4320"/>
+        </w:tabs>
+        <w:ind w:left="4320" w:hanging="360"/>
+      </w:pPr>
+      <w:rPr>
+        <w:rFonts w:ascii="Wingdings" w:hAnsi="Wingdings" w:hint="default"/>
+        <w:sz w:val="20"/>
+      </w:rPr>
+    </w:lvl>
+    <w:lvl w:ilvl="6" w:tentative="1">
+      <w:start w:val="1"/>
+      <w:numFmt w:val="bullet"/>
+      <w:lvlText w:val=""/>
+      <w:lvlJc w:val="left"/>
+      <w:pPr>
+        <w:tabs>
+          <w:tab w:val="num" w:pos="5040"/>
+        </w:tabs>
+        <w:ind w:left="5040" w:hanging="360"/>
+      </w:pPr>
+      <w:rPr>
+        <w:rFonts w:ascii="Wingdings" w:hAnsi="Wingdings" w:hint="default"/>
+        <w:sz w:val="20"/>
+      </w:rPr>
+    </w:lvl>
+    <w:lvl w:ilvl="7" w:tentative="1">
+      <w:start w:val="1"/>
+      <w:numFmt w:val="bullet"/>
+      <w:lvlText w:val=""/>
+      <w:lvlJc w:val="left"/>
+      <w:pPr>
+        <w:tabs>
+          <w:tab w:val="num" w:pos="5760"/>
+        </w:tabs>
+        <w:ind w:left="5760" w:hanging="360"/>
+      </w:pPr>
+      <w:rPr>
+        <w:rFonts w:ascii="Wingdings" w:hAnsi="Wingdings" w:hint="default"/>
+        <w:sz w:val="20"/>
+      </w:rPr>
+    </w:lvl>
+    <w:lvl w:ilvl="8" w:tentative="1">
+      <w:start w:val="1"/>
+      <w:numFmt w:val="bullet"/>
+      <w:lvlText w:val=""/>
+      <w:lvlJc w:val="left"/>
+      <w:pPr>
+        <w:tabs>
+          <w:tab w:val="num" w:pos="6480"/>
+        </w:tabs>
+        <w:ind w:left="6480" w:hanging="360"/>
+      </w:pPr>
+      <w:rPr>
+        <w:rFonts w:ascii="Wingdings" w:hAnsi="Wingdings" w:hint="default"/>
+        <w:sz w:val="20"/>
+      </w:rPr>
+    </w:lvl>
+  </w:abstractNum>
+  <w:num w:numId="1" w16cid:durableId="1859544075">
+    <w:abstractNumId w:val="5"/>
+  </w:num>
+  <w:num w:numId="2" w16cid:durableId="659164522">
+    <w:abstractNumId w:val="14"/>
+  </w:num>
+  <w:num w:numId="3" w16cid:durableId="1174690276">
+    <w:abstractNumId w:val="9"/>
+  </w:num>
+  <w:num w:numId="4" w16cid:durableId="209192005">
+    <w:abstractNumId w:val="6"/>
+  </w:num>
+  <w:num w:numId="5" w16cid:durableId="1166676190">
+    <w:abstractNumId w:val="21"/>
+  </w:num>
+  <w:num w:numId="6" w16cid:durableId="1047922513">
+    <w:abstractNumId w:val="8"/>
+  </w:num>
+  <w:num w:numId="7" w16cid:durableId="580067003">
+    <w:abstractNumId w:val="16"/>
+  </w:num>
+  <w:num w:numId="8" w16cid:durableId="593589917">
+    <w:abstractNumId w:val="2"/>
+  </w:num>
+  <w:num w:numId="9" w16cid:durableId="1034233215">
+    <w:abstractNumId w:val="11"/>
+  </w:num>
+  <w:num w:numId="10" w16cid:durableId="845948684">
+    <w:abstractNumId w:val="10"/>
+  </w:num>
+  <w:num w:numId="11" w16cid:durableId="473107582">
+    <w:abstractNumId w:val="4"/>
+  </w:num>
+  <w:num w:numId="12" w16cid:durableId="1840735363">
+    <w:abstractNumId w:val="23"/>
+  </w:num>
+  <w:num w:numId="13" w16cid:durableId="624653608">
+    <w:abstractNumId w:val="3"/>
+  </w:num>
+  <w:num w:numId="14" w16cid:durableId="1781609877">
+    <w:abstractNumId w:val="15"/>
+  </w:num>
+  <w:num w:numId="15" w16cid:durableId="609242272">
+    <w:abstractNumId w:val="17"/>
+  </w:num>
+  <w:num w:numId="16" w16cid:durableId="1844589772">
+    <w:abstractNumId w:val="19"/>
+  </w:num>
+  <w:num w:numId="17" w16cid:durableId="1302926826">
+    <w:abstractNumId w:val="7"/>
+  </w:num>
+  <w:num w:numId="18" w16cid:durableId="363755220">
+    <w:abstractNumId w:val="18"/>
+  </w:num>
+  <w:num w:numId="19" w16cid:durableId="1649170034">
+    <w:abstractNumId w:val="22"/>
+  </w:num>
+  <w:num w:numId="20" w16cid:durableId="375089310">
     <w:abstractNumId w:val="0"/>
   </w:num>
-  <w:num w:numId="2" w16cid:durableId="536478231">
-    <w:abstractNumId w:val="9"/>
+  <w:num w:numId="21" w16cid:durableId="1063061670">
+    <w:abstractNumId w:val="13"/>
   </w:num>
-  <w:num w:numId="3" w16cid:durableId="1028607093">
-    <w:abstractNumId w:val="8"/>
+  <w:num w:numId="22" w16cid:durableId="1880386847">
+    <w:abstractNumId w:val="20"/>
   </w:num>
-  <w:num w:numId="4" w16cid:durableId="250621466">
+  <w:num w:numId="23" w16cid:durableId="1438869799">
+    <w:abstractNumId w:val="1"/>
+  </w:num>
+  <w:num w:numId="24" w16cid:durableId="484249412">
     <w:abstractNumId w:val="12"/>
   </w:num>
-  <w:num w:numId="5" w16cid:durableId="118576187">
-    <w:abstractNumId w:val="11"/>
-  </w:num>
-  <w:num w:numId="6" w16cid:durableId="1391878784">
-    <w:abstractNumId w:val="3"/>
-  </w:num>
-  <w:num w:numId="7" w16cid:durableId="1335651462">
-    <w:abstractNumId w:val="1"/>
-  </w:num>
-  <w:num w:numId="8" w16cid:durableId="220137444">
-    <w:abstractNumId w:val="4"/>
-  </w:num>
-  <w:num w:numId="9" w16cid:durableId="1835484708">
-    <w:abstractNumId w:val="2"/>
-  </w:num>
-  <w:num w:numId="10" w16cid:durableId="1708678981">
-    <w:abstractNumId w:val="10"/>
-  </w:num>
-  <w:num w:numId="11" w16cid:durableId="1406143716">
-    <w:abstractNumId w:val="5"/>
-  </w:num>
-  <w:num w:numId="12" w16cid:durableId="1571572720">
-    <w:abstractNumId w:val="6"/>
-  </w:num>
-  <w:num w:numId="13" w16cid:durableId="1574509047">
-    <w:abstractNumId w:val="13"/>
-  </w:num>
-  <w:num w:numId="14" w16cid:durableId="788282845">
-    <w:abstractNumId w:val="7"/>
-  </w:num>
+  <w:numIdMacAtCleanup w:val="24"/>
 </w:numbering>
 </file>
 
